--- a/javascript/car-find-last/ספר הפרויקט Car-Find.docx
+++ b/javascript/car-find-last/ספר הפרויקט Car-Find.docx
@@ -1124,7 +1124,7 @@
     </w:p>
     <w:p>
       <w:pPr>
-        <w:pStyle w:val="1"/>
+        <w:pStyle w:val="Heading1"/>
         <w:rPr>
           <w:color w:val="auto"/>
         </w:rPr>
@@ -1438,7 +1438,7 @@
     </w:p>
     <w:p>
       <w:pPr>
-        <w:pStyle w:val="2"/>
+        <w:pStyle w:val="Heading2"/>
         <w:spacing w:after="609"/>
         <w:ind w:left="609" w:right="0"/>
         <w:jc w:val="center"/>
@@ -1702,23 +1702,7 @@
           <w:szCs w:val="24"/>
           <w:rtl/>
         </w:rPr>
-        <w:t xml:space="preserve">אני הח"מ מצהיר בזאת כי פרויקט הגמר וספר הפרויקט </w:t>
-      </w:r>
-      <w:proofErr w:type="spellStart"/>
-      <w:r>
-        <w:rPr>
-          <w:szCs w:val="24"/>
-          <w:rtl/>
-        </w:rPr>
-        <w:t>המצ"ב</w:t>
-      </w:r>
-      <w:proofErr w:type="spellEnd"/>
-      <w:r>
-        <w:rPr>
-          <w:szCs w:val="24"/>
-          <w:rtl/>
-        </w:rPr>
-        <w:t xml:space="preserve"> נעשו על ידי בלבד. </w:t>
+        <w:t xml:space="preserve">אני הח"מ מצהיר בזאת כי פרויקט הגמר וספר הפרויקט המצ"ב נעשו על ידי בלבד. </w:t>
       </w:r>
     </w:p>
     <w:p>
@@ -2317,16 +2301,11 @@
       </w:r>
       <w:r>
         <w:rPr>
-          <w:szCs w:val="24"/>
-        </w:rPr>
-        <w:t>5</w:t>
-      </w:r>
-      <w:r>
-        <w:rPr>
-          <w:szCs w:val="24"/>
-          <w:rtl/>
-        </w:rPr>
-        <w:t xml:space="preserve"> </w:t>
+          <w:rFonts w:hint="cs"/>
+          <w:szCs w:val="24"/>
+          <w:rtl/>
+        </w:rPr>
+        <w:t>3</w:t>
       </w:r>
     </w:p>
     <w:p>
@@ -2340,13 +2319,15 @@
           <w:szCs w:val="24"/>
           <w:rtl/>
         </w:rPr>
-        <w:t xml:space="preserve">מבוא__________________________________________________________                     </w:t>
-      </w:r>
-      <w:r>
-        <w:rPr>
-          <w:szCs w:val="24"/>
-        </w:rPr>
-        <w:t>6</w:t>
+        <w:t xml:space="preserve">מבוא__________________________________________________________                    </w:t>
+      </w:r>
+      <w:r>
+        <w:rPr>
+          <w:rFonts w:hint="cs"/>
+          <w:szCs w:val="24"/>
+          <w:rtl/>
+        </w:rPr>
+        <w:t>4</w:t>
       </w:r>
       <w:r>
         <w:rPr>
@@ -2372,22 +2353,11 @@
       </w:r>
       <w:r>
         <w:rPr>
-          <w:szCs w:val="24"/>
-        </w:rPr>
-        <w:t>8</w:t>
-      </w:r>
-      <w:r>
-        <w:rPr>
-          <w:szCs w:val="24"/>
-          <w:rtl/>
-        </w:rPr>
-        <w:t>-</w:t>
-      </w:r>
-      <w:r>
-        <w:rPr>
-          <w:szCs w:val="24"/>
-        </w:rPr>
-        <w:t>7</w:t>
+          <w:rFonts w:hint="cs"/>
+          <w:szCs w:val="24"/>
+          <w:rtl/>
+        </w:rPr>
+        <w:t>5-6</w:t>
       </w:r>
       <w:r>
         <w:rPr>
@@ -2411,22 +2381,19 @@
       </w:r>
       <w:r>
         <w:rPr>
-          <w:szCs w:val="24"/>
-        </w:rPr>
-        <w:t>24</w:t>
-      </w:r>
-      <w:r>
-        <w:rPr>
-          <w:szCs w:val="24"/>
-          <w:rtl/>
-        </w:rPr>
-        <w:t>-</w:t>
-      </w:r>
-      <w:r>
-        <w:rPr>
-          <w:szCs w:val="24"/>
-        </w:rPr>
-        <w:t>9</w:t>
+          <w:rFonts w:hint="cs"/>
+          <w:szCs w:val="24"/>
+          <w:rtl/>
+        </w:rPr>
+        <w:t>6-</w:t>
+      </w:r>
+      <w:r>
+        <w:rPr>
+          <w:rFonts w:hint="cs"/>
+          <w:szCs w:val="24"/>
+          <w:rtl/>
+        </w:rPr>
+        <w:t>22</w:t>
       </w:r>
       <w:r>
         <w:rPr>
@@ -2450,22 +2417,11 @@
       </w:r>
       <w:r>
         <w:rPr>
-          <w:szCs w:val="24"/>
-        </w:rPr>
-        <w:t>42</w:t>
-      </w:r>
-      <w:r>
-        <w:rPr>
-          <w:szCs w:val="24"/>
-          <w:rtl/>
-        </w:rPr>
-        <w:t>-</w:t>
-      </w:r>
-      <w:r>
-        <w:rPr>
-          <w:szCs w:val="24"/>
-        </w:rPr>
-        <w:t>25</w:t>
+          <w:rFonts w:hint="cs"/>
+          <w:szCs w:val="24"/>
+          <w:rtl/>
+        </w:rPr>
+        <w:t>10-23</w:t>
       </w:r>
       <w:r>
         <w:rPr>
@@ -2486,13 +2442,15 @@
           <w:szCs w:val="24"/>
           <w:rtl/>
         </w:rPr>
-        <w:t xml:space="preserve">כלי פיתוח__________________________________________________________              </w:t>
-      </w:r>
-      <w:r>
-        <w:rPr>
-          <w:szCs w:val="24"/>
-        </w:rPr>
-        <w:t>43</w:t>
+        <w:t xml:space="preserve">כלי פיתוח__________________________________________________________             </w:t>
+      </w:r>
+      <w:r>
+        <w:rPr>
+          <w:rFonts w:hint="cs"/>
+          <w:szCs w:val="24"/>
+          <w:rtl/>
+        </w:rPr>
+        <w:t>23</w:t>
       </w:r>
       <w:r>
         <w:rPr>
@@ -2506,6 +2464,10 @@
       <w:pPr>
         <w:spacing w:after="409"/>
         <w:ind w:left="6" w:right="1205"/>
+        <w:rPr>
+          <w:rFonts w:hint="cs"/>
+          <w:rtl/>
+        </w:rPr>
       </w:pPr>
       <w:r>
         <w:rPr>
@@ -2516,22 +2478,11 @@
       </w:r>
       <w:r>
         <w:rPr>
-          <w:szCs w:val="24"/>
-        </w:rPr>
-        <w:t>47</w:t>
-      </w:r>
-      <w:r>
-        <w:rPr>
-          <w:szCs w:val="24"/>
-          <w:rtl/>
-        </w:rPr>
-        <w:t>-</w:t>
-      </w:r>
-      <w:r>
-        <w:rPr>
-          <w:szCs w:val="24"/>
-        </w:rPr>
-        <w:t>44</w:t>
+          <w:rFonts w:hint="cs"/>
+          <w:szCs w:val="24"/>
+          <w:rtl/>
+        </w:rPr>
+        <w:t>24-27</w:t>
       </w:r>
       <w:r>
         <w:rPr>
@@ -2557,20 +2508,7 @@
         <w:rPr>
           <w:szCs w:val="24"/>
         </w:rPr>
-        <w:t>57</w:t>
-      </w:r>
-      <w:r>
-        <w:rPr>
-          <w:szCs w:val="24"/>
-          <w:rtl/>
-        </w:rPr>
-        <w:t>-</w:t>
-      </w:r>
-      <w:r>
-        <w:rPr>
-          <w:szCs w:val="24"/>
-        </w:rPr>
-        <w:t>48</w:t>
+        <w:t>27-33</w:t>
       </w:r>
       <w:r>
         <w:rPr>
@@ -2585,6 +2523,10 @@
         <w:spacing w:after="468" w:line="265" w:lineRule="auto"/>
         <w:ind w:left="612" w:hanging="10"/>
         <w:jc w:val="left"/>
+        <w:rPr>
+          <w:rFonts w:hint="cs"/>
+          <w:rtl/>
+        </w:rPr>
       </w:pPr>
       <w:r>
         <w:rPr>
@@ -2609,16 +2551,10 @@
       </w:r>
       <w:r>
         <w:rPr>
-          <w:szCs w:val="24"/>
-        </w:rPr>
-        <w:t>58</w:t>
-      </w:r>
-      <w:r>
-        <w:rPr>
-          <w:sz w:val="22"/>
-          <w:rtl/>
-        </w:rPr>
-        <w:t xml:space="preserve"> </w:t>
+          <w:rFonts w:hint="cs"/>
+          <w:rtl/>
+        </w:rPr>
+        <w:t>34</w:t>
       </w:r>
     </w:p>
     <w:p>
@@ -2653,13 +2589,7 @@
         <w:rPr>
           <w:sz w:val="22"/>
         </w:rPr>
-        <w:t>7</w:t>
-      </w:r>
-      <w:r>
-        <w:rPr>
-          <w:szCs w:val="24"/>
-        </w:rPr>
-        <w:t>1</w:t>
+        <w:t>46</w:t>
       </w:r>
       <w:r>
         <w:rPr>
@@ -3091,72 +3021,6 @@
     </w:p>
     <w:p>
       <w:pPr>
-        <w:spacing w:after="456" w:line="265" w:lineRule="auto"/>
-        <w:ind w:left="612" w:hanging="10"/>
-        <w:jc w:val="left"/>
-      </w:pPr>
-      <w:r>
-        <w:rPr>
-          <w:szCs w:val="24"/>
-          <w:rtl/>
-        </w:rPr>
-        <w:t xml:space="preserve">לסטודנטים הבאים אחרינו המבקשים ללמוד על רמת הידע שברשותם. </w:t>
-      </w:r>
-    </w:p>
-    <w:p>
-      <w:pPr>
-        <w:bidi w:val="0"/>
-        <w:spacing w:after="453" w:line="259" w:lineRule="auto"/>
-        <w:ind w:left="0" w:right="672" w:firstLine="0"/>
-      </w:pPr>
-      <w:r>
-        <w:rPr>
-          <w:rFonts w:ascii="Arial" w:eastAsia="Arial" w:hAnsi="Arial" w:cs="Arial"/>
-        </w:rPr>
-        <w:t xml:space="preserve"> </w:t>
-      </w:r>
-    </w:p>
-    <w:p>
-      <w:pPr>
-        <w:bidi w:val="0"/>
-        <w:spacing w:after="456" w:line="259" w:lineRule="auto"/>
-        <w:ind w:left="0" w:right="672" w:firstLine="0"/>
-      </w:pPr>
-      <w:r>
-        <w:rPr>
-          <w:rFonts w:ascii="Arial" w:eastAsia="Arial" w:hAnsi="Arial" w:cs="Arial"/>
-        </w:rPr>
-        <w:t xml:space="preserve"> </w:t>
-      </w:r>
-    </w:p>
-    <w:p>
-      <w:pPr>
-        <w:bidi w:val="0"/>
-        <w:spacing w:after="453" w:line="259" w:lineRule="auto"/>
-        <w:ind w:left="0" w:right="672" w:firstLine="0"/>
-      </w:pPr>
-      <w:r>
-        <w:rPr>
-          <w:rFonts w:ascii="Arial" w:eastAsia="Arial" w:hAnsi="Arial" w:cs="Arial"/>
-        </w:rPr>
-        <w:t xml:space="preserve"> </w:t>
-      </w:r>
-    </w:p>
-    <w:p>
-      <w:pPr>
-        <w:bidi w:val="0"/>
-        <w:spacing w:after="524" w:line="259" w:lineRule="auto"/>
-        <w:ind w:left="0" w:right="672" w:firstLine="0"/>
-      </w:pPr>
-      <w:r>
-        <w:rPr>
-          <w:rFonts w:ascii="Arial" w:eastAsia="Arial" w:hAnsi="Arial" w:cs="Arial"/>
-        </w:rPr>
-        <w:t xml:space="preserve"> </w:t>
-      </w:r>
-    </w:p>
-    <w:p>
-      <w:pPr>
         <w:spacing w:after="355" w:line="265" w:lineRule="auto"/>
         <w:ind w:left="618" w:hanging="10"/>
         <w:jc w:val="left"/>
@@ -3497,7 +3361,6 @@
           <w:szCs w:val="24"/>
           <w:rtl/>
         </w:rPr>
-        <w:lastRenderedPageBreak/>
         <w:t>כמו כן האתר מתעדכן ומאפשר להם תמיד להסתכל על היבטים שהם בחיים לא הסתכלו עליו בבחירת רכב וכי הוא פונה לרמת המשתמש בצורה הכי פשוטה שיש על מנת למצוא את הרכב או האופנוע המתאים לו</w:t>
       </w:r>
     </w:p>
@@ -3896,23 +3759,7 @@
           <w:szCs w:val="24"/>
           <w:rtl/>
         </w:rPr>
-        <w:t xml:space="preserve">במידה וקיים חשבון </w:t>
-      </w:r>
-      <w:proofErr w:type="spellStart"/>
-      <w:r>
-        <w:rPr>
-          <w:szCs w:val="24"/>
-          <w:rtl/>
-        </w:rPr>
-        <w:t>למשתמש,המשתמש</w:t>
-      </w:r>
-      <w:proofErr w:type="spellEnd"/>
-      <w:r>
-        <w:rPr>
-          <w:szCs w:val="24"/>
-          <w:rtl/>
-        </w:rPr>
-        <w:t xml:space="preserve"> מזין את </w:t>
+        <w:t xml:space="preserve">במידה וקיים חשבון למשתמש,המשתמש מזין את </w:t>
       </w:r>
       <w:r>
         <w:rPr>
@@ -3940,26 +3787,15 @@
           <w:szCs w:val="24"/>
           <w:rtl/>
         </w:rPr>
-        <w:lastRenderedPageBreak/>
         <w:t xml:space="preserve">במידה ומדובר במשתמש חדש, המשתמש מתחיל תהליך של יצירת חשבון, במהלכו המשתמש נדרש להזין </w:t>
       </w:r>
-      <w:proofErr w:type="spellStart"/>
       <w:r>
         <w:rPr>
           <w:rFonts w:hint="cs"/>
           <w:szCs w:val="24"/>
           <w:rtl/>
         </w:rPr>
-        <w:t>איימיל</w:t>
-      </w:r>
-      <w:proofErr w:type="spellEnd"/>
-      <w:r>
-        <w:rPr>
-          <w:rFonts w:hint="cs"/>
-          <w:szCs w:val="24"/>
-          <w:rtl/>
-        </w:rPr>
-        <w:t xml:space="preserve"> תקין</w:t>
+        <w:t>איימיל תקין</w:t>
       </w:r>
       <w:r>
         <w:rPr>
@@ -3988,15 +3824,7 @@
           <w:szCs w:val="24"/>
           <w:rtl/>
         </w:rPr>
-        <w:t xml:space="preserve">לאחר שהמשתמש נרשם למערכת, הוא נדרש להזין את </w:t>
-      </w:r>
-      <w:proofErr w:type="spellStart"/>
-      <w:r>
-        <w:rPr>
-          <w:szCs w:val="24"/>
-          <w:rtl/>
-        </w:rPr>
-        <w:t>ה</w:t>
+        <w:t>לאחר שהמשתמש נרשם למערכת, הוא נדרש להזין את ה</w:t>
       </w:r>
       <w:r>
         <w:rPr>
@@ -4004,16 +3832,7 @@
           <w:szCs w:val="24"/>
           <w:rtl/>
         </w:rPr>
-        <w:t>איימיל</w:t>
-      </w:r>
-      <w:proofErr w:type="spellEnd"/>
-      <w:r>
-        <w:rPr>
-          <w:rFonts w:hint="cs"/>
-          <w:szCs w:val="24"/>
-          <w:rtl/>
-        </w:rPr>
-        <w:t xml:space="preserve"> </w:t>
+        <w:t xml:space="preserve">איימיל </w:t>
       </w:r>
       <w:r>
         <w:rPr>
@@ -4117,6 +3936,7 @@
           <w:szCs w:val="24"/>
           <w:rtl/>
         </w:rPr>
+        <w:lastRenderedPageBreak/>
         <w:t>חיפוש הרכבים מורכב מכולו מכפתורי רדיו שמשתנים בהתאם לבחירה שלו וכי אי אפשר שיהיה שתי בחירות מה שעוזר ללקוח להיות יותר ספציפי בעת הבחירה שלו ולתת את התוצאה הכי מתאימה מכל מאגר הנתונים</w:t>
       </w:r>
     </w:p>
@@ -4313,7 +4133,6 @@
         <w:rPr>
           <w:noProof/>
         </w:rPr>
-        <w:lastRenderedPageBreak/>
         <w:drawing>
           <wp:inline distT="0" distB="0" distL="0" distR="0" wp14:anchorId="630AB707" wp14:editId="4E2DA118">
             <wp:extent cx="6884670" cy="2716530"/>
@@ -4441,6 +4260,7 @@
           <w:szCs w:val="24"/>
           <w:rtl/>
         </w:rPr>
+        <w:lastRenderedPageBreak/>
         <w:t>לקוחות</w:t>
       </w:r>
       <w:r>
@@ -4554,11 +4374,7 @@
         <w:ind w:left="10" w:right="609" w:hanging="10"/>
       </w:pPr>
       <w:r>
-        <w:t xml:space="preserve"> </w:t>
-      </w:r>
-      <w:proofErr w:type="gramStart"/>
-      <w:r>
-        <w:t>.)</w:t>
+        <w:t xml:space="preserve"> .)</w:t>
       </w:r>
       <w:r>
         <w:rPr>
@@ -4566,7 +4382,6 @@
         </w:rPr>
         <w:t>Hash</w:t>
       </w:r>
-      <w:proofErr w:type="gramEnd"/>
     </w:p>
     <w:p>
       <w:pPr>
@@ -4605,19 +4420,11 @@
         </w:rPr>
         <w:t>)</w:t>
       </w:r>
-      <w:proofErr w:type="spellStart"/>
       <w:r>
         <w:rPr>
           <w:b/>
         </w:rPr>
-        <w:t>Pkid</w:t>
-      </w:r>
-      <w:proofErr w:type="spellEnd"/>
-      <w:r>
-        <w:rPr>
-          <w:b/>
-        </w:rPr>
-        <w:t xml:space="preserve"> </w:t>
+        <w:t xml:space="preserve">Pkid </w:t>
       </w:r>
       <w:r>
         <w:rPr>
@@ -4709,14 +4516,12 @@
         </w:rPr>
         <w:t xml:space="preserve">המשתמש המייל שלו )במידה והכניס( תעודת זהות, סיסמא מוצפנת" </w:t>
       </w:r>
-      <w:proofErr w:type="spellStart"/>
       <w:r>
         <w:rPr>
           <w:b/>
         </w:rPr>
         <w:t>remember_token</w:t>
       </w:r>
-      <w:proofErr w:type="spellEnd"/>
       <w:r>
         <w:rPr>
           <w:szCs w:val="24"/>
@@ -4734,7 +4539,6 @@
           <w:szCs w:val="24"/>
           <w:rtl/>
         </w:rPr>
-        <w:lastRenderedPageBreak/>
         <w:t xml:space="preserve">יודע על קיומו, כשהמשתמש יוצר סיסמא פונקציית" </w:t>
       </w:r>
       <w:r>
@@ -4797,7 +4601,6 @@
         </w:rPr>
         <w:t xml:space="preserve"> </w:t>
       </w:r>
-      <w:proofErr w:type="gramStart"/>
       <w:r>
         <w:rPr>
           <w:rFonts w:ascii="Arial" w:eastAsia="Arial" w:hAnsi="Arial" w:cs="Arial"/>
@@ -4822,19 +4625,7 @@
           <w:u w:val="single" w:color="000000"/>
           <w:rtl/>
         </w:rPr>
-        <w:t>טבלת</w:t>
-      </w:r>
-      <w:proofErr w:type="gramEnd"/>
-      <w:r>
-        <w:rPr>
-          <w:rFonts w:ascii="Arial" w:eastAsia="Arial" w:hAnsi="Arial" w:cs="Arial"/>
-          <w:b/>
-          <w:bCs/>
-          <w:szCs w:val="24"/>
-          <w:u w:val="single" w:color="000000"/>
-          <w:rtl/>
-        </w:rPr>
-        <w:t xml:space="preserve"> </w:t>
+        <w:t xml:space="preserve">טבלת </w:t>
       </w:r>
       <w:r>
         <w:rPr>
@@ -4859,6 +4650,7 @@
         <w:rPr>
           <w:rFonts w:ascii="Arial" w:eastAsia="Arial" w:hAnsi="Arial" w:cs="Arial"/>
         </w:rPr>
+        <w:lastRenderedPageBreak/>
         <w:t xml:space="preserve"> </w:t>
       </w:r>
       <w:r>
@@ -4946,25 +4738,7 @@
           <w:szCs w:val="24"/>
           <w:rtl/>
         </w:rPr>
-        <w:t xml:space="preserve">כל </w:t>
-      </w:r>
-      <w:proofErr w:type="spellStart"/>
-      <w:r>
-        <w:rPr>
-          <w:rFonts w:hint="cs"/>
-          <w:szCs w:val="24"/>
-          <w:rtl/>
-        </w:rPr>
-        <w:t>הפרטמרים</w:t>
-      </w:r>
-      <w:proofErr w:type="spellEnd"/>
-      <w:r>
-        <w:rPr>
-          <w:rFonts w:hint="cs"/>
-          <w:szCs w:val="24"/>
-          <w:rtl/>
-        </w:rPr>
-        <w:t xml:space="preserve"> של הרכבים</w:t>
+        <w:t>כל הפרטמרים של הרכבים</w:t>
       </w:r>
       <w:r>
         <w:rPr>
@@ -5234,7 +5008,6 @@
         </w:rPr>
         <w:t xml:space="preserve">אחריו תעודכן עמודת </w:t>
       </w:r>
-      <w:proofErr w:type="spellStart"/>
       <w:r>
         <w:rPr>
           <w:rFonts w:ascii="Arial" w:hAnsi="Arial" w:cs="Arial"/>
@@ -5246,7 +5019,6 @@
         </w:rPr>
         <w:t>car_name</w:t>
       </w:r>
-      <w:proofErr w:type="spellEnd"/>
       <w:r>
         <w:rPr>
           <w:rFonts w:hint="cs"/>
@@ -5320,7 +5092,6 @@
           <w:szCs w:val="24"/>
           <w:rtl/>
         </w:rPr>
-        <w:lastRenderedPageBreak/>
         <w:t>ולאחר מכן כל העמודות האחרות שקשורים גם הן לטבלת הרכבים ושיעזרו ללקוח למצוא בעצם לפי אותם פרמטרים של הרכב את רכב או האופנוע החלומות של אותו הלקוח.</w:t>
       </w:r>
       <w:r>
@@ -5387,6 +5158,7 @@
         <w:rPr>
           <w:rFonts w:ascii="Arial" w:eastAsia="Arial" w:hAnsi="Arial" w:cs="Arial"/>
         </w:rPr>
+        <w:lastRenderedPageBreak/>
         <w:t xml:space="preserve"> </w:t>
       </w:r>
       <w:r>
@@ -5644,14 +5416,12 @@
         </w:rPr>
         <w:t xml:space="preserve">העמודה </w:t>
       </w:r>
-      <w:proofErr w:type="spellStart"/>
       <w:r>
         <w:rPr>
           <w:b/>
         </w:rPr>
         <w:t>remember_toekn</w:t>
       </w:r>
-      <w:proofErr w:type="spellEnd"/>
       <w:r>
         <w:rPr>
           <w:szCs w:val="24"/>
@@ -5702,23 +5472,7 @@
           <w:rFonts w:hint="cs"/>
           <w:rtl/>
         </w:rPr>
-        <w:t xml:space="preserve">השדות האלו צריכים לעבור </w:t>
-      </w:r>
-      <w:proofErr w:type="spellStart"/>
-      <w:r>
-        <w:rPr>
-          <w:rFonts w:hint="cs"/>
-          <w:rtl/>
-        </w:rPr>
-        <w:t>ולדציה</w:t>
-      </w:r>
-      <w:proofErr w:type="spellEnd"/>
-      <w:r>
-        <w:rPr>
-          <w:rFonts w:hint="cs"/>
-          <w:rtl/>
-        </w:rPr>
-        <w:t xml:space="preserve"> בשביל למלא את כולם ואין שדה  אחד שהוא לא </w:t>
+        <w:t xml:space="preserve">השדות האלו צריכים לעבור ולדציה בשביל למלא את כולם ואין שדה  אחד שהוא לא </w:t>
       </w:r>
       <w:r>
         <w:rPr>
@@ -5809,7 +5563,6 @@
           <w:szCs w:val="24"/>
           <w:rtl/>
         </w:rPr>
-        <w:lastRenderedPageBreak/>
         <w:t xml:space="preserve">רשימת המסכים המפורטים: </w:t>
       </w:r>
     </w:p>
@@ -5851,6 +5604,7 @@
           <w:szCs w:val="24"/>
           <w:rtl/>
         </w:rPr>
+        <w:lastRenderedPageBreak/>
         <w:t>כניסה.</w:t>
       </w:r>
       <w:r>
@@ -5970,7 +5724,6 @@
         </w:rPr>
         <w:t xml:space="preserve">כדיי לבצע התחברות המשתמש נדרש למלות בשני שדות את </w:t>
       </w:r>
-      <w:proofErr w:type="spellStart"/>
       <w:r>
         <w:rPr>
           <w:rFonts w:hint="cs"/>
@@ -5979,7 +5732,6 @@
         </w:rPr>
         <w:t>האיימיל</w:t>
       </w:r>
-      <w:proofErr w:type="spellEnd"/>
       <w:r>
         <w:rPr>
           <w:szCs w:val="24"/>
@@ -6346,14 +6098,12 @@
         </w:rPr>
         <w:t xml:space="preserve"> שבתוך המאגר מידע) </w:t>
       </w:r>
-      <w:proofErr w:type="spellStart"/>
       <w:r>
         <w:rPr>
           <w:b/>
         </w:rPr>
         <w:t>Databese</w:t>
       </w:r>
-      <w:proofErr w:type="spellEnd"/>
       <w:r>
         <w:rPr>
           <w:szCs w:val="24"/>
@@ -6444,7 +6194,6 @@
         </w:rPr>
         <w:t xml:space="preserve">שיחזור סיסמא- במידה והמשתמש שכח את הסיסמא נתונה לו האפשרות לשחזר את הסיסמא על ידי הזנת </w:t>
       </w:r>
-      <w:proofErr w:type="spellStart"/>
       <w:r>
         <w:rPr>
           <w:rFonts w:hint="cs"/>
@@ -6453,7 +6202,6 @@
         </w:rPr>
         <w:t>האיימיל</w:t>
       </w:r>
-      <w:proofErr w:type="spellEnd"/>
       <w:r>
         <w:rPr>
           <w:szCs w:val="24"/>
@@ -6542,7 +6290,6 @@
         </w:rPr>
         <w:t xml:space="preserve">  </w:t>
       </w:r>
-      <w:proofErr w:type="gramStart"/>
       <w:r>
         <w:rPr>
           <w:rFonts w:ascii="Arial" w:eastAsia="Arial" w:hAnsi="Arial" w:cs="Arial"/>
@@ -6567,7 +6314,6 @@
         </w:rPr>
         <w:t>מסך</w:t>
       </w:r>
-      <w:proofErr w:type="gramEnd"/>
       <w:r>
         <w:rPr>
           <w:rFonts w:ascii="Arial" w:eastAsia="Arial" w:hAnsi="Arial" w:cs="Arial"/>
@@ -6848,6 +6594,27 @@
         <w:ind w:left="612" w:hanging="10"/>
         <w:jc w:val="left"/>
         <w:rPr>
+          <w:rtl/>
+        </w:rPr>
+      </w:pPr>
+    </w:p>
+    <w:p>
+      <w:pPr>
+        <w:spacing w:after="411" w:line="265" w:lineRule="auto"/>
+        <w:ind w:left="612" w:hanging="10"/>
+        <w:jc w:val="left"/>
+        <w:rPr>
+          <w:rtl/>
+        </w:rPr>
+      </w:pPr>
+    </w:p>
+    <w:p>
+      <w:pPr>
+        <w:spacing w:after="411" w:line="265" w:lineRule="auto"/>
+        <w:ind w:left="612" w:hanging="10"/>
+        <w:jc w:val="left"/>
+        <w:rPr>
+          <w:rFonts w:hint="cs"/>
           <w:rtl/>
         </w:rPr>
       </w:pPr>
@@ -6878,6 +6645,7 @@
           <w:u w:val="single" w:color="000000"/>
           <w:rtl/>
         </w:rPr>
+        <w:lastRenderedPageBreak/>
         <w:t>מנהל.</w:t>
       </w:r>
       <w:r>
@@ -6915,7 +6683,6 @@
         <w:rPr>
           <w:noProof/>
         </w:rPr>
-        <w:lastRenderedPageBreak/>
         <w:drawing>
           <wp:inline distT="0" distB="0" distL="0" distR="0" wp14:anchorId="54F2BED5" wp14:editId="50638ABF">
             <wp:extent cx="6884670" cy="2625725"/>
@@ -7144,6 +6911,7 @@
           <w:szCs w:val="24"/>
           <w:rtl/>
         </w:rPr>
+        <w:lastRenderedPageBreak/>
         <w:t xml:space="preserve">בשעה שמשתמש מתחבר למערכת המערכת בודקת את רמת ההרשאה של המשתמש במידה ואותו משתמש בעל רמת </w:t>
       </w:r>
     </w:p>
@@ -7222,7 +6990,6 @@
           <w:szCs w:val="24"/>
           <w:rtl/>
         </w:rPr>
-        <w:lastRenderedPageBreak/>
         <w:t xml:space="preserve">למנהל המערכת יש "יד חופשית" בכל מה שקשור למערכת בין אם זה למתן גישה </w:t>
       </w:r>
       <w:r>
@@ -7719,18 +7486,8 @@
           <w:szCs w:val="24"/>
           <w:rtl/>
         </w:rPr>
-        <w:t xml:space="preserve"> את הפרמטרים </w:t>
-      </w:r>
-      <w:proofErr w:type="spellStart"/>
-      <w:r>
-        <w:rPr>
-          <w:rFonts w:hint="cs"/>
-          <w:szCs w:val="24"/>
-          <w:rtl/>
-        </w:rPr>
-        <w:t>הרלוונטים</w:t>
-      </w:r>
-      <w:proofErr w:type="spellEnd"/>
+        <w:t xml:space="preserve"> את הפרמטרים הרלוונטים</w:t>
+      </w:r>
       <w:r>
         <w:rPr>
           <w:szCs w:val="24"/>
@@ -8289,23 +8046,13 @@
         <w:ind w:hanging="436"/>
         <w:jc w:val="left"/>
       </w:pPr>
-      <w:proofErr w:type="spellStart"/>
       <w:r>
         <w:rPr>
           <w:rFonts w:hint="cs"/>
           <w:szCs w:val="24"/>
           <w:rtl/>
         </w:rPr>
-        <w:t>הכל</w:t>
-      </w:r>
-      <w:proofErr w:type="spellEnd"/>
-      <w:r>
-        <w:rPr>
-          <w:rFonts w:hint="cs"/>
-          <w:szCs w:val="24"/>
-          <w:rtl/>
-        </w:rPr>
-        <w:t xml:space="preserve"> מנוהל מדף אחד ואין צורך לעבור לכמה עמודים בו זמנית, הדף </w:t>
+        <w:t xml:space="preserve">הכל מנוהל מדף אחד ואין צורך לעבור לכמה עמודים בו זמנית, הדף </w:t>
       </w:r>
       <w:r>
         <w:rPr>
@@ -8404,34 +8151,7 @@
         <w:bidi w:val="0"/>
         <w:spacing w:after="496" w:line="259" w:lineRule="auto"/>
         <w:ind w:left="0" w:right="439" w:firstLine="0"/>
-      </w:pPr>
-    </w:p>
-    <w:p>
-      <w:pPr>
-        <w:bidi w:val="0"/>
-        <w:spacing w:after="496" w:line="259" w:lineRule="auto"/>
-        <w:ind w:left="0" w:right="439" w:firstLine="0"/>
-      </w:pPr>
-    </w:p>
-    <w:p>
-      <w:pPr>
-        <w:bidi w:val="0"/>
-        <w:spacing w:after="496" w:line="259" w:lineRule="auto"/>
-        <w:ind w:left="0" w:right="439" w:firstLine="0"/>
-      </w:pPr>
-    </w:p>
-    <w:p>
-      <w:pPr>
-        <w:bidi w:val="0"/>
-        <w:spacing w:after="496" w:line="259" w:lineRule="auto"/>
-        <w:ind w:left="0" w:right="439" w:firstLine="0"/>
-      </w:pPr>
-    </w:p>
-    <w:p>
-      <w:pPr>
-        <w:bidi w:val="0"/>
-        <w:spacing w:after="496" w:line="259" w:lineRule="auto"/>
-        <w:ind w:left="0" w:right="439" w:firstLine="0"/>
+        <w:jc w:val="both"/>
       </w:pPr>
     </w:p>
     <w:p>
@@ -8446,6 +8166,7 @@
           <w:b/>
           <w:sz w:val="28"/>
         </w:rPr>
+        <w:lastRenderedPageBreak/>
         <w:t xml:space="preserve"> </w:t>
       </w:r>
     </w:p>
@@ -8576,7 +8297,7 @@
     </w:p>
     <w:p>
       <w:pPr>
-        <w:pStyle w:val="a3"/>
+        <w:pStyle w:val="ListParagraph"/>
         <w:numPr>
           <w:ilvl w:val="0"/>
           <w:numId w:val="19"/>
@@ -8620,7 +8341,6 @@
         <w:rPr>
           <w:noProof/>
         </w:rPr>
-        <w:lastRenderedPageBreak/>
         <w:drawing>
           <wp:inline distT="0" distB="0" distL="0" distR="0" wp14:anchorId="11ABAFBE" wp14:editId="58C649A0">
             <wp:extent cx="6562725" cy="2590800"/>
@@ -8674,6 +8394,38 @@
     </w:p>
     <w:p>
       <w:pPr>
+        <w:bidi w:val="0"/>
+        <w:spacing w:after="326" w:line="259" w:lineRule="auto"/>
+        <w:ind w:left="641" w:firstLine="0"/>
+        <w:jc w:val="left"/>
+      </w:pPr>
+    </w:p>
+    <w:p>
+      <w:pPr>
+        <w:bidi w:val="0"/>
+        <w:spacing w:after="326" w:line="259" w:lineRule="auto"/>
+        <w:ind w:left="641" w:firstLine="0"/>
+        <w:jc w:val="left"/>
+      </w:pPr>
+    </w:p>
+    <w:p>
+      <w:pPr>
+        <w:bidi w:val="0"/>
+        <w:spacing w:after="326" w:line="259" w:lineRule="auto"/>
+        <w:ind w:left="641" w:firstLine="0"/>
+        <w:jc w:val="left"/>
+      </w:pPr>
+    </w:p>
+    <w:p>
+      <w:pPr>
+        <w:bidi w:val="0"/>
+        <w:spacing w:after="326" w:line="259" w:lineRule="auto"/>
+        <w:ind w:left="641" w:firstLine="0"/>
+        <w:jc w:val="left"/>
+      </w:pPr>
+    </w:p>
+    <w:p>
+      <w:pPr>
         <w:spacing w:after="398" w:line="284" w:lineRule="auto"/>
         <w:ind w:left="604" w:hanging="10"/>
         <w:jc w:val="left"/>
@@ -8687,6 +8439,7 @@
           <w:u w:val="single" w:color="000000"/>
           <w:rtl/>
         </w:rPr>
+        <w:lastRenderedPageBreak/>
         <w:t>הוספה-</w:t>
       </w:r>
       <w:r>
@@ -9076,18 +8829,8 @@
           <w:szCs w:val="24"/>
           <w:rtl/>
         </w:rPr>
-        <w:t xml:space="preserve"> את הפרמטרים </w:t>
-      </w:r>
-      <w:proofErr w:type="spellStart"/>
-      <w:r>
-        <w:rPr>
-          <w:rFonts w:hint="cs"/>
-          <w:szCs w:val="24"/>
-          <w:rtl/>
-        </w:rPr>
-        <w:t>הרלוונטים</w:t>
-      </w:r>
-      <w:proofErr w:type="spellEnd"/>
+        <w:t xml:space="preserve"> את הפרמטרים הרלוונטים</w:t>
+      </w:r>
       <w:r>
         <w:rPr>
           <w:szCs w:val="24"/>
@@ -9348,654 +9091,22 @@
     </w:p>
     <w:p>
       <w:pPr>
-        <w:numPr>
-          <w:ilvl w:val="0"/>
-          <w:numId w:val="7"/>
-        </w:numPr>
-        <w:spacing w:after="169" w:line="264" w:lineRule="auto"/>
-        <w:ind w:hanging="426"/>
-        <w:jc w:val="left"/>
-      </w:pPr>
-      <w:r>
-        <w:rPr>
-          <w:b/>
-          <w:bCs/>
-          <w:szCs w:val="24"/>
-          <w:rtl/>
-        </w:rPr>
-        <w:t>ניהול מחיקות.</w:t>
-      </w:r>
-      <w:r>
-        <w:rPr>
-          <w:szCs w:val="24"/>
-          <w:rtl/>
-        </w:rPr>
-        <w:t xml:space="preserve"> </w:t>
-      </w:r>
-    </w:p>
-    <w:p>
-      <w:pPr>
-        <w:ind w:left="6" w:right="472"/>
-      </w:pPr>
-      <w:r>
-        <w:rPr>
-          <w:szCs w:val="24"/>
-          <w:rtl/>
-        </w:rPr>
-        <w:t xml:space="preserve">תחילה יבחר המשתמש שם </w:t>
-      </w:r>
-      <w:r>
-        <w:rPr>
-          <w:rFonts w:hint="cs"/>
-          <w:szCs w:val="24"/>
-          <w:rtl/>
-        </w:rPr>
-        <w:t>אופנוע</w:t>
-      </w:r>
-      <w:r>
-        <w:rPr>
-          <w:szCs w:val="24"/>
-          <w:rtl/>
-        </w:rPr>
-        <w:t xml:space="preserve"> </w:t>
-      </w:r>
-      <w:r>
-        <w:rPr>
-          <w:szCs w:val="24"/>
-          <w:rtl/>
-        </w:rPr>
-        <w:t xml:space="preserve">מתיבת הגלילה הראשונה. לאחר שבחר תטען המערכת </w:t>
-      </w:r>
-      <w:r>
-        <w:rPr>
-          <w:rFonts w:hint="cs"/>
-          <w:szCs w:val="24"/>
-          <w:rtl/>
-        </w:rPr>
-        <w:t xml:space="preserve">את הנתונים על </w:t>
-      </w:r>
-      <w:r>
-        <w:rPr>
-          <w:rFonts w:hint="cs"/>
-          <w:szCs w:val="24"/>
-          <w:rtl/>
-        </w:rPr>
-        <w:t>אופנוע</w:t>
-      </w:r>
-      <w:r>
-        <w:rPr>
-          <w:szCs w:val="24"/>
-          <w:rtl/>
-        </w:rPr>
-        <w:t xml:space="preserve"> </w:t>
-      </w:r>
-      <w:r>
-        <w:rPr>
-          <w:szCs w:val="24"/>
-          <w:rtl/>
-        </w:rPr>
-        <w:t xml:space="preserve">בכל </w:t>
-      </w:r>
-    </w:p>
-    <w:p>
-      <w:pPr>
-        <w:ind w:left="6" w:right="472"/>
-      </w:pPr>
-      <w:r>
-        <w:rPr>
-          <w:szCs w:val="24"/>
-          <w:rtl/>
-        </w:rPr>
-        <w:lastRenderedPageBreak/>
-        <w:t xml:space="preserve">המקצועות של המרצה המבוקש. כמו כן המערכת תשים אייקון קטן של שחזור או מחיקה בהתאם לסטטוס הנוכחי </w:t>
-      </w:r>
-    </w:p>
-    <w:p>
-      <w:pPr>
         <w:spacing w:after="411" w:line="265" w:lineRule="auto"/>
         <w:ind w:left="612" w:hanging="10"/>
         <w:jc w:val="left"/>
-      </w:pPr>
-      <w:r>
-        <w:rPr>
-          <w:szCs w:val="24"/>
-          <w:rtl/>
-        </w:rPr>
-        <w:t xml:space="preserve">כמו כן המערכת תציג בדף את מספר </w:t>
-      </w:r>
-      <w:r>
-        <w:rPr>
-          <w:rFonts w:hint="cs"/>
-          <w:szCs w:val="24"/>
-          <w:rtl/>
-        </w:rPr>
-        <w:t>אופנוע</w:t>
-      </w:r>
-      <w:r>
-        <w:rPr>
-          <w:szCs w:val="24"/>
-          <w:rtl/>
-        </w:rPr>
-        <w:t xml:space="preserve"> </w:t>
-      </w:r>
-      <w:r>
-        <w:rPr>
-          <w:szCs w:val="24"/>
-          <w:rtl/>
-        </w:rPr>
-        <w:t xml:space="preserve">של </w:t>
-      </w:r>
-      <w:r>
-        <w:rPr>
-          <w:rFonts w:hint="cs"/>
-          <w:szCs w:val="24"/>
-          <w:rtl/>
-        </w:rPr>
-        <w:t>האופנוע</w:t>
-      </w:r>
-      <w:r>
-        <w:rPr>
-          <w:szCs w:val="24"/>
-          <w:rtl/>
-        </w:rPr>
-        <w:t xml:space="preserve"> </w:t>
-      </w:r>
-      <w:r>
-        <w:rPr>
-          <w:szCs w:val="24"/>
-          <w:rtl/>
-        </w:rPr>
-        <w:t xml:space="preserve">הנבחר. </w:t>
-      </w:r>
-    </w:p>
-    <w:p>
-      <w:pPr>
-        <w:ind w:left="6" w:right="472"/>
-      </w:pPr>
-      <w:r>
-        <w:rPr>
-          <w:szCs w:val="24"/>
-          <w:rtl/>
-        </w:rPr>
-        <w:t>בתיבת הגלילה של תתי-</w:t>
-      </w:r>
-      <w:r>
-        <w:rPr>
-          <w:rFonts w:hint="cs"/>
-          <w:szCs w:val="24"/>
-          <w:rtl/>
-        </w:rPr>
-        <w:t xml:space="preserve"> </w:t>
-      </w:r>
-      <w:r>
-        <w:rPr>
-          <w:rFonts w:hint="cs"/>
-          <w:szCs w:val="24"/>
-          <w:rtl/>
-        </w:rPr>
-        <w:t>האופנוע</w:t>
-      </w:r>
-      <w:r>
-        <w:rPr>
-          <w:szCs w:val="24"/>
-          <w:rtl/>
-        </w:rPr>
-        <w:t xml:space="preserve"> </w:t>
-      </w:r>
-      <w:r>
-        <w:rPr>
-          <w:szCs w:val="24"/>
-          <w:rtl/>
-        </w:rPr>
-        <w:t>התהליך יחזור על עצמו פעם נוספת. המשתמש יבחר בתת-</w:t>
-      </w:r>
-      <w:r>
-        <w:rPr>
-          <w:rFonts w:hint="cs"/>
-          <w:szCs w:val="24"/>
-          <w:rtl/>
-        </w:rPr>
-        <w:t>האופנוע</w:t>
-      </w:r>
-      <w:r>
-        <w:rPr>
-          <w:szCs w:val="24"/>
-          <w:rtl/>
-        </w:rPr>
-        <w:t xml:space="preserve"> המבוקש ולאחר </w:t>
-      </w:r>
-    </w:p>
-    <w:p>
-      <w:pPr>
-        <w:spacing w:after="411" w:line="265" w:lineRule="auto"/>
-        <w:ind w:left="612" w:hanging="10"/>
-        <w:jc w:val="left"/>
-        <w:rPr>
-          <w:rtl/>
-        </w:rPr>
-      </w:pPr>
-    </w:p>
-    <w:p>
-      <w:pPr>
-        <w:spacing w:after="488" w:line="265" w:lineRule="auto"/>
-        <w:ind w:left="848" w:hanging="10"/>
-        <w:jc w:val="left"/>
-      </w:pPr>
-      <w:r>
-        <w:rPr>
-          <w:rFonts w:ascii="Arial" w:eastAsia="Arial" w:hAnsi="Arial" w:cs="Arial"/>
-          <w:b/>
-          <w:bCs/>
-          <w:szCs w:val="24"/>
-          <w:rtl/>
-        </w:rPr>
-        <w:t xml:space="preserve">מחיקת שאלות ותשובות-מנהל. </w:t>
-      </w:r>
-    </w:p>
-    <w:p>
-      <w:pPr>
-        <w:numPr>
-          <w:ilvl w:val="0"/>
-          <w:numId w:val="8"/>
-        </w:numPr>
-        <w:spacing w:after="210" w:line="264" w:lineRule="auto"/>
-        <w:ind w:hanging="436"/>
-        <w:jc w:val="left"/>
-      </w:pPr>
-      <w:proofErr w:type="spellStart"/>
-      <w:r>
-        <w:rPr>
-          <w:rFonts w:hint="cs"/>
-          <w:szCs w:val="24"/>
-          <w:rtl/>
-        </w:rPr>
-        <w:t>הכל</w:t>
-      </w:r>
-      <w:proofErr w:type="spellEnd"/>
-      <w:r>
-        <w:rPr>
-          <w:rFonts w:hint="cs"/>
-          <w:szCs w:val="24"/>
-          <w:rtl/>
-        </w:rPr>
-        <w:t xml:space="preserve"> מנוהל מדף אחד ואין צורך לעבור לכמה עמודים בו זמנית, הדף </w:t>
-      </w:r>
-      <w:r>
-        <w:rPr>
-          <w:szCs w:val="24"/>
-        </w:rPr>
-        <w:t xml:space="preserve">Index </w:t>
-      </w:r>
-      <w:r>
-        <w:rPr>
-          <w:rFonts w:hint="cs"/>
-          <w:szCs w:val="24"/>
-          <w:rtl/>
-        </w:rPr>
-        <w:t>שלו מאפשר לו לבצע את המחיקות או לערוך נתוני רכב לפי חשיבת המנהל</w:t>
-      </w:r>
-    </w:p>
-    <w:p>
-      <w:pPr>
-        <w:numPr>
-          <w:ilvl w:val="0"/>
-          <w:numId w:val="8"/>
-        </w:numPr>
-        <w:spacing w:after="399" w:line="265" w:lineRule="auto"/>
-        <w:ind w:hanging="436"/>
-        <w:jc w:val="left"/>
-      </w:pPr>
-      <w:r>
-        <w:rPr>
-          <w:rFonts w:ascii="Arial" w:eastAsia="Arial" w:hAnsi="Arial" w:cs="Arial"/>
-          <w:b/>
-          <w:bCs/>
-          <w:szCs w:val="24"/>
-          <w:rtl/>
-        </w:rPr>
-        <w:t xml:space="preserve">מסך </w:t>
-      </w:r>
-      <w:r>
-        <w:rPr>
-          <w:rFonts w:ascii="Arial" w:eastAsia="Arial" w:hAnsi="Arial" w:cs="Arial" w:hint="cs"/>
-          <w:b/>
-          <w:bCs/>
-          <w:szCs w:val="24"/>
-          <w:rtl/>
-        </w:rPr>
-        <w:t>לקוח</w:t>
-      </w:r>
-      <w:r>
-        <w:rPr>
-          <w:rFonts w:ascii="Arial" w:eastAsia="Arial" w:hAnsi="Arial" w:cs="Arial"/>
-          <w:b/>
-          <w:bCs/>
-          <w:szCs w:val="24"/>
-          <w:rtl/>
-        </w:rPr>
-        <w:t xml:space="preserve">. </w:t>
-      </w:r>
-    </w:p>
-    <w:p>
-      <w:pPr>
-        <w:ind w:left="6" w:right="472"/>
-      </w:pPr>
-      <w:r>
-        <w:rPr>
-          <w:szCs w:val="24"/>
-          <w:rtl/>
-        </w:rPr>
-        <w:t xml:space="preserve">בשעה </w:t>
-      </w:r>
-      <w:r>
-        <w:rPr>
-          <w:rFonts w:hint="cs"/>
-          <w:szCs w:val="24"/>
-          <w:rtl/>
-        </w:rPr>
-        <w:t>שהלקוח</w:t>
-      </w:r>
-      <w:r>
-        <w:rPr>
-          <w:szCs w:val="24"/>
-          <w:rtl/>
-        </w:rPr>
-        <w:t xml:space="preserve"> מתחבר למערכת בדף התחברות )לעיל(. המערכת מזהה את רמת ההרשאה של המשתמש במידה </w:t>
-      </w:r>
-    </w:p>
-    <w:p>
-      <w:pPr>
-        <w:ind w:left="6" w:right="472"/>
-      </w:pPr>
-      <w:r>
-        <w:rPr>
-          <w:szCs w:val="24"/>
-          <w:rtl/>
-        </w:rPr>
-        <w:t xml:space="preserve">ורמת ההרשאה היא" </w:t>
-      </w:r>
-      <w:r>
-        <w:rPr>
-          <w:szCs w:val="24"/>
-        </w:rPr>
-        <w:t>1</w:t>
-      </w:r>
-      <w:r>
-        <w:rPr>
-          <w:szCs w:val="24"/>
-          <w:rtl/>
-        </w:rPr>
-        <w:t xml:space="preserve">" דף </w:t>
-      </w:r>
-      <w:r>
-        <w:rPr>
-          <w:b/>
-        </w:rPr>
-        <w:t>Default</w:t>
-      </w:r>
-      <w:r>
-        <w:rPr>
-          <w:szCs w:val="24"/>
-          <w:rtl/>
-        </w:rPr>
-        <w:t xml:space="preserve"> טוען לסטודנט את שורת המשימות המתאימה לו, במידה והסטודנט לחץ על </w:t>
-      </w:r>
-    </w:p>
-    <w:p>
-      <w:pPr>
-        <w:spacing w:after="411" w:line="265" w:lineRule="auto"/>
-        <w:ind w:left="14" w:hanging="10"/>
-        <w:jc w:val="left"/>
-      </w:pPr>
-      <w:r>
-        <w:rPr>
-          <w:szCs w:val="24"/>
-          <w:rtl/>
-        </w:rPr>
-        <w:t xml:space="preserve">כפתור "בחינות" בשורת המשימות המערכת מעבירה אותו לדף סטודנט. </w:t>
-      </w:r>
-    </w:p>
-    <w:p>
-      <w:pPr>
-        <w:ind w:left="6" w:right="472"/>
-      </w:pPr>
-      <w:r>
-        <w:rPr>
-          <w:szCs w:val="24"/>
-          <w:rtl/>
-        </w:rPr>
-        <w:t xml:space="preserve">דף </w:t>
-      </w:r>
-      <w:r>
-        <w:rPr>
-          <w:rFonts w:hint="cs"/>
-          <w:szCs w:val="24"/>
-          <w:rtl/>
-        </w:rPr>
-        <w:t>הלקוח</w:t>
-      </w:r>
-      <w:r>
-        <w:rPr>
-          <w:szCs w:val="24"/>
-          <w:rtl/>
-        </w:rPr>
-        <w:t xml:space="preserve"> מורכב </w:t>
-      </w:r>
-      <w:r>
-        <w:rPr>
-          <w:rFonts w:hint="cs"/>
-          <w:szCs w:val="24"/>
-          <w:rtl/>
-        </w:rPr>
-        <w:t>משני שלבים פשוטים</w:t>
-      </w:r>
-      <w:r>
-        <w:rPr>
-          <w:szCs w:val="24"/>
-          <w:rtl/>
-        </w:rPr>
-        <w:t xml:space="preserve"> .</w:t>
-      </w:r>
-      <w:r>
-        <w:rPr>
-          <w:rFonts w:hint="cs"/>
-          <w:b/>
-        </w:rPr>
-        <w:t>C</w:t>
-      </w:r>
-      <w:r>
-        <w:rPr>
-          <w:b/>
-        </w:rPr>
-        <w:t>ars</w:t>
-      </w:r>
-      <w:r>
-        <w:rPr>
-          <w:szCs w:val="24"/>
-          <w:rtl/>
-        </w:rPr>
-        <w:t xml:space="preserve"> </w:t>
-      </w:r>
-      <w:r>
-        <w:rPr>
-          <w:rFonts w:hint="cs"/>
-          <w:szCs w:val="24"/>
-          <w:rtl/>
-        </w:rPr>
-        <w:t>שם נמצאים כל השאלות לגבי שאלות הרכבים</w:t>
-      </w:r>
-      <w:r>
-        <w:rPr>
-          <w:szCs w:val="24"/>
-          <w:rtl/>
-        </w:rPr>
-        <w:t xml:space="preserve"> </w:t>
-      </w:r>
-    </w:p>
-    <w:p>
-      <w:pPr>
-        <w:spacing w:after="411" w:line="265" w:lineRule="auto"/>
-        <w:ind w:left="11" w:hanging="10"/>
-        <w:jc w:val="left"/>
-        <w:rPr>
-          <w:rtl/>
-        </w:rPr>
-      </w:pPr>
-      <w:r>
-        <w:rPr>
-          <w:rFonts w:hint="cs"/>
-          <w:szCs w:val="24"/>
-          <w:rtl/>
-        </w:rPr>
-        <w:t>ואם הוא יבחר שהוא רוצה לחפש אופנועים הוא יכול למצוא את זה בדף</w:t>
-      </w:r>
-      <w:r>
-        <w:rPr>
-          <w:szCs w:val="24"/>
-        </w:rPr>
-        <w:t xml:space="preserve">  </w:t>
-      </w:r>
-      <w:r>
-        <w:rPr>
-          <w:b/>
-          <w:bCs/>
-          <w:szCs w:val="24"/>
-        </w:rPr>
-        <w:t>Bikes</w:t>
-      </w:r>
-      <w:r>
-        <w:rPr>
-          <w:szCs w:val="24"/>
-        </w:rPr>
-        <w:t xml:space="preserve"> </w:t>
-      </w:r>
-    </w:p>
-    <w:p>
-      <w:pPr>
-        <w:spacing w:after="411" w:line="265" w:lineRule="auto"/>
-        <w:ind w:left="11" w:hanging="10"/>
-        <w:jc w:val="left"/>
-        <w:rPr>
-          <w:rtl/>
-        </w:rPr>
-      </w:pPr>
-      <w:r>
-        <w:rPr>
-          <w:rFonts w:hint="cs"/>
-          <w:rtl/>
-        </w:rPr>
-        <w:t xml:space="preserve">לאחר שהלקוח מסיים לענות על כל השאלות שבו הוא נבחר לענות טבלת </w:t>
-      </w:r>
-      <w:r>
-        <w:t>Cars</w:t>
-      </w:r>
-      <w:r>
-        <w:rPr>
-          <w:rFonts w:hint="cs"/>
-          <w:rtl/>
-        </w:rPr>
-        <w:t xml:space="preserve"> או טבלת </w:t>
-      </w:r>
-      <w:r>
-        <w:rPr>
-          <w:rFonts w:hint="cs"/>
-        </w:rPr>
-        <w:t>B</w:t>
-      </w:r>
-      <w:r>
-        <w:t>ikes</w:t>
-      </w:r>
-      <w:r>
-        <w:rPr>
-          <w:rFonts w:hint="cs"/>
-          <w:rtl/>
-        </w:rPr>
-        <w:t xml:space="preserve"> בהתאם לבחירה שלו זה משתנה ייעשה שאילתה בדף </w:t>
-      </w:r>
-      <w:r>
-        <w:t>finish</w:t>
-      </w:r>
-      <w:r>
-        <w:rPr>
-          <w:rFonts w:hint="cs"/>
-          <w:rtl/>
-        </w:rPr>
-        <w:t xml:space="preserve"> שבו בעצם הוא יקבל את התוצאה הרלוונטית.</w:t>
-      </w:r>
-    </w:p>
-    <w:p>
-      <w:pPr>
-        <w:spacing w:after="411" w:line="265" w:lineRule="auto"/>
-        <w:ind w:left="11" w:hanging="10"/>
-        <w:jc w:val="left"/>
-        <w:rPr>
-          <w:rtl/>
-        </w:rPr>
-      </w:pPr>
-      <w:r>
-        <w:rPr>
-          <w:szCs w:val="24"/>
-          <w:rtl/>
-        </w:rPr>
-        <w:t xml:space="preserve">המשתמש במידע הקיים במאגר הנתונים. </w:t>
-      </w:r>
-    </w:p>
-    <w:p>
-      <w:pPr>
-        <w:bidi w:val="0"/>
-        <w:spacing w:after="453" w:line="259" w:lineRule="auto"/>
-        <w:ind w:left="0" w:right="426" w:firstLine="0"/>
-        <w:rPr>
-          <w:rFonts w:ascii="Arial" w:eastAsia="Arial" w:hAnsi="Arial" w:cs="Arial"/>
-        </w:rPr>
-      </w:pPr>
-      <w:r>
-        <w:rPr>
-          <w:rFonts w:ascii="Arial" w:eastAsia="Arial" w:hAnsi="Arial" w:cs="Arial" w:hint="cs"/>
-          <w:rtl/>
-        </w:rPr>
-        <w:t>מסך הבית לכולם:</w:t>
-      </w:r>
-    </w:p>
-    <w:p>
-      <w:pPr>
-        <w:bidi w:val="0"/>
-        <w:spacing w:after="453" w:line="259" w:lineRule="auto"/>
-        <w:ind w:left="0" w:right="426" w:firstLine="0"/>
-        <w:rPr>
-          <w:rtl/>
-        </w:rPr>
-      </w:pPr>
-      <w:r>
-        <w:rPr>
-          <w:rFonts w:ascii="Arial" w:eastAsia="Arial" w:hAnsi="Arial" w:cs="Arial"/>
-        </w:rPr>
-        <w:t xml:space="preserve"> </w:t>
-      </w:r>
-      <w:r>
-        <w:rPr>
-          <w:rFonts w:ascii="Arial" w:eastAsia="Arial" w:hAnsi="Arial" w:cs="Arial" w:hint="cs"/>
-          <w:rtl/>
-        </w:rPr>
-        <w:t>הלקוח יכול להתחיל לענות על 5 שאלות או שיכול להתחיל לענות על עשר שאלות:</w:t>
-      </w:r>
-    </w:p>
-    <w:p>
-      <w:pPr>
-        <w:bidi w:val="0"/>
-        <w:spacing w:after="456" w:line="259" w:lineRule="auto"/>
-        <w:ind w:left="0" w:right="426" w:firstLine="0"/>
+        <w:rPr>
+          <w:rtl/>
+        </w:rPr>
       </w:pPr>
       <w:r>
         <w:rPr>
           <w:noProof/>
         </w:rPr>
-        <w:lastRenderedPageBreak/>
         <w:drawing>
-          <wp:inline distT="0" distB="0" distL="0" distR="0" wp14:anchorId="62D1ADE6" wp14:editId="49897619">
-            <wp:extent cx="6464935" cy="2737485"/>
-            <wp:effectExtent l="0" t="0" r="0" b="5715"/>
-            <wp:docPr id="17" name="Picture 17"/>
+          <wp:inline distT="0" distB="0" distL="0" distR="0" wp14:anchorId="3022A6F1" wp14:editId="4F9B51B3">
+            <wp:extent cx="6504940" cy="2599690"/>
+            <wp:effectExtent l="0" t="0" r="0" b="0"/>
+            <wp:docPr id="32" name="Picture 32"/>
             <wp:cNvGraphicFramePr>
               <a:graphicFrameLocks xmlns:a="http://schemas.openxmlformats.org/drawingml/2006/main" noChangeAspect="1"/>
             </wp:cNvGraphicFramePr>
@@ -10015,7 +9126,7 @@
                   <pic:spPr>
                     <a:xfrm>
                       <a:off x="0" y="0"/>
-                      <a:ext cx="6464935" cy="2737485"/>
+                      <a:ext cx="6504940" cy="2599690"/>
                     </a:xfrm>
                     <a:prstGeom prst="rect">
                       <a:avLst/>
@@ -10027,82 +9138,323 @@
           </wp:inline>
         </w:drawing>
       </w:r>
+    </w:p>
+    <w:p>
+      <w:pPr>
+        <w:numPr>
+          <w:ilvl w:val="0"/>
+          <w:numId w:val="7"/>
+        </w:numPr>
+        <w:spacing w:after="169" w:line="264" w:lineRule="auto"/>
+        <w:ind w:hanging="426"/>
+        <w:jc w:val="left"/>
+      </w:pPr>
+      <w:r>
+        <w:rPr>
+          <w:b/>
+          <w:bCs/>
+          <w:szCs w:val="24"/>
+          <w:rtl/>
+        </w:rPr>
+        <w:t>ניהול מחיקות.</w:t>
+      </w:r>
+      <w:r>
+        <w:rPr>
+          <w:szCs w:val="24"/>
+          <w:rtl/>
+        </w:rPr>
+        <w:t xml:space="preserve"> </w:t>
+      </w:r>
+    </w:p>
+    <w:p>
+      <w:pPr>
+        <w:ind w:left="6" w:right="472"/>
+      </w:pPr>
+      <w:r>
+        <w:rPr>
+          <w:szCs w:val="24"/>
+          <w:rtl/>
+        </w:rPr>
+        <w:t xml:space="preserve">תחילה יבחר המשתמש שם </w:t>
+      </w:r>
+      <w:r>
+        <w:rPr>
+          <w:rFonts w:hint="cs"/>
+          <w:szCs w:val="24"/>
+          <w:rtl/>
+        </w:rPr>
+        <w:t>אופנוע</w:t>
+      </w:r>
+      <w:r>
+        <w:rPr>
+          <w:szCs w:val="24"/>
+          <w:rtl/>
+        </w:rPr>
+        <w:t xml:space="preserve"> </w:t>
+      </w:r>
+      <w:r>
+        <w:rPr>
+          <w:szCs w:val="24"/>
+          <w:rtl/>
+        </w:rPr>
+        <w:t xml:space="preserve">מתיבת הגלילה הראשונה. לאחר שבחר תטען המערכת </w:t>
+      </w:r>
+      <w:r>
+        <w:rPr>
+          <w:rFonts w:hint="cs"/>
+          <w:szCs w:val="24"/>
+          <w:rtl/>
+        </w:rPr>
+        <w:t xml:space="preserve">את הנתונים על </w:t>
+      </w:r>
+      <w:r>
+        <w:rPr>
+          <w:rFonts w:hint="cs"/>
+          <w:szCs w:val="24"/>
+          <w:rtl/>
+        </w:rPr>
+        <w:t>אופנוע</w:t>
+      </w:r>
+      <w:r>
+        <w:rPr>
+          <w:szCs w:val="24"/>
+          <w:rtl/>
+        </w:rPr>
+        <w:t xml:space="preserve"> </w:t>
+      </w:r>
+      <w:r>
+        <w:rPr>
+          <w:szCs w:val="24"/>
+          <w:rtl/>
+        </w:rPr>
+        <w:t xml:space="preserve">בכל </w:t>
+      </w:r>
+    </w:p>
+    <w:p>
+      <w:pPr>
+        <w:ind w:left="6" w:right="472"/>
+      </w:pPr>
+      <w:r>
+        <w:rPr>
+          <w:szCs w:val="24"/>
+          <w:rtl/>
+        </w:rPr>
+        <w:lastRenderedPageBreak/>
+        <w:t xml:space="preserve">המקצועות של המרצה המבוקש. כמו כן המערכת תשים אייקון קטן של שחזור או מחיקה בהתאם לסטטוס הנוכחי </w:t>
+      </w:r>
+    </w:p>
+    <w:p>
+      <w:pPr>
+        <w:spacing w:after="411" w:line="265" w:lineRule="auto"/>
+        <w:ind w:left="612" w:hanging="10"/>
+        <w:jc w:val="left"/>
+      </w:pPr>
+      <w:r>
+        <w:rPr>
+          <w:szCs w:val="24"/>
+          <w:rtl/>
+        </w:rPr>
+        <w:t xml:space="preserve">כמו כן המערכת תציג בדף את מספר </w:t>
+      </w:r>
+      <w:r>
+        <w:rPr>
+          <w:rFonts w:hint="cs"/>
+          <w:szCs w:val="24"/>
+          <w:rtl/>
+        </w:rPr>
+        <w:t>אופנוע</w:t>
+      </w:r>
+      <w:r>
+        <w:rPr>
+          <w:szCs w:val="24"/>
+          <w:rtl/>
+        </w:rPr>
+        <w:t xml:space="preserve"> </w:t>
+      </w:r>
+      <w:r>
+        <w:rPr>
+          <w:szCs w:val="24"/>
+          <w:rtl/>
+        </w:rPr>
+        <w:t xml:space="preserve">של </w:t>
+      </w:r>
+      <w:r>
+        <w:rPr>
+          <w:rFonts w:hint="cs"/>
+          <w:szCs w:val="24"/>
+          <w:rtl/>
+        </w:rPr>
+        <w:t>האופנוע</w:t>
+      </w:r>
+      <w:r>
+        <w:rPr>
+          <w:szCs w:val="24"/>
+          <w:rtl/>
+        </w:rPr>
+        <w:t xml:space="preserve"> </w:t>
+      </w:r>
+      <w:r>
+        <w:rPr>
+          <w:szCs w:val="24"/>
+          <w:rtl/>
+        </w:rPr>
+        <w:t xml:space="preserve">הנבחר. </w:t>
+      </w:r>
+    </w:p>
+    <w:p>
+      <w:pPr>
+        <w:ind w:left="6" w:right="472"/>
+      </w:pPr>
+      <w:r>
+        <w:rPr>
+          <w:szCs w:val="24"/>
+          <w:rtl/>
+        </w:rPr>
+        <w:t>בתיבת הגלילה של תתי-</w:t>
+      </w:r>
+      <w:r>
+        <w:rPr>
+          <w:rFonts w:hint="cs"/>
+          <w:szCs w:val="24"/>
+          <w:rtl/>
+        </w:rPr>
+        <w:t xml:space="preserve"> </w:t>
+      </w:r>
+      <w:r>
+        <w:rPr>
+          <w:rFonts w:hint="cs"/>
+          <w:szCs w:val="24"/>
+          <w:rtl/>
+        </w:rPr>
+        <w:t>האופנוע</w:t>
+      </w:r>
+      <w:r>
+        <w:rPr>
+          <w:szCs w:val="24"/>
+          <w:rtl/>
+        </w:rPr>
+        <w:t xml:space="preserve"> </w:t>
+      </w:r>
+      <w:r>
+        <w:rPr>
+          <w:szCs w:val="24"/>
+          <w:rtl/>
+        </w:rPr>
+        <w:t>התהליך יחזור על עצמו פעם נוספת. המשתמש יבחר בתת-</w:t>
+      </w:r>
+      <w:r>
+        <w:rPr>
+          <w:rFonts w:hint="cs"/>
+          <w:szCs w:val="24"/>
+          <w:rtl/>
+        </w:rPr>
+        <w:t>האופנוע</w:t>
+      </w:r>
+      <w:r>
+        <w:rPr>
+          <w:szCs w:val="24"/>
+          <w:rtl/>
+        </w:rPr>
+        <w:t xml:space="preserve"> המבוקש ולאחר </w:t>
+      </w:r>
+    </w:p>
+    <w:p>
+      <w:pPr>
+        <w:spacing w:after="411" w:line="265" w:lineRule="auto"/>
+        <w:jc w:val="left"/>
+        <w:rPr>
+          <w:rtl/>
+        </w:rPr>
+      </w:pPr>
+    </w:p>
+    <w:p>
+      <w:pPr>
+        <w:spacing w:after="488" w:line="265" w:lineRule="auto"/>
+        <w:ind w:left="848" w:hanging="10"/>
+        <w:jc w:val="left"/>
+      </w:pPr>
       <w:r>
         <w:rPr>
           <w:rFonts w:ascii="Arial" w:eastAsia="Arial" w:hAnsi="Arial" w:cs="Arial"/>
-        </w:rPr>
-        <w:t xml:space="preserve"> </w:t>
-      </w:r>
-    </w:p>
-    <w:p>
-      <w:pPr>
-        <w:bidi w:val="0"/>
-        <w:spacing w:after="453" w:line="259" w:lineRule="auto"/>
-        <w:ind w:left="0" w:right="426" w:firstLine="0"/>
-      </w:pPr>
+          <w:b/>
+          <w:bCs/>
+          <w:szCs w:val="24"/>
+          <w:rtl/>
+        </w:rPr>
+        <w:t xml:space="preserve">מחיקת </w:t>
+      </w:r>
+      <w:r>
+        <w:rPr>
+          <w:rFonts w:ascii="Arial" w:eastAsia="Arial" w:hAnsi="Arial" w:cs="Arial" w:hint="cs"/>
+          <w:b/>
+          <w:bCs/>
+          <w:szCs w:val="24"/>
+          <w:rtl/>
+        </w:rPr>
+        <w:t>אופנועים</w:t>
+      </w:r>
       <w:r>
         <w:rPr>
           <w:rFonts w:ascii="Arial" w:eastAsia="Arial" w:hAnsi="Arial" w:cs="Arial"/>
-        </w:rPr>
-        <w:t xml:space="preserve"> </w:t>
-      </w:r>
-    </w:p>
-    <w:p>
-      <w:pPr>
-        <w:bidi w:val="0"/>
-        <w:spacing w:after="0" w:line="259" w:lineRule="auto"/>
-        <w:ind w:left="0" w:right="786" w:firstLine="0"/>
-      </w:pPr>
-      <w:r>
-        <w:rPr>
-          <w:rFonts w:ascii="Arial" w:eastAsia="Arial" w:hAnsi="Arial" w:cs="Arial" w:hint="cs"/>
-          <w:rtl/>
-        </w:rPr>
-        <w:t>חמשת השאלות</w:t>
-      </w:r>
-      <w:r>
-        <w:rPr>
-          <w:rFonts w:ascii="Arial" w:eastAsia="Arial" w:hAnsi="Arial" w:cs="Arial" w:hint="cs"/>
-          <w:rtl/>
-        </w:rPr>
-        <w:t>-רכב</w:t>
-      </w:r>
-      <w:r>
-        <w:rPr>
-          <w:rFonts w:ascii="Arial" w:eastAsia="Arial" w:hAnsi="Arial" w:cs="Arial" w:hint="cs"/>
-          <w:rtl/>
-        </w:rPr>
-        <w:t>:</w:t>
-      </w:r>
-      <w:r>
-        <w:rPr>
-          <w:rFonts w:ascii="Arial" w:eastAsia="Arial" w:hAnsi="Arial" w:cs="Arial"/>
-        </w:rPr>
-        <w:t xml:space="preserve"> </w:t>
-      </w:r>
-    </w:p>
-    <w:p>
-      <w:pPr>
-        <w:bidi w:val="0"/>
-        <w:spacing w:after="453" w:line="259" w:lineRule="auto"/>
-        <w:ind w:left="0" w:right="67" w:firstLine="0"/>
-      </w:pPr>
-    </w:p>
-    <w:p>
-      <w:pPr>
-        <w:bidi w:val="0"/>
-        <w:spacing w:after="453" w:line="259" w:lineRule="auto"/>
-        <w:ind w:left="0" w:right="67" w:firstLine="0"/>
+          <w:b/>
+          <w:bCs/>
+          <w:szCs w:val="24"/>
+          <w:rtl/>
+        </w:rPr>
+        <w:t xml:space="preserve">-מנהל. </w:t>
+      </w:r>
+    </w:p>
+    <w:p>
+      <w:pPr>
+        <w:numPr>
+          <w:ilvl w:val="0"/>
+          <w:numId w:val="8"/>
+        </w:numPr>
+        <w:spacing w:after="210" w:line="264" w:lineRule="auto"/>
+        <w:ind w:hanging="436"/>
+        <w:jc w:val="left"/>
+      </w:pPr>
+      <w:r>
+        <w:rPr>
+          <w:rFonts w:hint="cs"/>
+          <w:szCs w:val="24"/>
+          <w:rtl/>
+        </w:rPr>
+        <w:t xml:space="preserve">הכל מנוהל מדף אחד ואין צורך לעבור לכמה עמודים בו זמנית, הדף </w:t>
+      </w:r>
+      <w:r>
+        <w:rPr>
+          <w:szCs w:val="24"/>
+        </w:rPr>
+        <w:t xml:space="preserve">Index </w:t>
+      </w:r>
+      <w:r>
+        <w:rPr>
+          <w:rFonts w:hint="cs"/>
+          <w:szCs w:val="24"/>
+          <w:rtl/>
+        </w:rPr>
+        <w:t>שלו מאפשר לו לבצע את המחיקות או לערוך נתוני רכב לפי חשיבת המנהל</w:t>
+      </w:r>
+    </w:p>
+    <w:p>
+      <w:pPr>
+        <w:spacing w:after="210" w:line="264" w:lineRule="auto"/>
+        <w:ind w:left="1143" w:firstLine="0"/>
+        <w:jc w:val="left"/>
+        <w:rPr>
+          <w:rtl/>
+        </w:rPr>
       </w:pPr>
       <w:r>
         <w:rPr>
           <w:noProof/>
         </w:rPr>
         <w:drawing>
-          <wp:inline distT="0" distB="0" distL="0" distR="0" wp14:anchorId="4D06D302" wp14:editId="55A29D4F">
-            <wp:extent cx="6504940" cy="2886075"/>
-            <wp:effectExtent l="0" t="0" r="0" b="9525"/>
-            <wp:docPr id="18" name="Picture 18"/>
+          <wp:inline distT="0" distB="0" distL="0" distR="0" wp14:anchorId="686DFDAF" wp14:editId="5B3C4D48">
+            <wp:extent cx="5133975" cy="1946910"/>
+            <wp:effectExtent l="0" t="0" r="9525" b="0"/>
+            <wp:docPr id="33" name="Picture 33"/>
             <wp:cNvGraphicFramePr>
               <a:graphicFrameLocks xmlns:a="http://schemas.openxmlformats.org/drawingml/2006/main" noChangeAspect="1"/>
             </wp:cNvGraphicFramePr>
@@ -10122,7 +9474,7 @@
                   <pic:spPr>
                     <a:xfrm>
                       <a:off x="0" y="0"/>
-                      <a:ext cx="6504940" cy="2886075"/>
+                      <a:ext cx="5133975" cy="1946910"/>
                     </a:xfrm>
                     <a:prstGeom prst="rect">
                       <a:avLst/>
@@ -10137,54 +9489,257 @@
     </w:p>
     <w:p>
       <w:pPr>
-        <w:bidi w:val="0"/>
-        <w:spacing w:after="453" w:line="259" w:lineRule="auto"/>
-        <w:ind w:left="0" w:right="67" w:firstLine="0"/>
-      </w:pPr>
-    </w:p>
-    <w:p>
-      <w:pPr>
-        <w:bidi w:val="0"/>
-        <w:spacing w:after="453" w:line="259" w:lineRule="auto"/>
-        <w:ind w:left="0" w:right="67" w:firstLine="0"/>
-        <w:rPr>
-          <w:rtl/>
-        </w:rPr>
-      </w:pPr>
+        <w:spacing w:after="210" w:line="264" w:lineRule="auto"/>
+        <w:ind w:left="1143" w:firstLine="0"/>
+        <w:jc w:val="left"/>
+        <w:rPr>
+          <w:rtl/>
+        </w:rPr>
+      </w:pPr>
+    </w:p>
+    <w:p>
+      <w:pPr>
+        <w:numPr>
+          <w:ilvl w:val="0"/>
+          <w:numId w:val="8"/>
+        </w:numPr>
+        <w:spacing w:after="399" w:line="265" w:lineRule="auto"/>
+        <w:ind w:hanging="436"/>
+        <w:jc w:val="left"/>
+      </w:pPr>
+      <w:r>
+        <w:rPr>
+          <w:rFonts w:ascii="Arial" w:eastAsia="Arial" w:hAnsi="Arial" w:cs="Arial"/>
+          <w:b/>
+          <w:bCs/>
+          <w:szCs w:val="24"/>
+          <w:rtl/>
+        </w:rPr>
+        <w:t xml:space="preserve">מסך </w:t>
+      </w:r>
+      <w:r>
+        <w:rPr>
+          <w:rFonts w:ascii="Arial" w:eastAsia="Arial" w:hAnsi="Arial" w:cs="Arial" w:hint="cs"/>
+          <w:b/>
+          <w:bCs/>
+          <w:szCs w:val="24"/>
+          <w:rtl/>
+        </w:rPr>
+        <w:t>לקוח</w:t>
+      </w:r>
+      <w:r>
+        <w:rPr>
+          <w:rFonts w:ascii="Arial" w:eastAsia="Arial" w:hAnsi="Arial" w:cs="Arial"/>
+          <w:b/>
+          <w:bCs/>
+          <w:szCs w:val="24"/>
+          <w:rtl/>
+        </w:rPr>
+        <w:t xml:space="preserve">. </w:t>
+      </w:r>
+    </w:p>
+    <w:p>
+      <w:pPr>
+        <w:ind w:left="6" w:right="472"/>
+      </w:pPr>
+      <w:r>
+        <w:rPr>
+          <w:szCs w:val="24"/>
+          <w:rtl/>
+        </w:rPr>
+        <w:t xml:space="preserve">בשעה </w:t>
+      </w:r>
       <w:r>
         <w:rPr>
           <w:rFonts w:hint="cs"/>
-          <w:rtl/>
-        </w:rPr>
-        <w:t>עשר השאלות</w:t>
+          <w:szCs w:val="24"/>
+          <w:rtl/>
+        </w:rPr>
+        <w:t>שהלקוח</w:t>
+      </w:r>
+      <w:r>
+        <w:rPr>
+          <w:szCs w:val="24"/>
+          <w:rtl/>
+        </w:rPr>
+        <w:t xml:space="preserve"> מתחבר למערכת בדף התחברות )לעיל(. המערכת מזהה את רמת ההרשאה של המשתמש במידה </w:t>
+      </w:r>
+    </w:p>
+    <w:p>
+      <w:pPr>
+        <w:ind w:left="6" w:right="472"/>
+      </w:pPr>
+      <w:r>
+        <w:rPr>
+          <w:szCs w:val="24"/>
+          <w:rtl/>
+        </w:rPr>
+        <w:t xml:space="preserve">ורמת ההרשאה היא" </w:t>
+      </w:r>
+      <w:r>
+        <w:rPr>
+          <w:szCs w:val="24"/>
+        </w:rPr>
+        <w:t>1</w:t>
+      </w:r>
+      <w:r>
+        <w:rPr>
+          <w:szCs w:val="24"/>
+          <w:rtl/>
+        </w:rPr>
+        <w:t xml:space="preserve">" דף </w:t>
+      </w:r>
+      <w:r>
+        <w:rPr>
+          <w:b/>
+        </w:rPr>
+        <w:t>Default</w:t>
+      </w:r>
+      <w:r>
+        <w:rPr>
+          <w:szCs w:val="24"/>
+          <w:rtl/>
+        </w:rPr>
+        <w:t xml:space="preserve"> טוען לסטודנט את שורת המשימות המתאימה לו, במידה והסטודנט לחץ על </w:t>
+      </w:r>
+    </w:p>
+    <w:p>
+      <w:pPr>
+        <w:spacing w:after="411" w:line="265" w:lineRule="auto"/>
+        <w:ind w:left="14" w:hanging="10"/>
+        <w:jc w:val="left"/>
+      </w:pPr>
+      <w:r>
+        <w:rPr>
+          <w:szCs w:val="24"/>
+          <w:rtl/>
+        </w:rPr>
+        <w:t xml:space="preserve">כפתור "בחינות" בשורת המשימות המערכת מעבירה אותו לדף סטודנט. </w:t>
+      </w:r>
+    </w:p>
+    <w:p>
+      <w:pPr>
+        <w:ind w:left="6" w:right="472"/>
+      </w:pPr>
+      <w:r>
+        <w:rPr>
+          <w:szCs w:val="24"/>
+          <w:rtl/>
+        </w:rPr>
+        <w:t xml:space="preserve">דף </w:t>
       </w:r>
       <w:r>
         <w:rPr>
           <w:rFonts w:hint="cs"/>
-          <w:rtl/>
-        </w:rPr>
-        <w:t>-רכב</w:t>
+          <w:szCs w:val="24"/>
+          <w:rtl/>
+        </w:rPr>
+        <w:t>הלקוח</w:t>
+      </w:r>
+      <w:r>
+        <w:rPr>
+          <w:szCs w:val="24"/>
+          <w:rtl/>
+        </w:rPr>
+        <w:t xml:space="preserve"> מורכב </w:t>
       </w:r>
       <w:r>
         <w:rPr>
           <w:rFonts w:hint="cs"/>
-          <w:rtl/>
-        </w:rPr>
-        <w:t>:</w:t>
-      </w:r>
-    </w:p>
-    <w:p>
-      <w:pPr>
-        <w:bidi w:val="0"/>
-        <w:spacing w:after="453" w:line="259" w:lineRule="auto"/>
-        <w:ind w:left="0" w:right="67" w:firstLine="0"/>
-      </w:pPr>
-    </w:p>
-    <w:p>
-      <w:pPr>
-        <w:bidi w:val="0"/>
-        <w:spacing w:after="453" w:line="259" w:lineRule="auto"/>
-        <w:ind w:left="0" w:right="67" w:firstLine="0"/>
+          <w:szCs w:val="24"/>
+          <w:rtl/>
+        </w:rPr>
+        <w:t>משני שלבים פשוטים</w:t>
+      </w:r>
+      <w:r>
+        <w:rPr>
+          <w:szCs w:val="24"/>
+          <w:rtl/>
+        </w:rPr>
+        <w:t xml:space="preserve"> .</w:t>
+      </w:r>
+      <w:r>
+        <w:rPr>
+          <w:rFonts w:hint="cs"/>
+          <w:b/>
+        </w:rPr>
+        <w:t>C</w:t>
+      </w:r>
+      <w:r>
+        <w:rPr>
+          <w:b/>
+        </w:rPr>
+        <w:t>ars</w:t>
+      </w:r>
+      <w:r>
+        <w:rPr>
+          <w:szCs w:val="24"/>
+          <w:rtl/>
+        </w:rPr>
+        <w:t xml:space="preserve"> </w:t>
+      </w:r>
+      <w:r>
+        <w:rPr>
+          <w:rFonts w:hint="cs"/>
+          <w:szCs w:val="24"/>
+          <w:rtl/>
+        </w:rPr>
+        <w:t>שם נמצאים כל השאלות לגבי שאלות הרכבים</w:t>
+      </w:r>
+      <w:r>
+        <w:rPr>
+          <w:szCs w:val="24"/>
+          <w:rtl/>
+        </w:rPr>
+        <w:t xml:space="preserve"> </w:t>
+      </w:r>
+    </w:p>
+    <w:p>
+      <w:pPr>
+        <w:spacing w:after="411" w:line="265" w:lineRule="auto"/>
+        <w:ind w:left="11" w:hanging="10"/>
+        <w:jc w:val="left"/>
+        <w:rPr>
+          <w:rtl/>
+        </w:rPr>
+      </w:pPr>
+      <w:r>
+        <w:rPr>
+          <w:rFonts w:hint="cs"/>
+          <w:szCs w:val="24"/>
+          <w:rtl/>
+        </w:rPr>
+        <w:t>ואם הוא יבחר שהוא רוצה לחפש אופנועים הוא יכול למצוא את זה בדף</w:t>
+      </w:r>
+      <w:r>
+        <w:rPr>
+          <w:szCs w:val="24"/>
+        </w:rPr>
+        <w:t xml:space="preserve">  </w:t>
+      </w:r>
+      <w:r>
+        <w:rPr>
+          <w:b/>
+          <w:bCs/>
+          <w:szCs w:val="24"/>
+        </w:rPr>
+        <w:t>Bikes</w:t>
+      </w:r>
+      <w:r>
+        <w:rPr>
+          <w:szCs w:val="24"/>
+        </w:rPr>
+        <w:t xml:space="preserve"> </w:t>
+      </w:r>
+    </w:p>
+    <w:p>
+      <w:pPr>
+        <w:spacing w:after="411" w:line="265" w:lineRule="auto"/>
+        <w:ind w:left="11" w:hanging="10"/>
+        <w:jc w:val="left"/>
+        <w:rPr>
+          <w:rtl/>
+        </w:rPr>
       </w:pPr>
       <w:r>
         <w:rPr>
@@ -10192,10 +9747,10 @@
         </w:rPr>
         <w:lastRenderedPageBreak/>
         <w:drawing>
-          <wp:inline distT="0" distB="0" distL="0" distR="0" wp14:anchorId="56FA87E0" wp14:editId="400F3E75">
-            <wp:extent cx="6504940" cy="3288665"/>
-            <wp:effectExtent l="0" t="0" r="0" b="6985"/>
-            <wp:docPr id="31" name="Picture 31"/>
+          <wp:inline distT="0" distB="0" distL="0" distR="0" wp14:anchorId="230F530F" wp14:editId="1DF21B20">
+            <wp:extent cx="5915025" cy="2143125"/>
+            <wp:effectExtent l="0" t="0" r="9525" b="9525"/>
+            <wp:docPr id="12" name="Picture 12"/>
             <wp:cNvGraphicFramePr>
               <a:graphicFrameLocks xmlns:a="http://schemas.openxmlformats.org/drawingml/2006/main" noChangeAspect="1"/>
             </wp:cNvGraphicFramePr>
@@ -10215,6 +9770,343 @@
                   <pic:spPr>
                     <a:xfrm>
                       <a:off x="0" y="0"/>
+                      <a:ext cx="5915025" cy="2143125"/>
+                    </a:xfrm>
+                    <a:prstGeom prst="rect">
+                      <a:avLst/>
+                    </a:prstGeom>
+                  </pic:spPr>
+                </pic:pic>
+              </a:graphicData>
+            </a:graphic>
+          </wp:inline>
+        </w:drawing>
+      </w:r>
+    </w:p>
+    <w:p>
+      <w:pPr>
+        <w:spacing w:after="411" w:line="265" w:lineRule="auto"/>
+        <w:ind w:left="11" w:hanging="10"/>
+        <w:jc w:val="left"/>
+        <w:rPr>
+          <w:rtl/>
+        </w:rPr>
+      </w:pPr>
+      <w:r>
+        <w:rPr>
+          <w:rFonts w:hint="cs"/>
+          <w:rtl/>
+        </w:rPr>
+        <w:t xml:space="preserve">לאחר שהלקוח מסיים לענות על כל השאלות שבו הוא נבחר לענות טבלת </w:t>
+      </w:r>
+      <w:r>
+        <w:t>Cars</w:t>
+      </w:r>
+      <w:r>
+        <w:rPr>
+          <w:rFonts w:hint="cs"/>
+          <w:rtl/>
+        </w:rPr>
+        <w:t xml:space="preserve"> או טבלת </w:t>
+      </w:r>
+      <w:r>
+        <w:rPr>
+          <w:rFonts w:hint="cs"/>
+        </w:rPr>
+        <w:t>B</w:t>
+      </w:r>
+      <w:r>
+        <w:t>ikes</w:t>
+      </w:r>
+      <w:r>
+        <w:rPr>
+          <w:rFonts w:hint="cs"/>
+          <w:rtl/>
+        </w:rPr>
+        <w:t xml:space="preserve"> בהתאם לבחירה שלו זה משתנה ייעשה שאילתה בדף </w:t>
+      </w:r>
+      <w:r>
+        <w:t>finish</w:t>
+      </w:r>
+      <w:r>
+        <w:rPr>
+          <w:rFonts w:hint="cs"/>
+          <w:rtl/>
+        </w:rPr>
+        <w:t xml:space="preserve"> שבו בעצם הוא יקבל את התוצאה הרלוונטית.</w:t>
+      </w:r>
+    </w:p>
+    <w:p>
+      <w:pPr>
+        <w:spacing w:after="411" w:line="265" w:lineRule="auto"/>
+        <w:ind w:left="11" w:hanging="10"/>
+        <w:jc w:val="left"/>
+        <w:rPr>
+          <w:rtl/>
+        </w:rPr>
+      </w:pPr>
+      <w:r>
+        <w:rPr>
+          <w:szCs w:val="24"/>
+          <w:rtl/>
+        </w:rPr>
+        <w:t xml:space="preserve">המשתמש במידע הקיים במאגר הנתונים. </w:t>
+      </w:r>
+    </w:p>
+    <w:p>
+      <w:pPr>
+        <w:bidi w:val="0"/>
+        <w:spacing w:after="453" w:line="259" w:lineRule="auto"/>
+        <w:ind w:left="0" w:right="426" w:firstLine="0"/>
+        <w:rPr>
+          <w:rFonts w:ascii="Arial" w:eastAsia="Arial" w:hAnsi="Arial" w:cs="Arial"/>
+        </w:rPr>
+      </w:pPr>
+      <w:r>
+        <w:rPr>
+          <w:rFonts w:ascii="Arial" w:eastAsia="Arial" w:hAnsi="Arial" w:cs="Arial" w:hint="cs"/>
+          <w:rtl/>
+        </w:rPr>
+        <w:t>מסך הבית לכולם:</w:t>
+      </w:r>
+    </w:p>
+    <w:p>
+      <w:pPr>
+        <w:bidi w:val="0"/>
+        <w:spacing w:after="453" w:line="259" w:lineRule="auto"/>
+        <w:ind w:left="0" w:right="426" w:firstLine="0"/>
+        <w:rPr>
+          <w:rtl/>
+        </w:rPr>
+      </w:pPr>
+      <w:r>
+        <w:rPr>
+          <w:rFonts w:ascii="Arial" w:eastAsia="Arial" w:hAnsi="Arial" w:cs="Arial"/>
+        </w:rPr>
+        <w:t xml:space="preserve"> </w:t>
+      </w:r>
+      <w:r>
+        <w:rPr>
+          <w:rFonts w:ascii="Arial" w:eastAsia="Arial" w:hAnsi="Arial" w:cs="Arial" w:hint="cs"/>
+          <w:rtl/>
+        </w:rPr>
+        <w:t>הלקוח יכול להתחיל לענות על 5 שאלות או שיכול להתחיל לענות על עשר שאלות:</w:t>
+      </w:r>
+    </w:p>
+    <w:p>
+      <w:pPr>
+        <w:bidi w:val="0"/>
+        <w:spacing w:after="456" w:line="259" w:lineRule="auto"/>
+        <w:ind w:left="0" w:right="426" w:firstLine="0"/>
+      </w:pPr>
+      <w:r>
+        <w:rPr>
+          <w:noProof/>
+        </w:rPr>
+        <w:drawing>
+          <wp:inline distT="0" distB="0" distL="0" distR="0" wp14:anchorId="62D1ADE6" wp14:editId="49897619">
+            <wp:extent cx="6464935" cy="2737485"/>
+            <wp:effectExtent l="0" t="0" r="0" b="5715"/>
+            <wp:docPr id="17" name="Picture 17"/>
+            <wp:cNvGraphicFramePr>
+              <a:graphicFrameLocks xmlns:a="http://schemas.openxmlformats.org/drawingml/2006/main" noChangeAspect="1"/>
+            </wp:cNvGraphicFramePr>
+            <a:graphic xmlns:a="http://schemas.openxmlformats.org/drawingml/2006/main">
+              <a:graphicData uri="http://schemas.openxmlformats.org/drawingml/2006/picture">
+                <pic:pic xmlns:pic="http://schemas.openxmlformats.org/drawingml/2006/picture">
+                  <pic:nvPicPr>
+                    <pic:cNvPr id="1" name=""/>
+                    <pic:cNvPicPr/>
+                  </pic:nvPicPr>
+                  <pic:blipFill>
+                    <a:blip r:embed="rId33"/>
+                    <a:stretch>
+                      <a:fillRect/>
+                    </a:stretch>
+                  </pic:blipFill>
+                  <pic:spPr>
+                    <a:xfrm>
+                      <a:off x="0" y="0"/>
+                      <a:ext cx="6464935" cy="2737485"/>
+                    </a:xfrm>
+                    <a:prstGeom prst="rect">
+                      <a:avLst/>
+                    </a:prstGeom>
+                  </pic:spPr>
+                </pic:pic>
+              </a:graphicData>
+            </a:graphic>
+          </wp:inline>
+        </w:drawing>
+      </w:r>
+      <w:r>
+        <w:rPr>
+          <w:rFonts w:ascii="Arial" w:eastAsia="Arial" w:hAnsi="Arial" w:cs="Arial"/>
+        </w:rPr>
+        <w:t xml:space="preserve">  </w:t>
+      </w:r>
+    </w:p>
+    <w:p>
+      <w:pPr>
+        <w:bidi w:val="0"/>
+        <w:spacing w:after="0" w:line="259" w:lineRule="auto"/>
+        <w:ind w:left="0" w:right="786" w:firstLine="0"/>
+      </w:pPr>
+      <w:r>
+        <w:rPr>
+          <w:rFonts w:ascii="Arial" w:eastAsia="Arial" w:hAnsi="Arial" w:cs="Arial" w:hint="cs"/>
+          <w:rtl/>
+        </w:rPr>
+        <w:t>חמשת השאלות</w:t>
+      </w:r>
+      <w:r>
+        <w:rPr>
+          <w:rFonts w:ascii="Arial" w:eastAsia="Arial" w:hAnsi="Arial" w:cs="Arial" w:hint="cs"/>
+          <w:rtl/>
+        </w:rPr>
+        <w:t>-רכב</w:t>
+      </w:r>
+      <w:r>
+        <w:rPr>
+          <w:rFonts w:ascii="Arial" w:eastAsia="Arial" w:hAnsi="Arial" w:cs="Arial" w:hint="cs"/>
+          <w:rtl/>
+        </w:rPr>
+        <w:t>:</w:t>
+      </w:r>
+      <w:r>
+        <w:rPr>
+          <w:rFonts w:ascii="Arial" w:eastAsia="Arial" w:hAnsi="Arial" w:cs="Arial"/>
+        </w:rPr>
+        <w:t xml:space="preserve"> </w:t>
+      </w:r>
+    </w:p>
+    <w:p>
+      <w:pPr>
+        <w:bidi w:val="0"/>
+        <w:spacing w:after="453" w:line="259" w:lineRule="auto"/>
+        <w:ind w:left="0" w:right="67" w:firstLine="0"/>
+      </w:pPr>
+    </w:p>
+    <w:p>
+      <w:pPr>
+        <w:bidi w:val="0"/>
+        <w:spacing w:after="453" w:line="259" w:lineRule="auto"/>
+        <w:ind w:left="0" w:right="67" w:firstLine="0"/>
+      </w:pPr>
+      <w:r>
+        <w:rPr>
+          <w:noProof/>
+        </w:rPr>
+        <w:lastRenderedPageBreak/>
+        <w:drawing>
+          <wp:inline distT="0" distB="0" distL="0" distR="0" wp14:anchorId="4D06D302" wp14:editId="55A29D4F">
+            <wp:extent cx="6504940" cy="2886075"/>
+            <wp:effectExtent l="0" t="0" r="0" b="9525"/>
+            <wp:docPr id="18" name="Picture 18"/>
+            <wp:cNvGraphicFramePr>
+              <a:graphicFrameLocks xmlns:a="http://schemas.openxmlformats.org/drawingml/2006/main" noChangeAspect="1"/>
+            </wp:cNvGraphicFramePr>
+            <a:graphic xmlns:a="http://schemas.openxmlformats.org/drawingml/2006/main">
+              <a:graphicData uri="http://schemas.openxmlformats.org/drawingml/2006/picture">
+                <pic:pic xmlns:pic="http://schemas.openxmlformats.org/drawingml/2006/picture">
+                  <pic:nvPicPr>
+                    <pic:cNvPr id="1" name=""/>
+                    <pic:cNvPicPr/>
+                  </pic:nvPicPr>
+                  <pic:blipFill>
+                    <a:blip r:embed="rId34"/>
+                    <a:stretch>
+                      <a:fillRect/>
+                    </a:stretch>
+                  </pic:blipFill>
+                  <pic:spPr>
+                    <a:xfrm>
+                      <a:off x="0" y="0"/>
+                      <a:ext cx="6504940" cy="2886075"/>
+                    </a:xfrm>
+                    <a:prstGeom prst="rect">
+                      <a:avLst/>
+                    </a:prstGeom>
+                  </pic:spPr>
+                </pic:pic>
+              </a:graphicData>
+            </a:graphic>
+          </wp:inline>
+        </w:drawing>
+      </w:r>
+    </w:p>
+    <w:p>
+      <w:pPr>
+        <w:bidi w:val="0"/>
+        <w:spacing w:after="453" w:line="259" w:lineRule="auto"/>
+        <w:ind w:left="0" w:right="67" w:firstLine="0"/>
+        <w:rPr>
+          <w:rtl/>
+        </w:rPr>
+      </w:pPr>
+      <w:r>
+        <w:rPr>
+          <w:rFonts w:hint="cs"/>
+          <w:rtl/>
+        </w:rPr>
+        <w:t>עשר השאלות</w:t>
+      </w:r>
+      <w:r>
+        <w:rPr>
+          <w:rFonts w:hint="cs"/>
+          <w:rtl/>
+        </w:rPr>
+        <w:t>-רכב</w:t>
+      </w:r>
+      <w:r>
+        <w:rPr>
+          <w:rFonts w:hint="cs"/>
+          <w:rtl/>
+        </w:rPr>
+        <w:t>:</w:t>
+      </w:r>
+    </w:p>
+    <w:p>
+      <w:pPr>
+        <w:bidi w:val="0"/>
+        <w:spacing w:after="453" w:line="259" w:lineRule="auto"/>
+        <w:ind w:left="0" w:right="67" w:firstLine="0"/>
+      </w:pPr>
+    </w:p>
+    <w:p>
+      <w:pPr>
+        <w:bidi w:val="0"/>
+        <w:spacing w:after="453" w:line="259" w:lineRule="auto"/>
+        <w:ind w:left="0" w:right="67" w:firstLine="0"/>
+      </w:pPr>
+      <w:r>
+        <w:rPr>
+          <w:noProof/>
+        </w:rPr>
+        <w:drawing>
+          <wp:inline distT="0" distB="0" distL="0" distR="0" wp14:anchorId="56FA87E0" wp14:editId="400F3E75">
+            <wp:extent cx="6504940" cy="3288665"/>
+            <wp:effectExtent l="0" t="0" r="0" b="6985"/>
+            <wp:docPr id="31" name="Picture 31"/>
+            <wp:cNvGraphicFramePr>
+              <a:graphicFrameLocks xmlns:a="http://schemas.openxmlformats.org/drawingml/2006/main" noChangeAspect="1"/>
+            </wp:cNvGraphicFramePr>
+            <a:graphic xmlns:a="http://schemas.openxmlformats.org/drawingml/2006/main">
+              <a:graphicData uri="http://schemas.openxmlformats.org/drawingml/2006/picture">
+                <pic:pic xmlns:pic="http://schemas.openxmlformats.org/drawingml/2006/picture">
+                  <pic:nvPicPr>
+                    <pic:cNvPr id="1" name=""/>
+                    <pic:cNvPicPr/>
+                  </pic:nvPicPr>
+                  <pic:blipFill>
+                    <a:blip r:embed="rId35"/>
+                    <a:stretch>
+                      <a:fillRect/>
+                    </a:stretch>
+                  </pic:blipFill>
+                  <pic:spPr>
+                    <a:xfrm>
+                      <a:off x="0" y="0"/>
                       <a:ext cx="6504940" cy="3288665"/>
                     </a:xfrm>
                     <a:prstGeom prst="rect">
@@ -10293,6 +10185,7 @@
           <w:color w:val="202122"/>
           <w:sz w:val="21"/>
         </w:rPr>
+        <w:lastRenderedPageBreak/>
         <w:t>My</w:t>
       </w:r>
       <w:r>
@@ -10314,7 +10207,7 @@
         </w:rPr>
         <w:t xml:space="preserve">)ההגייה המקובלת </w:t>
       </w:r>
-      <w:hyperlink r:id="rId33">
+      <w:hyperlink r:id="rId36">
         <w:r>
           <w:rPr>
             <w:rFonts w:ascii="Arial" w:eastAsia="Arial" w:hAnsi="Arial" w:cs="Arial"/>
@@ -10326,7 +10219,7 @@
           <w:t>ב</w:t>
         </w:r>
       </w:hyperlink>
-      <w:hyperlink r:id="rId34">
+      <w:hyperlink r:id="rId37">
         <w:r>
           <w:rPr>
             <w:rFonts w:ascii="Arial" w:eastAsia="Arial" w:hAnsi="Arial" w:cs="Arial"/>
@@ -10338,7 +10231,7 @@
           <w:t>י</w:t>
         </w:r>
       </w:hyperlink>
-      <w:hyperlink r:id="rId35">
+      <w:hyperlink r:id="rId38">
         <w:r>
           <w:rPr>
             <w:rFonts w:ascii="Arial" w:eastAsia="Arial" w:hAnsi="Arial" w:cs="Arial"/>
@@ -10350,7 +10243,7 @@
           <w:t>שרא</w:t>
         </w:r>
       </w:hyperlink>
-      <w:hyperlink r:id="rId36">
+      <w:hyperlink r:id="rId39">
         <w:r>
           <w:rPr>
             <w:rFonts w:ascii="Arial" w:eastAsia="Arial" w:hAnsi="Arial" w:cs="Arial"/>
@@ -10362,7 +10255,7 @@
           <w:t>ל</w:t>
         </w:r>
       </w:hyperlink>
-      <w:hyperlink r:id="rId37">
+      <w:hyperlink r:id="rId40">
         <w:r>
           <w:rPr>
             <w:rFonts w:ascii="Arial" w:eastAsia="Arial" w:hAnsi="Arial" w:cs="Arial"/>
@@ -10382,31 +10275,9 @@
           <w:szCs w:val="21"/>
           <w:rtl/>
         </w:rPr>
-        <w:t xml:space="preserve">היא ֶאֶס-ְקְיוּ-ֶאֶל </w:t>
-      </w:r>
-      <w:proofErr w:type="spellStart"/>
-      <w:r>
-        <w:rPr>
-          <w:rFonts w:ascii="Arial" w:eastAsia="Arial" w:hAnsi="Arial" w:cs="Arial"/>
-          <w:color w:val="202122"/>
-          <w:sz w:val="21"/>
-          <w:szCs w:val="21"/>
-          <w:rtl/>
-        </w:rPr>
-        <w:t>סֶרְֶוֶר</w:t>
-      </w:r>
-      <w:proofErr w:type="spellEnd"/>
-      <w:r>
-        <w:rPr>
-          <w:rFonts w:ascii="Arial" w:eastAsia="Arial" w:hAnsi="Arial" w:cs="Arial"/>
-          <w:color w:val="202122"/>
-          <w:sz w:val="21"/>
-          <w:szCs w:val="21"/>
-          <w:rtl/>
-        </w:rPr>
-        <w:t xml:space="preserve"> וב</w:t>
-      </w:r>
-      <w:hyperlink r:id="rId38">
+        <w:t>היא ֶאֶס-ְקְיוּ-ֶאֶל סֶרְֶוֶר וב</w:t>
+      </w:r>
+      <w:hyperlink r:id="rId41">
         <w:r>
           <w:rPr>
             <w:rFonts w:ascii="Arial" w:eastAsia="Arial" w:hAnsi="Arial" w:cs="Arial"/>
@@ -10418,7 +10289,7 @@
           <w:t>א</w:t>
         </w:r>
       </w:hyperlink>
-      <w:hyperlink r:id="rId39">
+      <w:hyperlink r:id="rId42">
         <w:r>
           <w:rPr>
             <w:rFonts w:ascii="Arial" w:eastAsia="Arial" w:hAnsi="Arial" w:cs="Arial"/>
@@ -10430,7 +10301,7 @@
           <w:t>רצו</w:t>
         </w:r>
       </w:hyperlink>
-      <w:hyperlink r:id="rId40">
+      <w:hyperlink r:id="rId43">
         <w:r>
           <w:rPr>
             <w:rFonts w:ascii="Arial" w:eastAsia="Arial" w:hAnsi="Arial" w:cs="Arial"/>
@@ -10442,7 +10313,7 @@
           <w:t>ת</w:t>
         </w:r>
       </w:hyperlink>
-      <w:hyperlink r:id="rId41">
+      <w:hyperlink r:id="rId44">
         <w:r>
           <w:rPr>
             <w:rFonts w:ascii="Arial" w:eastAsia="Arial" w:hAnsi="Arial" w:cs="Arial"/>
@@ -10454,7 +10325,7 @@
           <w:t xml:space="preserve"> </w:t>
         </w:r>
       </w:hyperlink>
-      <w:hyperlink r:id="rId42">
+      <w:hyperlink r:id="rId45">
         <w:r>
           <w:rPr>
             <w:rFonts w:ascii="Arial" w:eastAsia="Arial" w:hAnsi="Arial" w:cs="Arial"/>
@@ -10466,7 +10337,7 @@
           <w:t>ה</w:t>
         </w:r>
       </w:hyperlink>
-      <w:hyperlink r:id="rId43">
+      <w:hyperlink r:id="rId46">
         <w:r>
           <w:rPr>
             <w:rFonts w:ascii="Arial" w:eastAsia="Arial" w:hAnsi="Arial" w:cs="Arial"/>
@@ -10478,7 +10349,7 @@
           <w:t>ברי</w:t>
         </w:r>
       </w:hyperlink>
-      <w:hyperlink r:id="rId44">
+      <w:hyperlink r:id="rId47">
         <w:r>
           <w:rPr>
             <w:rFonts w:ascii="Arial" w:eastAsia="Arial" w:hAnsi="Arial" w:cs="Arial"/>
@@ -10490,7 +10361,7 @@
           <w:t>ת</w:t>
         </w:r>
       </w:hyperlink>
-      <w:hyperlink r:id="rId45">
+      <w:hyperlink r:id="rId48">
         <w:r>
           <w:rPr>
             <w:rFonts w:ascii="Arial" w:eastAsia="Arial" w:hAnsi="Arial" w:cs="Arial"/>
@@ -10502,7 +10373,6 @@
           <w:t xml:space="preserve"> </w:t>
         </w:r>
       </w:hyperlink>
-      <w:proofErr w:type="spellStart"/>
       <w:r>
         <w:rPr>
           <w:rFonts w:ascii="Arial" w:eastAsia="Arial" w:hAnsi="Arial" w:cs="Arial"/>
@@ -10511,42 +10381,9 @@
           <w:szCs w:val="21"/>
           <w:rtl/>
         </w:rPr>
-        <w:t>סִיקְֶוֶול</w:t>
-      </w:r>
-      <w:proofErr w:type="spellEnd"/>
-      <w:r>
-        <w:rPr>
-          <w:rFonts w:ascii="Arial" w:eastAsia="Arial" w:hAnsi="Arial" w:cs="Arial"/>
-          <w:color w:val="202122"/>
-          <w:sz w:val="21"/>
-          <w:szCs w:val="21"/>
-          <w:rtl/>
-        </w:rPr>
-        <w:t xml:space="preserve"> </w:t>
-      </w:r>
-      <w:proofErr w:type="spellStart"/>
-      <w:r>
-        <w:rPr>
-          <w:rFonts w:ascii="Arial" w:eastAsia="Arial" w:hAnsi="Arial" w:cs="Arial"/>
-          <w:color w:val="202122"/>
-          <w:sz w:val="21"/>
-          <w:szCs w:val="21"/>
-          <w:rtl/>
-        </w:rPr>
-        <w:t>סֶרְֶוֶר</w:t>
-      </w:r>
-      <w:proofErr w:type="spellEnd"/>
-      <w:r>
-        <w:rPr>
-          <w:rFonts w:ascii="Arial" w:eastAsia="Arial" w:hAnsi="Arial" w:cs="Arial"/>
-          <w:color w:val="202122"/>
-          <w:sz w:val="21"/>
-          <w:szCs w:val="21"/>
-          <w:rtl/>
-        </w:rPr>
-        <w:t>( היא</w:t>
-      </w:r>
-      <w:hyperlink r:id="rId46">
+        <w:t>סִיקְֶוֶול סֶרְֶוֶר( היא</w:t>
+      </w:r>
+      <w:hyperlink r:id="rId49">
         <w:r>
           <w:rPr>
             <w:rFonts w:ascii="Arial" w:eastAsia="Arial" w:hAnsi="Arial" w:cs="Arial"/>
@@ -10558,7 +10395,7 @@
           <w:t xml:space="preserve"> </w:t>
         </w:r>
       </w:hyperlink>
-      <w:hyperlink r:id="rId47">
+      <w:hyperlink r:id="rId50">
         <w:r>
           <w:rPr>
             <w:rFonts w:ascii="Arial" w:eastAsia="Arial" w:hAnsi="Arial" w:cs="Arial"/>
@@ -10570,7 +10407,7 @@
           <w:t>מ</w:t>
         </w:r>
       </w:hyperlink>
-      <w:hyperlink r:id="rId48">
+      <w:hyperlink r:id="rId51">
         <w:r>
           <w:rPr>
             <w:rFonts w:ascii="Arial" w:eastAsia="Arial" w:hAnsi="Arial" w:cs="Arial"/>
@@ -10582,7 +10419,7 @@
           <w:t>ערכ</w:t>
         </w:r>
       </w:hyperlink>
-      <w:hyperlink r:id="rId49">
+      <w:hyperlink r:id="rId52">
         <w:r>
           <w:rPr>
             <w:rFonts w:ascii="Arial" w:eastAsia="Arial" w:hAnsi="Arial" w:cs="Arial"/>
@@ -10592,49 +10429,6 @@
             <w:rtl/>
           </w:rPr>
           <w:t>ת</w:t>
-        </w:r>
-      </w:hyperlink>
-      <w:hyperlink r:id="rId50">
-        <w:r>
-          <w:rPr>
-            <w:rFonts w:ascii="Arial" w:eastAsia="Arial" w:hAnsi="Arial" w:cs="Arial"/>
-            <w:color w:val="DD3333"/>
-            <w:sz w:val="21"/>
-            <w:szCs w:val="21"/>
-            <w:rtl/>
-          </w:rPr>
-          <w:t xml:space="preserve"> </w:t>
-        </w:r>
-      </w:hyperlink>
-    </w:p>
-    <w:p>
-      <w:pPr>
-        <w:spacing w:after="414" w:line="265" w:lineRule="auto"/>
-        <w:ind w:left="13" w:hanging="10"/>
-        <w:jc w:val="left"/>
-      </w:pPr>
-      <w:hyperlink r:id="rId51">
-        <w:r>
-          <w:rPr>
-            <w:rFonts w:ascii="Arial" w:eastAsia="Arial" w:hAnsi="Arial" w:cs="Arial"/>
-            <w:color w:val="DD3333"/>
-            <w:sz w:val="21"/>
-            <w:szCs w:val="21"/>
-            <w:rtl/>
-          </w:rPr>
-          <w:t>לניהו</w:t>
-        </w:r>
-      </w:hyperlink>
-      <w:hyperlink r:id="rId52">
-        <w:r>
-          <w:rPr>
-            <w:rFonts w:ascii="Arial" w:eastAsia="Arial" w:hAnsi="Arial" w:cs="Arial"/>
-            <w:color w:val="DD3333"/>
-            <w:sz w:val="21"/>
-            <w:szCs w:val="21"/>
-            <w:rtl/>
-          </w:rPr>
-          <w:t>ל</w:t>
         </w:r>
       </w:hyperlink>
       <w:hyperlink r:id="rId53">
@@ -10649,7 +10443,50 @@
           <w:t xml:space="preserve"> </w:t>
         </w:r>
       </w:hyperlink>
+    </w:p>
+    <w:p>
+      <w:pPr>
+        <w:spacing w:after="414" w:line="265" w:lineRule="auto"/>
+        <w:ind w:left="13" w:hanging="10"/>
+        <w:jc w:val="left"/>
+      </w:pPr>
       <w:hyperlink r:id="rId54">
+        <w:r>
+          <w:rPr>
+            <w:rFonts w:ascii="Arial" w:eastAsia="Arial" w:hAnsi="Arial" w:cs="Arial"/>
+            <w:color w:val="DD3333"/>
+            <w:sz w:val="21"/>
+            <w:szCs w:val="21"/>
+            <w:rtl/>
+          </w:rPr>
+          <w:t>לניהו</w:t>
+        </w:r>
+      </w:hyperlink>
+      <w:hyperlink r:id="rId55">
+        <w:r>
+          <w:rPr>
+            <w:rFonts w:ascii="Arial" w:eastAsia="Arial" w:hAnsi="Arial" w:cs="Arial"/>
+            <w:color w:val="DD3333"/>
+            <w:sz w:val="21"/>
+            <w:szCs w:val="21"/>
+            <w:rtl/>
+          </w:rPr>
+          <w:t>ל</w:t>
+        </w:r>
+      </w:hyperlink>
+      <w:hyperlink r:id="rId56">
+        <w:r>
+          <w:rPr>
+            <w:rFonts w:ascii="Arial" w:eastAsia="Arial" w:hAnsi="Arial" w:cs="Arial"/>
+            <w:color w:val="DD3333"/>
+            <w:sz w:val="21"/>
+            <w:szCs w:val="21"/>
+            <w:rtl/>
+          </w:rPr>
+          <w:t xml:space="preserve"> </w:t>
+        </w:r>
+      </w:hyperlink>
+      <w:hyperlink r:id="rId57">
         <w:r>
           <w:rPr>
             <w:rFonts w:ascii="Arial" w:eastAsia="Arial" w:hAnsi="Arial" w:cs="Arial"/>
@@ -10661,7 +10498,7 @@
           <w:t>ב</w:t>
         </w:r>
       </w:hyperlink>
-      <w:hyperlink r:id="rId55">
+      <w:hyperlink r:id="rId58">
         <w:r>
           <w:rPr>
             <w:rFonts w:ascii="Arial" w:eastAsia="Arial" w:hAnsi="Arial" w:cs="Arial"/>
@@ -10673,7 +10510,7 @@
           <w:t>סי</w:t>
         </w:r>
       </w:hyperlink>
-      <w:hyperlink r:id="rId56">
+      <w:hyperlink r:id="rId59">
         <w:r>
           <w:rPr>
             <w:rFonts w:ascii="Arial" w:eastAsia="Arial" w:hAnsi="Arial" w:cs="Arial"/>
@@ -10685,7 +10522,7 @@
           <w:t>ס</w:t>
         </w:r>
       </w:hyperlink>
-      <w:hyperlink r:id="rId57">
+      <w:hyperlink r:id="rId60">
         <w:r>
           <w:rPr>
             <w:rFonts w:ascii="Arial" w:eastAsia="Arial" w:hAnsi="Arial" w:cs="Arial"/>
@@ -10697,7 +10534,7 @@
           <w:t xml:space="preserve"> </w:t>
         </w:r>
       </w:hyperlink>
-      <w:hyperlink r:id="rId58">
+      <w:hyperlink r:id="rId61">
         <w:r>
           <w:rPr>
             <w:rFonts w:ascii="Arial" w:eastAsia="Arial" w:hAnsi="Arial" w:cs="Arial"/>
@@ -10709,7 +10546,7 @@
           <w:t>נ</w:t>
         </w:r>
       </w:hyperlink>
-      <w:hyperlink r:id="rId59">
+      <w:hyperlink r:id="rId62">
         <w:r>
           <w:rPr>
             <w:rFonts w:ascii="Arial" w:eastAsia="Arial" w:hAnsi="Arial" w:cs="Arial"/>
@@ -10721,7 +10558,7 @@
           <w:t>תוני</w:t>
         </w:r>
       </w:hyperlink>
-      <w:hyperlink r:id="rId60">
+      <w:hyperlink r:id="rId63">
         <w:r>
           <w:rPr>
             <w:rFonts w:ascii="Arial" w:eastAsia="Arial" w:hAnsi="Arial" w:cs="Arial"/>
@@ -10733,7 +10570,7 @@
           <w:t>ם</w:t>
         </w:r>
       </w:hyperlink>
-      <w:hyperlink r:id="rId61">
+      <w:hyperlink r:id="rId64">
         <w:r>
           <w:rPr>
             <w:rFonts w:ascii="Arial" w:eastAsia="Arial" w:hAnsi="Arial" w:cs="Arial"/>
@@ -10755,7 +10592,7 @@
         </w:rPr>
         <w:t xml:space="preserve">במודל </w:t>
       </w:r>
-      <w:hyperlink r:id="rId62">
+      <w:hyperlink r:id="rId65">
         <w:r>
           <w:rPr>
             <w:rFonts w:ascii="Arial" w:eastAsia="Arial" w:hAnsi="Arial" w:cs="Arial"/>
@@ -10767,7 +10604,7 @@
           <w:t>ה</w:t>
         </w:r>
       </w:hyperlink>
-      <w:hyperlink r:id="rId63">
+      <w:hyperlink r:id="rId66">
         <w:r>
           <w:rPr>
             <w:rFonts w:ascii="Arial" w:eastAsia="Arial" w:hAnsi="Arial" w:cs="Arial"/>
@@ -10779,7 +10616,7 @@
           <w:t>י</w:t>
         </w:r>
       </w:hyperlink>
-      <w:hyperlink r:id="rId64">
+      <w:hyperlink r:id="rId67">
         <w:r>
           <w:rPr>
             <w:rFonts w:ascii="Arial" w:eastAsia="Arial" w:hAnsi="Arial" w:cs="Arial"/>
@@ -10791,7 +10628,7 @@
           <w:t>חס</w:t>
         </w:r>
       </w:hyperlink>
-      <w:hyperlink r:id="rId65">
+      <w:hyperlink r:id="rId68">
         <w:r>
           <w:rPr>
             <w:rFonts w:ascii="Arial" w:eastAsia="Arial" w:hAnsi="Arial" w:cs="Arial"/>
@@ -10821,7 +10658,7 @@
         </w:rPr>
         <w:t>) ( של חברת</w:t>
       </w:r>
-      <w:hyperlink r:id="rId66">
+      <w:hyperlink r:id="rId69">
         <w:r>
           <w:rPr>
             <w:rFonts w:ascii="Arial" w:eastAsia="Arial" w:hAnsi="Arial" w:cs="Arial"/>
@@ -10833,7 +10670,7 @@
           <w:t xml:space="preserve"> </w:t>
         </w:r>
       </w:hyperlink>
-      <w:hyperlink r:id="rId67">
+      <w:hyperlink r:id="rId70">
         <w:r>
           <w:rPr>
             <w:rFonts w:ascii="Arial" w:eastAsia="Arial" w:hAnsi="Arial" w:cs="Arial"/>
@@ -10845,7 +10682,7 @@
           <w:t>מ</w:t>
         </w:r>
       </w:hyperlink>
-      <w:hyperlink r:id="rId68">
+      <w:hyperlink r:id="rId71">
         <w:r>
           <w:rPr>
             <w:rFonts w:ascii="Arial" w:eastAsia="Arial" w:hAnsi="Arial" w:cs="Arial"/>
@@ -10857,7 +10694,7 @@
           <w:t>יקרוסופ</w:t>
         </w:r>
       </w:hyperlink>
-      <w:hyperlink r:id="rId69">
+      <w:hyperlink r:id="rId72">
         <w:r>
           <w:rPr>
             <w:rFonts w:ascii="Arial" w:eastAsia="Arial" w:hAnsi="Arial" w:cs="Arial"/>
@@ -10869,7 +10706,7 @@
           <w:t>ט</w:t>
         </w:r>
       </w:hyperlink>
-      <w:hyperlink r:id="rId70">
+      <w:hyperlink r:id="rId73">
         <w:r>
           <w:rPr>
             <w:rFonts w:ascii="Arial" w:eastAsia="Arial" w:hAnsi="Arial" w:cs="Arial"/>
@@ -10923,7 +10760,7 @@
         </w:rPr>
         <w:t>סמוי( היא</w:t>
       </w:r>
-      <w:hyperlink r:id="rId71">
+      <w:hyperlink r:id="rId74">
         <w:r>
           <w:rPr>
             <w:rFonts w:ascii="Arial" w:eastAsia="Arial" w:hAnsi="Arial" w:cs="Arial"/>
@@ -10935,7 +10772,7 @@
           <w:t xml:space="preserve"> </w:t>
         </w:r>
       </w:hyperlink>
-      <w:hyperlink r:id="rId72">
+      <w:hyperlink r:id="rId75">
         <w:r>
           <w:rPr>
             <w:rFonts w:ascii="Arial" w:eastAsia="Arial" w:hAnsi="Arial" w:cs="Arial"/>
@@ -10947,7 +10784,6 @@
           <w:t xml:space="preserve"> </w:t>
         </w:r>
       </w:hyperlink>
-      <w:proofErr w:type="spellStart"/>
       <w:r>
         <w:rPr>
           <w:rFonts w:ascii="Arial" w:eastAsia="Arial" w:hAnsi="Arial" w:cs="Arial"/>
@@ -10956,7 +10792,7 @@
         </w:rPr>
         <w:t>TSQL</w:t>
       </w:r>
-      <w:hyperlink r:id="rId73">
+      <w:hyperlink r:id="rId76">
         <w:r>
           <w:rPr>
             <w:rFonts w:ascii="Arial" w:eastAsia="Arial" w:hAnsi="Arial" w:cs="Arial"/>
@@ -10965,9 +10801,8 @@
           </w:rPr>
           <w:t>Transact</w:t>
         </w:r>
-        <w:proofErr w:type="spellEnd"/>
       </w:hyperlink>
-      <w:hyperlink r:id="rId74">
+      <w:hyperlink r:id="rId77">
         <w:r>
           <w:rPr>
             <w:rFonts w:ascii="Arial" w:eastAsia="Arial" w:hAnsi="Arial" w:cs="Arial"/>
@@ -10977,7 +10812,7 @@
           <w:t>-</w:t>
         </w:r>
       </w:hyperlink>
-      <w:hyperlink r:id="rId75">
+      <w:hyperlink r:id="rId78">
         <w:r>
           <w:rPr>
             <w:rFonts w:ascii="Arial" w:eastAsia="Arial" w:hAnsi="Arial" w:cs="Arial"/>
@@ -11015,7 +10850,7 @@
         </w:rPr>
         <w:t xml:space="preserve"> של שפת</w:t>
       </w:r>
-      <w:hyperlink r:id="rId76">
+      <w:hyperlink r:id="rId79">
         <w:r>
           <w:rPr>
             <w:rFonts w:ascii="Arial" w:eastAsia="Arial" w:hAnsi="Arial" w:cs="Arial"/>
@@ -11027,7 +10862,7 @@
           <w:t xml:space="preserve"> </w:t>
         </w:r>
       </w:hyperlink>
-      <w:hyperlink r:id="rId77">
+      <w:hyperlink r:id="rId80">
         <w:r>
           <w:rPr>
             <w:rFonts w:ascii="Arial" w:eastAsia="Arial" w:hAnsi="Arial" w:cs="Arial"/>
@@ -11037,7 +10872,7 @@
           <w:t>SQL</w:t>
         </w:r>
       </w:hyperlink>
-      <w:hyperlink r:id="rId78">
+      <w:hyperlink r:id="rId81">
         <w:r>
           <w:rPr>
             <w:rFonts w:ascii="Arial" w:eastAsia="Arial" w:hAnsi="Arial" w:cs="Arial"/>
@@ -11059,7 +10894,7 @@
         </w:rPr>
         <w:t xml:space="preserve">משמשת לתשאול וטיפול בנתונים) </w:t>
       </w:r>
-      <w:hyperlink r:id="rId79" w:anchor="cite_note-1">
+      <w:hyperlink r:id="rId82" w:anchor="cite_note-1">
         <w:r>
           <w:rPr>
             <w:rFonts w:ascii="Arial" w:eastAsia="Arial" w:hAnsi="Arial" w:cs="Arial"/>
@@ -11072,7 +10907,7 @@
           <w:t>[</w:t>
         </w:r>
       </w:hyperlink>
-      <w:hyperlink r:id="rId80" w:anchor="cite_note-1">
+      <w:hyperlink r:id="rId83" w:anchor="cite_note-1">
         <w:r>
           <w:rPr>
             <w:rFonts w:ascii="Arial" w:eastAsia="Arial" w:hAnsi="Arial" w:cs="Arial"/>
@@ -11084,7 +10919,7 @@
           <w:t>1</w:t>
         </w:r>
       </w:hyperlink>
-      <w:hyperlink r:id="rId81" w:anchor="cite_note-1">
+      <w:hyperlink r:id="rId84" w:anchor="cite_note-1">
         <w:r>
           <w:rPr>
             <w:rFonts w:ascii="Arial" w:eastAsia="Arial" w:hAnsi="Arial" w:cs="Arial"/>
@@ -11132,7 +10967,7 @@
         </w:rPr>
         <w:t xml:space="preserve">יצירת טבלאות והיחסים ביניהן) </w:t>
       </w:r>
-      <w:hyperlink r:id="rId82" w:anchor="cite_note-2">
+      <w:hyperlink r:id="rId85" w:anchor="cite_note-2">
         <w:r>
           <w:rPr>
             <w:rFonts w:ascii="Arial" w:eastAsia="Arial" w:hAnsi="Arial" w:cs="Arial"/>
@@ -11145,7 +10980,7 @@
           <w:t>[</w:t>
         </w:r>
       </w:hyperlink>
-      <w:hyperlink r:id="rId83" w:anchor="cite_note-2">
+      <w:hyperlink r:id="rId86" w:anchor="cite_note-2">
         <w:r>
           <w:rPr>
             <w:rFonts w:ascii="Arial" w:eastAsia="Arial" w:hAnsi="Arial" w:cs="Arial"/>
@@ -11157,7 +10992,7 @@
           <w:t>2</w:t>
         </w:r>
       </w:hyperlink>
-      <w:hyperlink r:id="rId84" w:anchor="cite_note-2">
+      <w:hyperlink r:id="rId87" w:anchor="cite_note-2">
         <w:r>
           <w:rPr>
             <w:rFonts w:ascii="Arial" w:eastAsia="Arial" w:hAnsi="Arial" w:cs="Arial"/>
@@ -11204,7 +11039,6 @@
         </w:rPr>
         <w:t xml:space="preserve">המתחרות העיקריות של </w:t>
       </w:r>
-      <w:proofErr w:type="spellStart"/>
       <w:r>
         <w:rPr>
           <w:rFonts w:ascii="Arial" w:eastAsia="Arial" w:hAnsi="Arial" w:cs="Arial"/>
@@ -11213,7 +11047,6 @@
         </w:rPr>
         <w:t>MySql</w:t>
       </w:r>
-      <w:proofErr w:type="spellEnd"/>
       <w:r>
         <w:rPr>
           <w:rFonts w:ascii="Arial" w:eastAsia="Arial" w:hAnsi="Arial" w:cs="Arial"/>
@@ -11230,31 +11063,9 @@
           <w:szCs w:val="21"/>
           <w:rtl/>
         </w:rPr>
-        <w:t xml:space="preserve"> בשוק בסיסי הנתונים </w:t>
-      </w:r>
-      <w:proofErr w:type="spellStart"/>
-      <w:r>
-        <w:rPr>
-          <w:rFonts w:ascii="Arial" w:eastAsia="Arial" w:hAnsi="Arial" w:cs="Arial"/>
-          <w:color w:val="202122"/>
-          <w:sz w:val="21"/>
-          <w:szCs w:val="21"/>
-          <w:rtl/>
-        </w:rPr>
-        <w:t>הרלציוניים</w:t>
-      </w:r>
-      <w:proofErr w:type="spellEnd"/>
-      <w:r>
-        <w:rPr>
-          <w:rFonts w:ascii="Arial" w:eastAsia="Arial" w:hAnsi="Arial" w:cs="Arial"/>
-          <w:color w:val="202122"/>
-          <w:sz w:val="21"/>
-          <w:szCs w:val="21"/>
-          <w:rtl/>
-        </w:rPr>
-        <w:t xml:space="preserve"> הן תוכנות כדוגמת</w:t>
-      </w:r>
-      <w:hyperlink r:id="rId85">
+        <w:t xml:space="preserve"> בשוק בסיסי הנתונים הרלציוניים הן תוכנות כדוגמת</w:t>
+      </w:r>
+      <w:hyperlink r:id="rId88">
         <w:r>
           <w:rPr>
             <w:rFonts w:ascii="Arial" w:eastAsia="Arial" w:hAnsi="Arial" w:cs="Arial"/>
@@ -11266,7 +11077,7 @@
           <w:t xml:space="preserve"> </w:t>
         </w:r>
       </w:hyperlink>
-      <w:hyperlink r:id="rId86">
+      <w:hyperlink r:id="rId89">
         <w:r>
           <w:rPr>
             <w:rFonts w:ascii="Arial" w:eastAsia="Arial" w:hAnsi="Arial" w:cs="Arial"/>
@@ -11276,7 +11087,7 @@
           <w:t>Oracle</w:t>
         </w:r>
       </w:hyperlink>
-      <w:hyperlink r:id="rId87">
+      <w:hyperlink r:id="rId90">
         <w:r>
           <w:rPr>
             <w:rFonts w:ascii="Arial" w:eastAsia="Arial" w:hAnsi="Arial" w:cs="Arial"/>
@@ -11284,184 +11095,6 @@
             <w:sz w:val="21"/>
           </w:rPr>
           <w:t>,</w:t>
-        </w:r>
-      </w:hyperlink>
-      <w:hyperlink r:id="rId88">
-        <w:r>
-          <w:rPr>
-            <w:rFonts w:ascii="Arial" w:eastAsia="Arial" w:hAnsi="Arial" w:cs="Arial"/>
-            <w:color w:val="202122"/>
-            <w:sz w:val="21"/>
-          </w:rPr>
-          <w:t xml:space="preserve"> </w:t>
-        </w:r>
-      </w:hyperlink>
-      <w:r>
-        <w:t>SQL</w:t>
-      </w:r>
-      <w:r>
-        <w:rPr>
-          <w:rFonts w:ascii="Arial" w:eastAsia="Arial" w:hAnsi="Arial" w:cs="Arial"/>
-          <w:color w:val="202122"/>
-          <w:sz w:val="21"/>
-          <w:szCs w:val="21"/>
-          <w:rtl/>
-        </w:rPr>
-        <w:t>ועוד ;</w:t>
-      </w:r>
-      <w:r>
-        <w:rPr>
-          <w:rFonts w:ascii="Arial" w:eastAsia="Arial" w:hAnsi="Arial" w:cs="Arial"/>
-          <w:color w:val="202122"/>
-          <w:sz w:val="21"/>
-        </w:rPr>
-        <w:t xml:space="preserve"> </w:t>
-      </w:r>
-      <w:proofErr w:type="spellStart"/>
-      <w:r>
-        <w:rPr>
-          <w:rFonts w:ascii="Arial" w:eastAsia="Arial" w:hAnsi="Arial" w:cs="Arial"/>
-          <w:color w:val="202122"/>
-          <w:sz w:val="21"/>
-        </w:rPr>
-        <w:t>MySql</w:t>
-      </w:r>
-      <w:proofErr w:type="spellEnd"/>
-      <w:r>
-        <w:rPr>
-          <w:rFonts w:ascii="Arial" w:eastAsia="Arial" w:hAnsi="Arial" w:cs="Arial"/>
-          <w:color w:val="202122"/>
-          <w:sz w:val="21"/>
-        </w:rPr>
-        <w:t xml:space="preserve"> </w:t>
-      </w:r>
-      <w:r>
-        <w:rPr>
-          <w:rFonts w:ascii="Arial" w:eastAsia="Arial" w:hAnsi="Arial" w:cs="Arial"/>
-          <w:color w:val="202122"/>
-          <w:sz w:val="21"/>
-        </w:rPr>
-        <w:t>Server</w:t>
-      </w:r>
-      <w:r>
-        <w:rPr>
-          <w:rFonts w:ascii="Arial" w:eastAsia="Arial" w:hAnsi="Arial" w:cs="Arial"/>
-          <w:color w:val="202122"/>
-          <w:sz w:val="21"/>
-          <w:szCs w:val="21"/>
-          <w:rtl/>
-        </w:rPr>
-        <w:t xml:space="preserve"> ניתנת רק להתקנה </w:t>
-      </w:r>
-      <w:r>
-        <w:rPr>
-          <w:rFonts w:ascii="Arial" w:eastAsia="Arial" w:hAnsi="Arial" w:cs="Arial" w:hint="cs"/>
-          <w:color w:val="202122"/>
-          <w:sz w:val="21"/>
-          <w:szCs w:val="21"/>
-          <w:rtl/>
-        </w:rPr>
-        <w:t xml:space="preserve">בשימוש העיקרי של שפת צד שרת בעיקר של </w:t>
-      </w:r>
-      <w:r>
-        <w:rPr>
-          <w:rFonts w:ascii="Arial" w:eastAsia="Arial" w:hAnsi="Arial" w:cs="Arial" w:hint="cs"/>
-          <w:color w:val="202122"/>
-          <w:sz w:val="21"/>
-          <w:szCs w:val="21"/>
-        </w:rPr>
-        <w:t>PHP</w:t>
-      </w:r>
-      <w:r>
-        <w:rPr>
-          <w:rFonts w:ascii="Arial" w:eastAsia="Arial" w:hAnsi="Arial" w:cs="Arial" w:hint="cs"/>
-          <w:color w:val="202122"/>
-          <w:sz w:val="21"/>
-          <w:szCs w:val="21"/>
-          <w:rtl/>
-        </w:rPr>
-        <w:t>.</w:t>
-      </w:r>
-      <w:r>
-        <w:rPr>
-          <w:rFonts w:ascii="Arial" w:eastAsia="Arial" w:hAnsi="Arial" w:cs="Arial"/>
-          <w:color w:val="202122"/>
-          <w:sz w:val="21"/>
-          <w:szCs w:val="21"/>
-          <w:rtl/>
-        </w:rPr>
-        <w:t xml:space="preserve"> מאז מהדורה </w:t>
-      </w:r>
-      <w:r>
-        <w:rPr>
-          <w:rFonts w:ascii="Arial" w:eastAsia="Arial" w:hAnsi="Arial" w:cs="Arial"/>
-          <w:color w:val="202122"/>
-          <w:sz w:val="21"/>
-        </w:rPr>
-        <w:t>SQL server</w:t>
-      </w:r>
-      <w:r>
-        <w:rPr>
-          <w:rFonts w:ascii="Arial" w:eastAsia="Arial" w:hAnsi="Arial" w:cs="Arial"/>
-          <w:color w:val="202122"/>
-          <w:sz w:val="21"/>
-          <w:szCs w:val="21"/>
-          <w:rtl/>
-        </w:rPr>
-        <w:t xml:space="preserve"> </w:t>
-      </w:r>
-      <w:r>
-        <w:rPr>
-          <w:rFonts w:ascii="Arial" w:eastAsia="Arial" w:hAnsi="Arial" w:cs="Arial"/>
-          <w:color w:val="202122"/>
-          <w:sz w:val="21"/>
-          <w:szCs w:val="21"/>
-        </w:rPr>
-        <w:t>2016</w:t>
-      </w:r>
-      <w:r>
-        <w:rPr>
-          <w:rFonts w:ascii="Arial" w:eastAsia="Arial" w:hAnsi="Arial" w:cs="Arial"/>
-          <w:color w:val="202122"/>
-          <w:sz w:val="21"/>
-          <w:szCs w:val="21"/>
-          <w:rtl/>
-        </w:rPr>
-        <w:t xml:space="preserve"> היא </w:t>
-      </w:r>
-    </w:p>
-    <w:p>
-      <w:pPr>
-        <w:bidi w:val="0"/>
-        <w:spacing w:after="321" w:line="261" w:lineRule="auto"/>
-        <w:ind w:left="10" w:right="-12" w:hanging="10"/>
-      </w:pPr>
-      <w:r>
-        <w:rPr>
-          <w:rFonts w:ascii="Arial" w:eastAsia="Arial" w:hAnsi="Arial" w:cs="Arial"/>
-          <w:color w:val="202122"/>
-          <w:sz w:val="21"/>
-        </w:rPr>
-        <w:t xml:space="preserve"> </w:t>
-      </w:r>
-      <w:hyperlink r:id="rId89">
-        <w:r>
-          <w:rPr>
-            <w:rFonts w:ascii="Arial" w:eastAsia="Arial" w:hAnsi="Arial" w:cs="Arial"/>
-            <w:color w:val="0645AD"/>
-            <w:sz w:val="21"/>
-          </w:rPr>
-          <w:t>Docker</w:t>
-        </w:r>
-      </w:hyperlink>
-      <w:hyperlink r:id="rId90">
-        <w:r>
-          <w:rPr>
-            <w:rFonts w:ascii="Arial" w:eastAsia="Arial" w:hAnsi="Arial" w:cs="Arial"/>
-            <w:color w:val="202122"/>
-            <w:sz w:val="21"/>
-          </w:rPr>
-          <w:t>.</w:t>
         </w:r>
       </w:hyperlink>
       <w:hyperlink r:id="rId91">
@@ -11475,6 +11108,9 @@
         </w:r>
       </w:hyperlink>
       <w:r>
+        <w:t>SQL</w:t>
+      </w:r>
+      <w:r>
         <w:rPr>
           <w:rFonts w:ascii="Arial" w:eastAsia="Arial" w:hAnsi="Arial" w:cs="Arial"/>
           <w:color w:val="202122"/>
@@ -11482,7 +11118,7 @@
           <w:szCs w:val="21"/>
           <w:rtl/>
         </w:rPr>
-        <w:t>של</w:t>
+        <w:t>ועוד ;</w:t>
       </w:r>
       <w:r>
         <w:rPr>
@@ -11490,7 +11126,23 @@
           <w:color w:val="202122"/>
           <w:sz w:val="21"/>
         </w:rPr>
-        <w:t xml:space="preserve"> containers-</w:t>
+        <w:t xml:space="preserve"> </w:t>
+      </w:r>
+      <w:r>
+        <w:rPr>
+          <w:rFonts w:ascii="Arial" w:eastAsia="Arial" w:hAnsi="Arial" w:cs="Arial"/>
+          <w:color w:val="202122"/>
+          <w:sz w:val="21"/>
+        </w:rPr>
+        <w:t xml:space="preserve">MySql </w:t>
+      </w:r>
+      <w:r>
+        <w:rPr>
+          <w:rFonts w:ascii="Arial" w:eastAsia="Arial" w:hAnsi="Arial" w:cs="Arial"/>
+          <w:color w:val="202122"/>
+          <w:sz w:val="21"/>
+        </w:rPr>
+        <w:t>Server</w:t>
       </w:r>
       <w:r>
         <w:rPr>
@@ -11500,15 +11152,36 @@
           <w:szCs w:val="21"/>
           <w:rtl/>
         </w:rPr>
-        <w:t>ו</w:t>
-      </w:r>
-      <w:r>
-        <w:rPr>
-          <w:rFonts w:ascii="Arial" w:eastAsia="Arial" w:hAnsi="Arial" w:cs="Arial"/>
+        <w:t xml:space="preserve"> ניתנת רק להתקנה </w:t>
+      </w:r>
+      <w:r>
+        <w:rPr>
+          <w:rFonts w:ascii="Arial" w:eastAsia="Arial" w:hAnsi="Arial" w:cs="Arial" w:hint="cs"/>
           <w:color w:val="202122"/>
           <w:sz w:val="21"/>
-        </w:rPr>
-        <w:t xml:space="preserve"> Linux</w:t>
+          <w:szCs w:val="21"/>
+          <w:rtl/>
+        </w:rPr>
+        <w:t xml:space="preserve">בשימוש העיקרי של שפת צד שרת בעיקר של </w:t>
+      </w:r>
+      <w:r>
+        <w:rPr>
+          <w:rFonts w:ascii="Arial" w:eastAsia="Arial" w:hAnsi="Arial" w:cs="Arial" w:hint="cs"/>
+          <w:color w:val="202122"/>
+          <w:sz w:val="21"/>
+          <w:szCs w:val="21"/>
+        </w:rPr>
+        <w:t>PHP</w:t>
+      </w:r>
+      <w:r>
+        <w:rPr>
+          <w:rFonts w:ascii="Arial" w:eastAsia="Arial" w:hAnsi="Arial" w:cs="Arial" w:hint="cs"/>
+          <w:color w:val="202122"/>
+          <w:sz w:val="21"/>
+          <w:szCs w:val="21"/>
+          <w:rtl/>
+        </w:rPr>
+        <w:t>.</w:t>
       </w:r>
       <w:r>
         <w:rPr>
@@ -11518,6 +11191,134 @@
           <w:szCs w:val="21"/>
           <w:rtl/>
         </w:rPr>
+        <w:t xml:space="preserve"> מאז מהדורה </w:t>
+      </w:r>
+      <w:r>
+        <w:rPr>
+          <w:rFonts w:ascii="Arial" w:eastAsia="Arial" w:hAnsi="Arial" w:cs="Arial"/>
+          <w:color w:val="202122"/>
+          <w:sz w:val="21"/>
+        </w:rPr>
+        <w:t>SQL server</w:t>
+      </w:r>
+      <w:r>
+        <w:rPr>
+          <w:rFonts w:ascii="Arial" w:eastAsia="Arial" w:hAnsi="Arial" w:cs="Arial"/>
+          <w:color w:val="202122"/>
+          <w:sz w:val="21"/>
+          <w:szCs w:val="21"/>
+          <w:rtl/>
+        </w:rPr>
+        <w:t xml:space="preserve"> </w:t>
+      </w:r>
+      <w:r>
+        <w:rPr>
+          <w:rFonts w:ascii="Arial" w:eastAsia="Arial" w:hAnsi="Arial" w:cs="Arial"/>
+          <w:color w:val="202122"/>
+          <w:sz w:val="21"/>
+          <w:szCs w:val="21"/>
+        </w:rPr>
+        <w:t>2016</w:t>
+      </w:r>
+      <w:r>
+        <w:rPr>
+          <w:rFonts w:ascii="Arial" w:eastAsia="Arial" w:hAnsi="Arial" w:cs="Arial"/>
+          <w:color w:val="202122"/>
+          <w:sz w:val="21"/>
+          <w:szCs w:val="21"/>
+          <w:rtl/>
+        </w:rPr>
+        <w:t xml:space="preserve"> היא </w:t>
+      </w:r>
+    </w:p>
+    <w:p>
+      <w:pPr>
+        <w:bidi w:val="0"/>
+        <w:spacing w:after="321" w:line="261" w:lineRule="auto"/>
+        <w:ind w:left="10" w:right="-12" w:hanging="10"/>
+      </w:pPr>
+      <w:r>
+        <w:rPr>
+          <w:rFonts w:ascii="Arial" w:eastAsia="Arial" w:hAnsi="Arial" w:cs="Arial"/>
+          <w:color w:val="202122"/>
+          <w:sz w:val="21"/>
+        </w:rPr>
+        <w:t xml:space="preserve"> </w:t>
+      </w:r>
+      <w:hyperlink r:id="rId92">
+        <w:r>
+          <w:rPr>
+            <w:rFonts w:ascii="Arial" w:eastAsia="Arial" w:hAnsi="Arial" w:cs="Arial"/>
+            <w:color w:val="0645AD"/>
+            <w:sz w:val="21"/>
+          </w:rPr>
+          <w:t>Docker</w:t>
+        </w:r>
+      </w:hyperlink>
+      <w:hyperlink r:id="rId93">
+        <w:r>
+          <w:rPr>
+            <w:rFonts w:ascii="Arial" w:eastAsia="Arial" w:hAnsi="Arial" w:cs="Arial"/>
+            <w:color w:val="202122"/>
+            <w:sz w:val="21"/>
+          </w:rPr>
+          <w:t>.</w:t>
+        </w:r>
+      </w:hyperlink>
+      <w:hyperlink r:id="rId94">
+        <w:r>
+          <w:rPr>
+            <w:rFonts w:ascii="Arial" w:eastAsia="Arial" w:hAnsi="Arial" w:cs="Arial"/>
+            <w:color w:val="202122"/>
+            <w:sz w:val="21"/>
+          </w:rPr>
+          <w:t xml:space="preserve"> </w:t>
+        </w:r>
+      </w:hyperlink>
+      <w:r>
+        <w:rPr>
+          <w:rFonts w:ascii="Arial" w:eastAsia="Arial" w:hAnsi="Arial" w:cs="Arial"/>
+          <w:color w:val="202122"/>
+          <w:sz w:val="21"/>
+          <w:szCs w:val="21"/>
+          <w:rtl/>
+        </w:rPr>
+        <w:t>של</w:t>
+      </w:r>
+      <w:r>
+        <w:rPr>
+          <w:rFonts w:ascii="Arial" w:eastAsia="Arial" w:hAnsi="Arial" w:cs="Arial"/>
+          <w:color w:val="202122"/>
+          <w:sz w:val="21"/>
+        </w:rPr>
+        <w:t xml:space="preserve"> containers-</w:t>
+      </w:r>
+      <w:r>
+        <w:rPr>
+          <w:rFonts w:ascii="Arial" w:eastAsia="Arial" w:hAnsi="Arial" w:cs="Arial"/>
+          <w:color w:val="202122"/>
+          <w:sz w:val="21"/>
+          <w:szCs w:val="21"/>
+          <w:rtl/>
+        </w:rPr>
+        <w:t>ו</w:t>
+      </w:r>
+      <w:r>
+        <w:rPr>
+          <w:rFonts w:ascii="Arial" w:eastAsia="Arial" w:hAnsi="Arial" w:cs="Arial"/>
+          <w:color w:val="202122"/>
+          <w:sz w:val="21"/>
+        </w:rPr>
+        <w:t xml:space="preserve"> Linux</w:t>
+      </w:r>
+      <w:r>
+        <w:rPr>
+          <w:rFonts w:ascii="Arial" w:eastAsia="Arial" w:hAnsi="Arial" w:cs="Arial"/>
+          <w:color w:val="202122"/>
+          <w:sz w:val="21"/>
+          <w:szCs w:val="21"/>
+          <w:rtl/>
+        </w:rPr>
         <w:t>ניתנת להתקנה גם ב־</w:t>
       </w:r>
     </w:p>
@@ -11582,10 +11383,9 @@
           <w:szCs w:val="21"/>
           <w:rtl/>
         </w:rPr>
-        <w:lastRenderedPageBreak/>
         <w:t>היא</w:t>
       </w:r>
-      <w:hyperlink r:id="rId92">
+      <w:hyperlink r:id="rId95">
         <w:r>
           <w:rPr>
             <w:rFonts w:ascii="Arial" w:eastAsia="Arial" w:hAnsi="Arial" w:cs="Arial"/>
@@ -11597,7 +11397,7 @@
           <w:t xml:space="preserve"> </w:t>
         </w:r>
       </w:hyperlink>
-      <w:hyperlink r:id="rId93">
+      <w:hyperlink r:id="rId96">
         <w:r>
           <w:rPr>
             <w:rFonts w:ascii="Arial" w:eastAsia="Arial" w:hAnsi="Arial" w:cs="Arial"/>
@@ -11609,7 +11409,7 @@
           <w:t>ס</w:t>
         </w:r>
       </w:hyperlink>
-      <w:hyperlink r:id="rId94">
+      <w:hyperlink r:id="rId97">
         <w:r>
           <w:rPr>
             <w:rFonts w:ascii="Arial" w:eastAsia="Arial" w:hAnsi="Arial" w:cs="Arial"/>
@@ -11621,7 +11421,7 @@
           <w:t>ביב</w:t>
         </w:r>
       </w:hyperlink>
-      <w:hyperlink r:id="rId95">
+      <w:hyperlink r:id="rId98">
         <w:r>
           <w:rPr>
             <w:rFonts w:ascii="Arial" w:eastAsia="Arial" w:hAnsi="Arial" w:cs="Arial"/>
@@ -11633,7 +11433,7 @@
           <w:t>ת</w:t>
         </w:r>
       </w:hyperlink>
-      <w:hyperlink r:id="rId96">
+      <w:hyperlink r:id="rId99">
         <w:r>
           <w:rPr>
             <w:rFonts w:ascii="Arial" w:eastAsia="Arial" w:hAnsi="Arial" w:cs="Arial"/>
@@ -11645,7 +11445,7 @@
           <w:t xml:space="preserve"> </w:t>
         </w:r>
       </w:hyperlink>
-      <w:hyperlink r:id="rId97">
+      <w:hyperlink r:id="rId100">
         <w:r>
           <w:rPr>
             <w:rFonts w:ascii="Arial" w:eastAsia="Arial" w:hAnsi="Arial" w:cs="Arial"/>
@@ -11657,7 +11457,7 @@
           <w:t>פ</w:t>
         </w:r>
       </w:hyperlink>
-      <w:hyperlink r:id="rId98">
+      <w:hyperlink r:id="rId101">
         <w:r>
           <w:rPr>
             <w:rFonts w:ascii="Arial" w:eastAsia="Arial" w:hAnsi="Arial" w:cs="Arial"/>
@@ -11669,7 +11469,7 @@
           <w:t>יתו</w:t>
         </w:r>
       </w:hyperlink>
-      <w:hyperlink r:id="rId99">
+      <w:hyperlink r:id="rId102">
         <w:r>
           <w:rPr>
             <w:rFonts w:ascii="Arial" w:eastAsia="Arial" w:hAnsi="Arial" w:cs="Arial"/>
@@ -11681,7 +11481,7 @@
           <w:t>ח</w:t>
         </w:r>
       </w:hyperlink>
-      <w:hyperlink r:id="rId100">
+      <w:hyperlink r:id="rId103">
         <w:r>
           <w:rPr>
             <w:rFonts w:ascii="Arial" w:eastAsia="Arial" w:hAnsi="Arial" w:cs="Arial"/>
@@ -11703,7 +11503,7 @@
         </w:rPr>
         <w:t>מבית חברת</w:t>
       </w:r>
-      <w:hyperlink r:id="rId101">
+      <w:hyperlink r:id="rId104">
         <w:r>
           <w:rPr>
             <w:rFonts w:ascii="Arial" w:eastAsia="Arial" w:hAnsi="Arial" w:cs="Arial"/>
@@ -11715,7 +11515,7 @@
           <w:t xml:space="preserve"> </w:t>
         </w:r>
       </w:hyperlink>
-      <w:hyperlink r:id="rId102">
+      <w:hyperlink r:id="rId105">
         <w:r>
           <w:rPr>
             <w:rFonts w:ascii="Arial" w:eastAsia="Arial" w:hAnsi="Arial" w:cs="Arial"/>
@@ -11727,7 +11527,7 @@
           <w:t>מ</w:t>
         </w:r>
       </w:hyperlink>
-      <w:hyperlink r:id="rId103">
+      <w:hyperlink r:id="rId106">
         <w:r>
           <w:rPr>
             <w:rFonts w:ascii="Arial" w:eastAsia="Arial" w:hAnsi="Arial" w:cs="Arial"/>
@@ -11739,7 +11539,7 @@
           <w:t>יקרוסופ</w:t>
         </w:r>
       </w:hyperlink>
-      <w:hyperlink r:id="rId104">
+      <w:hyperlink r:id="rId107">
         <w:r>
           <w:rPr>
             <w:rFonts w:ascii="Arial" w:eastAsia="Arial" w:hAnsi="Arial" w:cs="Arial"/>
@@ -11761,7 +11561,7 @@
         </w:rPr>
         <w:t xml:space="preserve">, המאפשרת </w:t>
       </w:r>
-      <w:hyperlink r:id="rId105">
+      <w:hyperlink r:id="rId108">
         <w:r>
           <w:rPr>
             <w:rFonts w:ascii="Arial" w:eastAsia="Arial" w:hAnsi="Arial" w:cs="Arial"/>
@@ -11773,7 +11573,7 @@
           <w:t>ל</w:t>
         </w:r>
       </w:hyperlink>
-      <w:hyperlink r:id="rId106">
+      <w:hyperlink r:id="rId109">
         <w:r>
           <w:rPr>
             <w:rFonts w:ascii="Arial" w:eastAsia="Arial" w:hAnsi="Arial" w:cs="Arial"/>
@@ -11785,7 +11585,7 @@
           <w:t>מ</w:t>
         </w:r>
       </w:hyperlink>
-      <w:hyperlink r:id="rId107">
+      <w:hyperlink r:id="rId110">
         <w:r>
           <w:rPr>
             <w:rFonts w:ascii="Arial" w:eastAsia="Arial" w:hAnsi="Arial" w:cs="Arial"/>
@@ -11797,7 +11597,7 @@
           <w:t>תכנתי</w:t>
         </w:r>
       </w:hyperlink>
-      <w:hyperlink r:id="rId108">
+      <w:hyperlink r:id="rId111">
         <w:r>
           <w:rPr>
             <w:rFonts w:ascii="Arial" w:eastAsia="Arial" w:hAnsi="Arial" w:cs="Arial"/>
@@ -11809,7 +11609,7 @@
           <w:t>ם</w:t>
         </w:r>
       </w:hyperlink>
-      <w:hyperlink r:id="rId109">
+      <w:hyperlink r:id="rId112">
         <w:r>
           <w:rPr>
             <w:rFonts w:ascii="Arial" w:eastAsia="Arial" w:hAnsi="Arial" w:cs="Arial"/>
@@ -11831,7 +11631,7 @@
         </w:rPr>
         <w:t>לפתח</w:t>
       </w:r>
-      <w:hyperlink r:id="rId110">
+      <w:hyperlink r:id="rId113">
         <w:r>
           <w:rPr>
             <w:rFonts w:ascii="Arial" w:eastAsia="Arial" w:hAnsi="Arial" w:cs="Arial"/>
@@ -11843,7 +11643,7 @@
           <w:t xml:space="preserve"> </w:t>
         </w:r>
       </w:hyperlink>
-      <w:hyperlink r:id="rId111">
+      <w:hyperlink r:id="rId114">
         <w:r>
           <w:rPr>
             <w:rFonts w:ascii="Arial" w:eastAsia="Arial" w:hAnsi="Arial" w:cs="Arial"/>
@@ -11855,7 +11655,7 @@
           <w:t>ת</w:t>
         </w:r>
       </w:hyperlink>
-      <w:hyperlink r:id="rId112">
+      <w:hyperlink r:id="rId115">
         <w:r>
           <w:rPr>
             <w:rFonts w:ascii="Arial" w:eastAsia="Arial" w:hAnsi="Arial" w:cs="Arial"/>
@@ -11867,7 +11667,7 @@
           <w:t>וכניו</w:t>
         </w:r>
       </w:hyperlink>
-      <w:hyperlink r:id="rId113">
+      <w:hyperlink r:id="rId116">
         <w:r>
           <w:rPr>
             <w:rFonts w:ascii="Arial" w:eastAsia="Arial" w:hAnsi="Arial" w:cs="Arial"/>
@@ -11879,7 +11679,7 @@
           <w:t>ת</w:t>
         </w:r>
       </w:hyperlink>
-      <w:hyperlink r:id="rId114">
+      <w:hyperlink r:id="rId117">
         <w:r>
           <w:rPr>
             <w:rFonts w:ascii="Arial" w:eastAsia="Arial" w:hAnsi="Arial" w:cs="Arial"/>
@@ -11891,7 +11691,7 @@
           <w:t xml:space="preserve"> </w:t>
         </w:r>
       </w:hyperlink>
-      <w:hyperlink r:id="rId115">
+      <w:hyperlink r:id="rId118">
         <w:r>
           <w:rPr>
             <w:rFonts w:ascii="Arial" w:eastAsia="Arial" w:hAnsi="Arial" w:cs="Arial"/>
@@ -11903,7 +11703,7 @@
           <w:t>מ</w:t>
         </w:r>
       </w:hyperlink>
-      <w:hyperlink r:id="rId116">
+      <w:hyperlink r:id="rId119">
         <w:r>
           <w:rPr>
             <w:rFonts w:ascii="Arial" w:eastAsia="Arial" w:hAnsi="Arial" w:cs="Arial"/>
@@ -11915,7 +11715,7 @@
           <w:t>חש</w:t>
         </w:r>
       </w:hyperlink>
-      <w:hyperlink r:id="rId117">
+      <w:hyperlink r:id="rId120">
         <w:r>
           <w:rPr>
             <w:rFonts w:ascii="Arial" w:eastAsia="Arial" w:hAnsi="Arial" w:cs="Arial"/>
@@ -11927,7 +11727,7 @@
           <w:t>ב</w:t>
         </w:r>
       </w:hyperlink>
-      <w:hyperlink r:id="rId118">
+      <w:hyperlink r:id="rId121">
         <w:r>
           <w:rPr>
             <w:rFonts w:ascii="Arial" w:eastAsia="Arial" w:hAnsi="Arial" w:cs="Arial"/>
@@ -11939,7 +11739,7 @@
           <w:t xml:space="preserve"> </w:t>
         </w:r>
       </w:hyperlink>
-      <w:hyperlink r:id="rId119">
+      <w:hyperlink r:id="rId122">
         <w:r>
           <w:rPr>
             <w:rFonts w:ascii="Arial" w:eastAsia="Arial" w:hAnsi="Arial" w:cs="Arial"/>
@@ -11951,7 +11751,7 @@
           <w:t>ו</w:t>
         </w:r>
       </w:hyperlink>
-      <w:hyperlink r:id="rId120">
+      <w:hyperlink r:id="rId123">
         <w:r>
           <w:rPr>
             <w:rFonts w:ascii="Arial" w:eastAsia="Arial" w:hAnsi="Arial" w:cs="Arial"/>
@@ -11963,7 +11763,7 @@
           <w:t>א</w:t>
         </w:r>
       </w:hyperlink>
-      <w:hyperlink r:id="rId121">
+      <w:hyperlink r:id="rId124">
         <w:r>
           <w:rPr>
             <w:rFonts w:ascii="Arial" w:eastAsia="Arial" w:hAnsi="Arial" w:cs="Arial"/>
@@ -11975,7 +11775,7 @@
           <w:t>תר</w:t>
         </w:r>
       </w:hyperlink>
-      <w:hyperlink r:id="rId122">
+      <w:hyperlink r:id="rId125">
         <w:r>
           <w:rPr>
             <w:rFonts w:ascii="Arial" w:eastAsia="Arial" w:hAnsi="Arial" w:cs="Arial"/>
@@ -11987,7 +11787,7 @@
           <w:t>י</w:t>
         </w:r>
       </w:hyperlink>
-      <w:hyperlink r:id="rId123">
+      <w:hyperlink r:id="rId126">
         <w:r>
           <w:rPr>
             <w:rFonts w:ascii="Arial" w:eastAsia="Arial" w:hAnsi="Arial" w:cs="Arial"/>
@@ -11999,7 +11799,7 @@
           <w:t xml:space="preserve"> </w:t>
         </w:r>
       </w:hyperlink>
-      <w:hyperlink r:id="rId124">
+      <w:hyperlink r:id="rId127">
         <w:r>
           <w:rPr>
             <w:rFonts w:ascii="Arial" w:eastAsia="Arial" w:hAnsi="Arial" w:cs="Arial"/>
@@ -12011,7 +11811,7 @@
           <w:t>א</w:t>
         </w:r>
       </w:hyperlink>
-      <w:hyperlink r:id="rId125">
+      <w:hyperlink r:id="rId128">
         <w:r>
           <w:rPr>
             <w:rFonts w:ascii="Arial" w:eastAsia="Arial" w:hAnsi="Arial" w:cs="Arial"/>
@@ -12023,7 +11823,7 @@
           <w:t>ינטרנ</w:t>
         </w:r>
       </w:hyperlink>
-      <w:hyperlink r:id="rId126">
+      <w:hyperlink r:id="rId129">
         <w:r>
           <w:rPr>
             <w:rFonts w:ascii="Arial" w:eastAsia="Arial" w:hAnsi="Arial" w:cs="Arial"/>
@@ -12035,7 +11835,7 @@
           <w:t>ט</w:t>
         </w:r>
       </w:hyperlink>
-      <w:hyperlink r:id="rId127">
+      <w:hyperlink r:id="rId130">
         <w:r>
           <w:rPr>
             <w:rFonts w:ascii="Arial" w:eastAsia="Arial" w:hAnsi="Arial" w:cs="Arial"/>
@@ -12118,7 +11918,7 @@
         </w:rPr>
         <w:t xml:space="preserve"> </w:t>
       </w:r>
-      <w:hyperlink r:id="rId128">
+      <w:hyperlink r:id="rId131">
         <w:r>
           <w:rPr>
             <w:rFonts w:ascii="Arial" w:eastAsia="Arial" w:hAnsi="Arial" w:cs="Arial"/>
@@ -12128,7 +11928,7 @@
           <w:t>.</w:t>
         </w:r>
       </w:hyperlink>
-      <w:hyperlink r:id="rId129">
+      <w:hyperlink r:id="rId132">
         <w:r>
           <w:rPr>
             <w:rFonts w:ascii="Arial" w:eastAsia="Arial" w:hAnsi="Arial" w:cs="Arial"/>
@@ -12138,7 +11938,7 @@
           <w:t>NET Core</w:t>
         </w:r>
       </w:hyperlink>
-      <w:hyperlink r:id="rId130">
+      <w:hyperlink r:id="rId133">
         <w:r>
           <w:rPr>
             <w:rFonts w:ascii="Arial" w:eastAsia="Arial" w:hAnsi="Arial" w:cs="Arial"/>
@@ -12148,7 +11948,7 @@
           <w:t>.</w:t>
         </w:r>
       </w:hyperlink>
-      <w:hyperlink r:id="rId131">
+      <w:hyperlink r:id="rId134">
         <w:r>
           <w:rPr>
             <w:rFonts w:ascii="Arial" w:eastAsia="Arial" w:hAnsi="Arial" w:cs="Arial"/>
@@ -12168,36 +11968,6 @@
         </w:rPr>
         <w:t>וכן עבור</w:t>
       </w:r>
-      <w:hyperlink r:id="rId132">
-        <w:r>
-          <w:rPr>
-            <w:rFonts w:ascii="Arial" w:eastAsia="Arial" w:hAnsi="Arial" w:cs="Arial"/>
-            <w:color w:val="202122"/>
-            <w:sz w:val="21"/>
-          </w:rPr>
-          <w:t xml:space="preserve"> </w:t>
-        </w:r>
-      </w:hyperlink>
-      <w:hyperlink r:id="rId133">
-        <w:r>
-          <w:rPr>
-            <w:rFonts w:ascii="Arial" w:eastAsia="Arial" w:hAnsi="Arial" w:cs="Arial"/>
-            <w:color w:val="0645AD"/>
-            <w:sz w:val="21"/>
-          </w:rPr>
-          <w:t>NET Framework</w:t>
-        </w:r>
-      </w:hyperlink>
-      <w:hyperlink r:id="rId134">
-        <w:r>
-          <w:rPr>
-            <w:rFonts w:ascii="Arial" w:eastAsia="Arial" w:hAnsi="Arial" w:cs="Arial"/>
-            <w:color w:val="0645AD"/>
-            <w:sz w:val="21"/>
-          </w:rPr>
-          <w:t>.</w:t>
-        </w:r>
-      </w:hyperlink>
       <w:hyperlink r:id="rId135">
         <w:r>
           <w:rPr>
@@ -12208,24 +11978,6 @@
           <w:t xml:space="preserve"> </w:t>
         </w:r>
       </w:hyperlink>
-      <w:r>
-        <w:rPr>
-          <w:rFonts w:ascii="Arial" w:eastAsia="Arial" w:hAnsi="Arial" w:cs="Arial"/>
-          <w:color w:val="202122"/>
-          <w:sz w:val="21"/>
-          <w:szCs w:val="21"/>
-          <w:rtl/>
-        </w:rPr>
-        <w:t>עבור</w:t>
-      </w:r>
-      <w:r>
-        <w:rPr>
-          <w:rFonts w:ascii="Arial" w:eastAsia="Arial" w:hAnsi="Arial" w:cs="Arial"/>
-          <w:color w:val="202122"/>
-          <w:sz w:val="21"/>
-        </w:rPr>
-        <w:t xml:space="preserve"> ,</w:t>
-      </w:r>
       <w:hyperlink r:id="rId136">
         <w:r>
           <w:rPr>
@@ -12233,29 +11985,19 @@
             <w:color w:val="0645AD"/>
             <w:sz w:val="21"/>
           </w:rPr>
-          <w:t>Windows 8</w:t>
+          <w:t>NET Framework</w:t>
         </w:r>
       </w:hyperlink>
       <w:hyperlink r:id="rId137">
         <w:r>
           <w:rPr>
             <w:rFonts w:ascii="Arial" w:eastAsia="Arial" w:hAnsi="Arial" w:cs="Arial"/>
-            <w:color w:val="202122"/>
+            <w:color w:val="0645AD"/>
             <w:sz w:val="21"/>
           </w:rPr>
-          <w:t xml:space="preserve"> </w:t>
+          <w:t>.</w:t>
         </w:r>
       </w:hyperlink>
-      <w:r>
-        <w:rPr>
-          <w:rFonts w:ascii="Arial" w:eastAsia="Arial" w:hAnsi="Arial" w:cs="Arial"/>
-          <w:color w:val="202122"/>
-          <w:sz w:val="21"/>
-          <w:szCs w:val="21"/>
-          <w:rtl/>
-        </w:rPr>
-        <w:t>וחנות האפליקציות של</w:t>
-      </w:r>
       <w:hyperlink r:id="rId138">
         <w:r>
           <w:rPr>
@@ -12266,7 +12008,65 @@
           <w:t xml:space="preserve"> </w:t>
         </w:r>
       </w:hyperlink>
+      <w:r>
+        <w:rPr>
+          <w:rFonts w:ascii="Arial" w:eastAsia="Arial" w:hAnsi="Arial" w:cs="Arial"/>
+          <w:color w:val="202122"/>
+          <w:sz w:val="21"/>
+          <w:szCs w:val="21"/>
+          <w:rtl/>
+        </w:rPr>
+        <w:t>עבור</w:t>
+      </w:r>
+      <w:r>
+        <w:rPr>
+          <w:rFonts w:ascii="Arial" w:eastAsia="Arial" w:hAnsi="Arial" w:cs="Arial"/>
+          <w:color w:val="202122"/>
+          <w:sz w:val="21"/>
+        </w:rPr>
+        <w:t xml:space="preserve"> ,</w:t>
+      </w:r>
       <w:hyperlink r:id="rId139">
+        <w:r>
+          <w:rPr>
+            <w:rFonts w:ascii="Arial" w:eastAsia="Arial" w:hAnsi="Arial" w:cs="Arial"/>
+            <w:color w:val="0645AD"/>
+            <w:sz w:val="21"/>
+          </w:rPr>
+          <w:t>Windows 8</w:t>
+        </w:r>
+      </w:hyperlink>
+      <w:hyperlink r:id="rId140">
+        <w:r>
+          <w:rPr>
+            <w:rFonts w:ascii="Arial" w:eastAsia="Arial" w:hAnsi="Arial" w:cs="Arial"/>
+            <w:color w:val="202122"/>
+            <w:sz w:val="21"/>
+          </w:rPr>
+          <w:t xml:space="preserve"> </w:t>
+        </w:r>
+      </w:hyperlink>
+      <w:r>
+        <w:rPr>
+          <w:rFonts w:ascii="Arial" w:eastAsia="Arial" w:hAnsi="Arial" w:cs="Arial"/>
+          <w:color w:val="202122"/>
+          <w:sz w:val="21"/>
+          <w:szCs w:val="21"/>
+          <w:rtl/>
+        </w:rPr>
+        <w:t>וחנות האפליקציות של</w:t>
+      </w:r>
+      <w:hyperlink r:id="rId141">
+        <w:r>
+          <w:rPr>
+            <w:rFonts w:ascii="Arial" w:eastAsia="Arial" w:hAnsi="Arial" w:cs="Arial"/>
+            <w:color w:val="202122"/>
+            <w:sz w:val="21"/>
+          </w:rPr>
+          <w:t xml:space="preserve"> </w:t>
+        </w:r>
+      </w:hyperlink>
+      <w:hyperlink r:id="rId142">
         <w:r>
           <w:rPr>
             <w:rFonts w:ascii="Arial" w:eastAsia="Arial" w:hAnsi="Arial" w:cs="Arial"/>
@@ -12304,7 +12104,7 @@
         <w:ind w:left="709" w:hanging="360"/>
         <w:jc w:val="left"/>
       </w:pPr>
-      <w:hyperlink r:id="rId140">
+      <w:hyperlink r:id="rId143">
         <w:r>
           <w:rPr>
             <w:rFonts w:ascii="Arial" w:eastAsia="Arial" w:hAnsi="Arial" w:cs="Arial"/>
@@ -12316,7 +12116,7 @@
           <w:t>#</w:t>
         </w:r>
       </w:hyperlink>
-      <w:hyperlink r:id="rId141">
+      <w:hyperlink r:id="rId144">
         <w:r>
           <w:rPr>
             <w:rFonts w:ascii="Arial" w:eastAsia="Arial" w:hAnsi="Arial" w:cs="Arial"/>
@@ -12326,222 +12126,6 @@
           <w:t>C</w:t>
         </w:r>
       </w:hyperlink>
-      <w:hyperlink r:id="rId142">
-        <w:r>
-          <w:rPr>
-            <w:rFonts w:ascii="Arial" w:eastAsia="Arial" w:hAnsi="Arial" w:cs="Arial"/>
-            <w:color w:val="202122"/>
-            <w:sz w:val="21"/>
-            <w:szCs w:val="21"/>
-            <w:rtl/>
-          </w:rPr>
-          <w:t xml:space="preserve"> </w:t>
-        </w:r>
-      </w:hyperlink>
-      <w:r>
-        <w:rPr>
-          <w:rFonts w:ascii="Arial" w:eastAsia="Arial" w:hAnsi="Arial" w:cs="Arial"/>
-          <w:color w:val="202122"/>
-          <w:sz w:val="21"/>
-          <w:szCs w:val="21"/>
-          <w:rtl/>
-        </w:rPr>
-        <w:t>)הגייה: סי שארפ.(</w:t>
-      </w:r>
-      <w:r>
-        <w:rPr>
-          <w:rFonts w:ascii="Calibri" w:eastAsia="Calibri" w:hAnsi="Calibri" w:cs="Calibri"/>
-          <w:sz w:val="20"/>
-          <w:szCs w:val="20"/>
-          <w:rtl/>
-        </w:rPr>
-        <w:t xml:space="preserve"> </w:t>
-      </w:r>
-    </w:p>
-    <w:p>
-      <w:pPr>
-        <w:numPr>
-          <w:ilvl w:val="0"/>
-          <w:numId w:val="9"/>
-        </w:numPr>
-        <w:spacing w:after="250" w:line="265" w:lineRule="auto"/>
-        <w:ind w:left="709" w:hanging="360"/>
-        <w:jc w:val="left"/>
-      </w:pPr>
-      <w:r>
-        <w:t>NodeJS</w:t>
-      </w:r>
-      <w:r>
-        <w:rPr>
-          <w:rFonts w:hint="cs"/>
-          <w:rtl/>
-        </w:rPr>
-        <w:t xml:space="preserve"> שפת צד שרת נוספת כמו </w:t>
-      </w:r>
-      <w:r>
-        <w:rPr>
-          <w:rFonts w:hint="cs"/>
-        </w:rPr>
-        <w:t>C</w:t>
-      </w:r>
-      <w:r>
-        <w:rPr>
-          <w:rFonts w:hint="cs"/>
-          <w:rtl/>
-        </w:rPr>
-        <w:t>#</w:t>
-      </w:r>
-    </w:p>
-    <w:p>
-      <w:pPr>
-        <w:numPr>
-          <w:ilvl w:val="0"/>
-          <w:numId w:val="9"/>
-        </w:numPr>
-        <w:spacing w:after="250" w:line="265" w:lineRule="auto"/>
-        <w:ind w:left="709" w:hanging="360"/>
-        <w:jc w:val="left"/>
-      </w:pPr>
-      <w:r>
-        <w:rPr>
-          <w:rFonts w:hint="cs"/>
-        </w:rPr>
-        <w:t xml:space="preserve">PHP </w:t>
-      </w:r>
-      <w:r>
-        <w:rPr>
-          <w:rtl/>
-        </w:rPr>
-        <w:t>–</w:t>
-      </w:r>
-      <w:r>
-        <w:rPr>
-          <w:rFonts w:hint="cs"/>
-          <w:rtl/>
-        </w:rPr>
-        <w:t xml:space="preserve"> </w:t>
-      </w:r>
-      <w:r>
-        <w:rPr>
-          <w:rFonts w:hint="cs"/>
-        </w:rPr>
-        <w:t>LARAVEL</w:t>
-      </w:r>
-      <w:r>
-        <w:rPr>
-          <w:rFonts w:hint="cs"/>
-          <w:rtl/>
-        </w:rPr>
-        <w:t xml:space="preserve"> צד </w:t>
-      </w:r>
-      <w:proofErr w:type="gramStart"/>
-      <w:r>
-        <w:rPr>
-          <w:rFonts w:hint="cs"/>
-          <w:rtl/>
-        </w:rPr>
-        <w:t>שרת  שבה</w:t>
-      </w:r>
-      <w:proofErr w:type="gramEnd"/>
-      <w:r>
-        <w:rPr>
-          <w:rFonts w:hint="cs"/>
-          <w:rtl/>
-        </w:rPr>
-        <w:t xml:space="preserve"> נכתב הפרויקט הזה</w:t>
-      </w:r>
-      <w:r>
-        <w:rPr>
-          <w:rFonts w:hint="cs"/>
-          <w:rtl/>
-        </w:rPr>
-        <w:t>.</w:t>
-      </w:r>
-    </w:p>
-    <w:p>
-      <w:pPr>
-        <w:numPr>
-          <w:ilvl w:val="0"/>
-          <w:numId w:val="9"/>
-        </w:numPr>
-        <w:spacing w:after="250" w:line="265" w:lineRule="auto"/>
-        <w:ind w:left="709" w:hanging="360"/>
-        <w:jc w:val="left"/>
-      </w:pPr>
-      <w:proofErr w:type="spellStart"/>
-      <w:r>
-        <w:rPr>
-          <w:rFonts w:hint="cs"/>
-        </w:rPr>
-        <w:t>V</w:t>
-      </w:r>
-      <w:r>
-        <w:t>ueJs+ReactJs+Angular</w:t>
-      </w:r>
-      <w:proofErr w:type="spellEnd"/>
-      <w:r>
-        <w:rPr>
-          <w:rFonts w:hint="cs"/>
-          <w:rtl/>
-        </w:rPr>
-        <w:t xml:space="preserve"> שפות צד לקוח שעליהן מבוסס כל הקוד ומאפשר כתיבה של </w:t>
-      </w:r>
-      <w:r>
-        <w:rPr>
-          <w:rFonts w:hint="cs"/>
-        </w:rPr>
-        <w:t>JAVASCRIPT</w:t>
-      </w:r>
-      <w:r>
-        <w:rPr>
-          <w:rFonts w:hint="cs"/>
-          <w:rtl/>
-        </w:rPr>
-        <w:t xml:space="preserve"> בצורה הרבה יותר מהירה ותקינה</w:t>
-      </w:r>
-    </w:p>
-    <w:p>
-      <w:pPr>
-        <w:numPr>
-          <w:ilvl w:val="0"/>
-          <w:numId w:val="9"/>
-        </w:numPr>
-        <w:spacing w:after="356" w:line="265" w:lineRule="auto"/>
-        <w:ind w:left="709" w:hanging="360"/>
-        <w:jc w:val="left"/>
-      </w:pPr>
-      <w:hyperlink r:id="rId143">
-        <w:r>
-          <w:rPr>
-            <w:rFonts w:ascii="Arial" w:eastAsia="Arial" w:hAnsi="Arial" w:cs="Arial"/>
-            <w:color w:val="0645AD"/>
-            <w:sz w:val="21"/>
-          </w:rPr>
-          <w:t>TypeScript</w:t>
-        </w:r>
-      </w:hyperlink>
-      <w:hyperlink r:id="rId144">
-        <w:r>
-          <w:rPr>
-            <w:rFonts w:ascii="Arial" w:eastAsia="Arial" w:hAnsi="Arial" w:cs="Arial"/>
-            <w:color w:val="202122"/>
-            <w:sz w:val="21"/>
-            <w:szCs w:val="21"/>
-            <w:rtl/>
-          </w:rPr>
-          <w:t xml:space="preserve"> </w:t>
-        </w:r>
-      </w:hyperlink>
-      <w:r>
-        <w:rPr>
-          <w:rFonts w:ascii="Arial" w:eastAsia="Arial" w:hAnsi="Arial" w:cs="Arial"/>
-          <w:color w:val="202122"/>
-          <w:sz w:val="21"/>
-          <w:szCs w:val="21"/>
-          <w:rtl/>
-        </w:rPr>
-        <w:t>- שפת תכנות המכילה ומרחיבה את</w:t>
-      </w:r>
       <w:hyperlink r:id="rId145">
         <w:r>
           <w:rPr>
@@ -12554,7 +12138,171 @@
           <w:t xml:space="preserve"> </w:t>
         </w:r>
       </w:hyperlink>
+      <w:r>
+        <w:rPr>
+          <w:rFonts w:ascii="Arial" w:eastAsia="Arial" w:hAnsi="Arial" w:cs="Arial"/>
+          <w:color w:val="202122"/>
+          <w:sz w:val="21"/>
+          <w:szCs w:val="21"/>
+          <w:rtl/>
+        </w:rPr>
+        <w:t>)הגייה: סי שארפ.(</w:t>
+      </w:r>
+      <w:r>
+        <w:rPr>
+          <w:rFonts w:ascii="Calibri" w:eastAsia="Calibri" w:hAnsi="Calibri" w:cs="Calibri"/>
+          <w:sz w:val="20"/>
+          <w:szCs w:val="20"/>
+          <w:rtl/>
+        </w:rPr>
+        <w:t xml:space="preserve"> </w:t>
+      </w:r>
+    </w:p>
+    <w:p>
+      <w:pPr>
+        <w:numPr>
+          <w:ilvl w:val="0"/>
+          <w:numId w:val="9"/>
+        </w:numPr>
+        <w:spacing w:after="250" w:line="265" w:lineRule="auto"/>
+        <w:ind w:left="709" w:hanging="360"/>
+        <w:jc w:val="left"/>
+      </w:pPr>
+      <w:r>
+        <w:t>NodeJS</w:t>
+      </w:r>
+      <w:r>
+        <w:rPr>
+          <w:rFonts w:hint="cs"/>
+          <w:rtl/>
+        </w:rPr>
+        <w:t xml:space="preserve"> שפת צד שרת נוספת כמו </w:t>
+      </w:r>
+      <w:r>
+        <w:rPr>
+          <w:rFonts w:hint="cs"/>
+        </w:rPr>
+        <w:t>C</w:t>
+      </w:r>
+      <w:r>
+        <w:rPr>
+          <w:rFonts w:hint="cs"/>
+          <w:rtl/>
+        </w:rPr>
+        <w:t>#</w:t>
+      </w:r>
+    </w:p>
+    <w:p>
+      <w:pPr>
+        <w:numPr>
+          <w:ilvl w:val="0"/>
+          <w:numId w:val="9"/>
+        </w:numPr>
+        <w:spacing w:after="250" w:line="265" w:lineRule="auto"/>
+        <w:ind w:left="709" w:hanging="360"/>
+        <w:jc w:val="left"/>
+      </w:pPr>
+      <w:r>
+        <w:rPr>
+          <w:rFonts w:hint="cs"/>
+        </w:rPr>
+        <w:t xml:space="preserve">PHP </w:t>
+      </w:r>
+      <w:r>
+        <w:rPr>
+          <w:rtl/>
+        </w:rPr>
+        <w:t>–</w:t>
+      </w:r>
+      <w:r>
+        <w:rPr>
+          <w:rFonts w:hint="cs"/>
+          <w:rtl/>
+        </w:rPr>
+        <w:t xml:space="preserve"> </w:t>
+      </w:r>
+      <w:r>
+        <w:rPr>
+          <w:rFonts w:hint="cs"/>
+        </w:rPr>
+        <w:t>LARAVEL</w:t>
+      </w:r>
+      <w:r>
+        <w:rPr>
+          <w:rFonts w:hint="cs"/>
+          <w:rtl/>
+        </w:rPr>
+        <w:t xml:space="preserve"> צד שרת  שבה נכתב הפרויקט הזה</w:t>
+      </w:r>
+      <w:r>
+        <w:rPr>
+          <w:rFonts w:hint="cs"/>
+          <w:rtl/>
+        </w:rPr>
+        <w:t>.</w:t>
+      </w:r>
+    </w:p>
+    <w:p>
+      <w:pPr>
+        <w:numPr>
+          <w:ilvl w:val="0"/>
+          <w:numId w:val="9"/>
+        </w:numPr>
+        <w:spacing w:after="250" w:line="265" w:lineRule="auto"/>
+        <w:ind w:left="709" w:hanging="360"/>
+        <w:jc w:val="left"/>
+      </w:pPr>
+      <w:r>
+        <w:rPr>
+          <w:rFonts w:hint="cs"/>
+        </w:rPr>
+        <w:t>V</w:t>
+      </w:r>
+      <w:r>
+        <w:t>ueJs+ReactJs+Angular</w:t>
+      </w:r>
+      <w:r>
+        <w:rPr>
+          <w:rFonts w:hint="cs"/>
+          <w:rtl/>
+        </w:rPr>
+        <w:t xml:space="preserve"> שפות צד לקוח שעליהן מבוסס כל הקוד ומאפשר כתיבה של </w:t>
+      </w:r>
+      <w:r>
+        <w:rPr>
+          <w:rFonts w:hint="cs"/>
+        </w:rPr>
+        <w:t>JAVASCRIPT</w:t>
+      </w:r>
+      <w:r>
+        <w:rPr>
+          <w:rFonts w:hint="cs"/>
+          <w:rtl/>
+        </w:rPr>
+        <w:t xml:space="preserve"> בצורה הרבה יותר מהירה ותקינה</w:t>
+      </w:r>
+    </w:p>
+    <w:p>
+      <w:pPr>
+        <w:numPr>
+          <w:ilvl w:val="0"/>
+          <w:numId w:val="9"/>
+        </w:numPr>
+        <w:spacing w:after="356" w:line="265" w:lineRule="auto"/>
+        <w:ind w:left="709" w:hanging="360"/>
+        <w:jc w:val="left"/>
+      </w:pPr>
       <w:hyperlink r:id="rId146">
+        <w:r>
+          <w:rPr>
+            <w:rFonts w:ascii="Arial" w:eastAsia="Arial" w:hAnsi="Arial" w:cs="Arial"/>
+            <w:color w:val="0645AD"/>
+            <w:sz w:val="21"/>
+          </w:rPr>
+          <w:t>TypeScript</w:t>
+        </w:r>
+      </w:hyperlink>
+      <w:hyperlink r:id="rId147">
         <w:r>
           <w:rPr>
             <w:rFonts w:ascii="Arial" w:eastAsia="Arial" w:hAnsi="Arial" w:cs="Arial"/>
@@ -12563,34 +12311,9 @@
             <w:szCs w:val="21"/>
             <w:rtl/>
           </w:rPr>
-          <w:t>.</w:t>
+          <w:t xml:space="preserve"> </w:t>
         </w:r>
       </w:hyperlink>
-      <w:hyperlink r:id="rId147">
-        <w:r>
-          <w:rPr>
-            <w:rFonts w:ascii="Arial" w:eastAsia="Arial" w:hAnsi="Arial" w:cs="Arial"/>
-            <w:color w:val="0645AD"/>
-            <w:sz w:val="21"/>
-          </w:rPr>
-          <w:t>JavaScript</w:t>
-        </w:r>
-      </w:hyperlink>
-      <w:r>
-        <w:rPr>
-          <w:rFonts w:ascii="Calibri" w:eastAsia="Calibri" w:hAnsi="Calibri" w:cs="Calibri"/>
-          <w:sz w:val="20"/>
-          <w:szCs w:val="20"/>
-          <w:rtl/>
-        </w:rPr>
-        <w:t xml:space="preserve"> </w:t>
-      </w:r>
-    </w:p>
-    <w:p>
-      <w:pPr>
-        <w:spacing w:after="220" w:line="259" w:lineRule="auto"/>
-        <w:ind w:left="-2" w:right="479" w:hanging="9"/>
-      </w:pPr>
       <w:r>
         <w:rPr>
           <w:rFonts w:ascii="Arial" w:eastAsia="Arial" w:hAnsi="Arial" w:cs="Arial"/>
@@ -12599,7 +12322,7 @@
           <w:szCs w:val="21"/>
           <w:rtl/>
         </w:rPr>
-        <w:t>כל שפות הסטודיו הן קוד מנוהל, למעט שפת</w:t>
+        <w:t>- שפת תכנות המכילה ומרחיבה את</w:t>
       </w:r>
       <w:hyperlink r:id="rId148">
         <w:r>
@@ -12617,15 +12340,62 @@
         <w:r>
           <w:rPr>
             <w:rFonts w:ascii="Arial" w:eastAsia="Arial" w:hAnsi="Arial" w:cs="Arial"/>
-            <w:color w:val="0645AD"/>
+            <w:color w:val="202122"/>
             <w:sz w:val="21"/>
             <w:szCs w:val="21"/>
             <w:rtl/>
           </w:rPr>
-          <w:t>+</w:t>
+          <w:t>.</w:t>
         </w:r>
       </w:hyperlink>
       <w:hyperlink r:id="rId150">
+        <w:r>
+          <w:rPr>
+            <w:rFonts w:ascii="Arial" w:eastAsia="Arial" w:hAnsi="Arial" w:cs="Arial"/>
+            <w:color w:val="0645AD"/>
+            <w:sz w:val="21"/>
+          </w:rPr>
+          <w:t>JavaScript</w:t>
+        </w:r>
+      </w:hyperlink>
+      <w:r>
+        <w:rPr>
+          <w:rFonts w:ascii="Calibri" w:eastAsia="Calibri" w:hAnsi="Calibri" w:cs="Calibri"/>
+          <w:sz w:val="20"/>
+          <w:szCs w:val="20"/>
+          <w:rtl/>
+        </w:rPr>
+        <w:t xml:space="preserve"> </w:t>
+      </w:r>
+    </w:p>
+    <w:p>
+      <w:pPr>
+        <w:spacing w:after="220" w:line="259" w:lineRule="auto"/>
+        <w:ind w:left="-2" w:right="479" w:hanging="9"/>
+      </w:pPr>
+      <w:r>
+        <w:rPr>
+          <w:rFonts w:ascii="Arial" w:eastAsia="Arial" w:hAnsi="Arial" w:cs="Arial"/>
+          <w:color w:val="202122"/>
+          <w:sz w:val="21"/>
+          <w:szCs w:val="21"/>
+          <w:rtl/>
+        </w:rPr>
+        <w:t>כל שפות הסטודיו הן קוד מנוהל, למעט שפת</w:t>
+      </w:r>
+      <w:hyperlink r:id="rId151">
+        <w:r>
+          <w:rPr>
+            <w:rFonts w:ascii="Arial" w:eastAsia="Arial" w:hAnsi="Arial" w:cs="Arial"/>
+            <w:color w:val="202122"/>
+            <w:sz w:val="21"/>
+            <w:szCs w:val="21"/>
+            <w:rtl/>
+          </w:rPr>
+          <w:t xml:space="preserve"> </w:t>
+        </w:r>
+      </w:hyperlink>
+      <w:hyperlink r:id="rId152">
         <w:r>
           <w:rPr>
             <w:rFonts w:ascii="Arial" w:eastAsia="Arial" w:hAnsi="Arial" w:cs="Arial"/>
@@ -12637,7 +12407,19 @@
           <w:t>+</w:t>
         </w:r>
       </w:hyperlink>
-      <w:hyperlink r:id="rId151">
+      <w:hyperlink r:id="rId153">
+        <w:r>
+          <w:rPr>
+            <w:rFonts w:ascii="Arial" w:eastAsia="Arial" w:hAnsi="Arial" w:cs="Arial"/>
+            <w:color w:val="0645AD"/>
+            <w:sz w:val="21"/>
+            <w:szCs w:val="21"/>
+            <w:rtl/>
+          </w:rPr>
+          <w:t>+</w:t>
+        </w:r>
+      </w:hyperlink>
+      <w:hyperlink r:id="rId154">
         <w:r>
           <w:rPr>
             <w:rFonts w:ascii="Arial" w:eastAsia="Arial" w:hAnsi="Arial" w:cs="Arial"/>
@@ -12647,7 +12429,7 @@
           <w:t>C</w:t>
         </w:r>
       </w:hyperlink>
-      <w:hyperlink r:id="rId152">
+      <w:hyperlink r:id="rId155">
         <w:r>
           <w:rPr>
             <w:rFonts w:ascii="Arial" w:eastAsia="Arial" w:hAnsi="Arial" w:cs="Arial"/>
@@ -12703,7 +12485,7 @@
         </w:rPr>
         <w:t>חלק אחר של השפות נועדו לפיתוח אפליקציות צד-לקוח מבוססות</w:t>
       </w:r>
-      <w:hyperlink r:id="rId153">
+      <w:hyperlink r:id="rId156">
         <w:r>
           <w:rPr>
             <w:rFonts w:ascii="Arial" w:eastAsia="Arial" w:hAnsi="Arial" w:cs="Arial"/>
@@ -12715,7 +12497,7 @@
           <w:t xml:space="preserve"> </w:t>
         </w:r>
       </w:hyperlink>
-      <w:hyperlink r:id="rId154">
+      <w:hyperlink r:id="rId157">
         <w:r>
           <w:rPr>
             <w:rFonts w:ascii="Arial" w:eastAsia="Arial" w:hAnsi="Arial" w:cs="Arial"/>
@@ -12727,7 +12509,7 @@
           <w:t>מ</w:t>
         </w:r>
       </w:hyperlink>
-      <w:hyperlink r:id="rId155">
+      <w:hyperlink r:id="rId158">
         <w:r>
           <w:rPr>
             <w:rFonts w:ascii="Arial" w:eastAsia="Arial" w:hAnsi="Arial" w:cs="Arial"/>
@@ -12739,7 +12521,7 @@
           <w:t>מש</w:t>
         </w:r>
       </w:hyperlink>
-      <w:hyperlink r:id="rId156">
+      <w:hyperlink r:id="rId159">
         <w:r>
           <w:rPr>
             <w:rFonts w:ascii="Arial" w:eastAsia="Arial" w:hAnsi="Arial" w:cs="Arial"/>
@@ -12751,7 +12533,7 @@
           <w:t>ק</w:t>
         </w:r>
       </w:hyperlink>
-      <w:hyperlink r:id="rId157">
+      <w:hyperlink r:id="rId160">
         <w:r>
           <w:rPr>
             <w:rFonts w:ascii="Arial" w:eastAsia="Arial" w:hAnsi="Arial" w:cs="Arial"/>
@@ -12763,7 +12545,7 @@
           <w:t xml:space="preserve"> </w:t>
         </w:r>
       </w:hyperlink>
-      <w:hyperlink r:id="rId158">
+      <w:hyperlink r:id="rId161">
         <w:r>
           <w:rPr>
             <w:rFonts w:ascii="Arial" w:eastAsia="Arial" w:hAnsi="Arial" w:cs="Arial"/>
@@ -12775,7 +12557,7 @@
           <w:t>מ</w:t>
         </w:r>
       </w:hyperlink>
-      <w:hyperlink r:id="rId159">
+      <w:hyperlink r:id="rId162">
         <w:r>
           <w:rPr>
             <w:rFonts w:ascii="Arial" w:eastAsia="Arial" w:hAnsi="Arial" w:cs="Arial"/>
@@ -12787,7 +12569,7 @@
           <w:t>שתמ</w:t>
         </w:r>
       </w:hyperlink>
-      <w:hyperlink r:id="rId160">
+      <w:hyperlink r:id="rId163">
         <w:r>
           <w:rPr>
             <w:rFonts w:ascii="Arial" w:eastAsia="Arial" w:hAnsi="Arial" w:cs="Arial"/>
@@ -12799,7 +12581,7 @@
           <w:t>ש</w:t>
         </w:r>
       </w:hyperlink>
-      <w:hyperlink r:id="rId161">
+      <w:hyperlink r:id="rId164">
         <w:r>
           <w:rPr>
             <w:rFonts w:ascii="Arial" w:eastAsia="Arial" w:hAnsi="Arial" w:cs="Arial"/>
@@ -12811,7 +12593,7 @@
           <w:t xml:space="preserve"> </w:t>
         </w:r>
       </w:hyperlink>
-      <w:hyperlink r:id="rId162">
+      <w:hyperlink r:id="rId165">
         <w:r>
           <w:rPr>
             <w:rFonts w:ascii="Arial" w:eastAsia="Arial" w:hAnsi="Arial" w:cs="Arial"/>
@@ -12823,7 +12605,7 @@
           <w:t>ג</w:t>
         </w:r>
       </w:hyperlink>
-      <w:hyperlink r:id="rId163">
+      <w:hyperlink r:id="rId166">
         <w:r>
           <w:rPr>
             <w:rFonts w:ascii="Arial" w:eastAsia="Arial" w:hAnsi="Arial" w:cs="Arial"/>
@@ -12835,7 +12617,7 @@
           <w:t>רפ</w:t>
         </w:r>
       </w:hyperlink>
-      <w:hyperlink r:id="rId164">
+      <w:hyperlink r:id="rId167">
         <w:r>
           <w:rPr>
             <w:rFonts w:ascii="Arial" w:eastAsia="Arial" w:hAnsi="Arial" w:cs="Arial"/>
@@ -12892,12 +12674,12 @@
     <w:p>
       <w:pPr>
         <w:sectPr>
-          <w:headerReference w:type="even" r:id="rId165"/>
-          <w:headerReference w:type="default" r:id="rId166"/>
-          <w:footerReference w:type="even" r:id="rId167"/>
-          <w:footerReference w:type="default" r:id="rId168"/>
-          <w:headerReference w:type="first" r:id="rId169"/>
-          <w:footerReference w:type="first" r:id="rId170"/>
+          <w:headerReference w:type="even" r:id="rId168"/>
+          <w:headerReference w:type="default" r:id="rId169"/>
+          <w:footerReference w:type="even" r:id="rId170"/>
+          <w:footerReference w:type="default" r:id="rId171"/>
+          <w:headerReference w:type="first" r:id="rId172"/>
+          <w:footerReference w:type="first" r:id="rId173"/>
           <w:pgSz w:w="11906" w:h="16838"/>
           <w:pgMar w:top="1482" w:right="1074" w:bottom="1631" w:left="588" w:header="720" w:footer="707" w:gutter="0"/>
           <w:cols w:space="720"/>
@@ -13238,7 +13020,6 @@
                                 <w:ind w:left="0" w:firstLine="0"/>
                                 <w:jc w:val="left"/>
                               </w:pPr>
-                              <w:proofErr w:type="spellStart"/>
                               <w:r>
                                 <w:rPr>
                                   <w:rFonts w:ascii="Arial" w:eastAsia="Arial" w:hAnsi="Arial" w:cs="Arial"/>
@@ -13246,17 +13027,7 @@
                                   <w:color w:val="202122"/>
                                   <w:u w:val="single" w:color="202122"/>
                                 </w:rPr>
-                                <w:t>MySql</w:t>
-                              </w:r>
-                              <w:proofErr w:type="spellEnd"/>
-                              <w:r>
-                                <w:rPr>
-                                  <w:rFonts w:ascii="Arial" w:eastAsia="Arial" w:hAnsi="Arial" w:cs="Arial"/>
-                                  <w:b/>
-                                  <w:color w:val="202122"/>
-                                  <w:u w:val="single" w:color="202122"/>
-                                </w:rPr>
-                                <w:t xml:space="preserve"> Server</w:t>
+                                <w:t>MySql Server</w:t>
                               </w:r>
                             </w:p>
                           </w:txbxContent>
@@ -13400,7 +13171,6 @@
                                 <w:ind w:left="0" w:firstLine="0"/>
                                 <w:jc w:val="left"/>
                               </w:pPr>
-                              <w:proofErr w:type="spellStart"/>
                               <w:r>
                                 <w:rPr>
                                   <w:rFonts w:ascii="Calibri" w:eastAsia="Calibri" w:hAnsi="Calibri" w:cs="Calibri"/>
@@ -13408,7 +13178,6 @@
                                 </w:rPr>
                                 <w:t>DataBase</w:t>
                               </w:r>
-                              <w:proofErr w:type="spellEnd"/>
                             </w:p>
                           </w:txbxContent>
                         </wps:txbx>
@@ -14575,7 +14344,6 @@
                           <w:ind w:left="0" w:firstLine="0"/>
                           <w:jc w:val="left"/>
                         </w:pPr>
-                        <w:proofErr w:type="spellStart"/>
                         <w:r>
                           <w:rPr>
                             <w:rFonts w:ascii="Arial" w:eastAsia="Arial" w:hAnsi="Arial" w:cs="Arial"/>
@@ -14583,17 +14351,7 @@
                             <w:color w:val="202122"/>
                             <w:u w:val="single" w:color="202122"/>
                           </w:rPr>
-                          <w:t>MySql</w:t>
-                        </w:r>
-                        <w:proofErr w:type="spellEnd"/>
-                        <w:r>
-                          <w:rPr>
-                            <w:rFonts w:ascii="Arial" w:eastAsia="Arial" w:hAnsi="Arial" w:cs="Arial"/>
-                            <w:b/>
-                            <w:color w:val="202122"/>
-                            <w:u w:val="single" w:color="202122"/>
-                          </w:rPr>
-                          <w:t xml:space="preserve"> Server</w:t>
+                          <w:t>MySql Server</w:t>
                         </w:r>
                       </w:p>
                     </w:txbxContent>
@@ -14635,7 +14393,6 @@
                           <w:ind w:left="0" w:firstLine="0"/>
                           <w:jc w:val="left"/>
                         </w:pPr>
-                        <w:proofErr w:type="spellStart"/>
                         <w:r>
                           <w:rPr>
                             <w:rFonts w:ascii="Calibri" w:eastAsia="Calibri" w:hAnsi="Calibri" w:cs="Calibri"/>
@@ -14643,7 +14400,6 @@
                           </w:rPr>
                           <w:t>DataBase</w:t>
                         </w:r>
-                        <w:proofErr w:type="spellEnd"/>
                       </w:p>
                     </w:txbxContent>
                   </v:textbox>
@@ -15123,7 +14879,6 @@
                                 <w:ind w:left="0" w:firstLine="0"/>
                                 <w:jc w:val="left"/>
                               </w:pPr>
-                              <w:proofErr w:type="spellStart"/>
                               <w:r>
                                 <w:rPr>
                                   <w:rFonts w:ascii="Arial" w:eastAsia="Arial" w:hAnsi="Arial" w:cs="Arial"/>
@@ -15133,7 +14888,6 @@
                                 </w:rPr>
                                 <w:t>DataBase</w:t>
                               </w:r>
-                              <w:proofErr w:type="spellEnd"/>
                             </w:p>
                           </w:txbxContent>
                         </wps:txbx>
@@ -15579,7 +15333,7 @@
                           <pic:cNvPicPr/>
                         </pic:nvPicPr>
                         <pic:blipFill>
-                          <a:blip r:embed="rId171"/>
+                          <a:blip r:embed="rId174"/>
                           <a:stretch>
                             <a:fillRect/>
                           </a:stretch>
@@ -16127,7 +15881,7 @@
                           <pic:cNvPicPr/>
                         </pic:nvPicPr>
                         <pic:blipFill>
-                          <a:blip r:embed="rId172"/>
+                          <a:blip r:embed="rId175"/>
                           <a:stretch>
                             <a:fillRect/>
                           </a:stretch>
@@ -16227,7 +15981,6 @@
                           <w:ind w:left="0" w:firstLine="0"/>
                           <w:jc w:val="left"/>
                         </w:pPr>
-                        <w:proofErr w:type="spellStart"/>
                         <w:r>
                           <w:rPr>
                             <w:rFonts w:ascii="Arial" w:eastAsia="Arial" w:hAnsi="Arial" w:cs="Arial"/>
@@ -16237,7 +15990,6 @@
                           </w:rPr>
                           <w:t>DataBase</w:t>
                         </w:r>
-                        <w:proofErr w:type="spellEnd"/>
                       </w:p>
                     </w:txbxContent>
                   </v:textbox>
@@ -16488,7 +16240,7 @@
                   </v:textbox>
                 </v:rect>
                 <v:shape id="Picture 11388" o:spid="_x0000_s1090" type="#_x0000_t75" style="position:absolute;left:1432;width:14295;height:12847;visibility:visible;mso-wrap-style:square" o:gfxdata="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">
-                  <v:imagedata r:id="rId173" o:title=""/>
+                  <v:imagedata r:id="rId176" o:title=""/>
                 </v:shape>
                 <v:shape id="Shape 11389" o:spid="_x0000_s1091" style="position:absolute;left:13967;top:5334;width:27146;height:12915;visibility:visible;mso-wrap-style:square;v-text-anchor:top" coordsize="2714625,1291590" o:gfxdata="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" path="m114300,r,38100l1376299,38100r,1215390l2714625,1253490r,38100l1338199,1291590r,-1215390l114300,76200r,38100l,57150,114300,xe" fillcolor="#5b9bd5" stroked="f" strokeweight="0">
                   <v:stroke miterlimit="83231f" joinstyle="miter"/>
@@ -16557,7 +16309,7 @@
                   <v:path arrowok="t" textboxrect="0,0,2639060,1093471"/>
                 </v:shape>
                 <v:shape id="Picture 11398" o:spid="_x0000_s1099" type="#_x0000_t75" style="position:absolute;top:22326;width:14813;height:16856;visibility:visible;mso-wrap-style:square" o:gfxdata="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">
-                  <v:imagedata r:id="rId174" o:title=""/>
+                  <v:imagedata r:id="rId177" o:title=""/>
                 </v:shape>
                 <w10:wrap anchorx="page"/>
                 <w10:anchorlock/>
@@ -16598,7 +16350,7 @@
                     <pic:cNvPicPr/>
                   </pic:nvPicPr>
                   <pic:blipFill>
-                    <a:blip r:embed="rId175"/>
+                    <a:blip r:embed="rId178"/>
                     <a:stretch>
                       <a:fillRect/>
                     </a:stretch>
@@ -16647,7 +16399,7 @@
                     <pic:cNvPicPr/>
                   </pic:nvPicPr>
                   <pic:blipFill>
-                    <a:blip r:embed="rId176"/>
+                    <a:blip r:embed="rId179"/>
                     <a:stretch>
                       <a:fillRect/>
                     </a:stretch>
@@ -16899,7 +16651,6 @@
               </w:rPr>
               <w:t xml:space="preserve">הכנסת </w:t>
             </w:r>
-            <w:proofErr w:type="spellStart"/>
             <w:r>
               <w:rPr>
                 <w:rFonts w:hint="cs"/>
@@ -16908,7 +16659,6 @@
               </w:rPr>
               <w:t>איימיל</w:t>
             </w:r>
-            <w:proofErr w:type="spellEnd"/>
             <w:r>
               <w:rPr>
                 <w:szCs w:val="24"/>
@@ -16989,7 +16739,6 @@
               </w:rPr>
               <w:t xml:space="preserve">הכנסת </w:t>
             </w:r>
-            <w:proofErr w:type="spellStart"/>
             <w:r>
               <w:rPr>
                 <w:rFonts w:hint="cs"/>
@@ -16998,7 +16747,6 @@
               </w:rPr>
               <w:t>איימיל</w:t>
             </w:r>
-            <w:proofErr w:type="spellEnd"/>
             <w:r>
               <w:rPr>
                 <w:szCs w:val="24"/>
@@ -17268,11 +17016,9 @@
               </w:rPr>
               <w:t xml:space="preserve"> כניסה והצגת </w:t>
             </w:r>
-            <w:proofErr w:type="spellStart"/>
             <w:r>
               <w:t>forgot_password</w:t>
             </w:r>
-            <w:proofErr w:type="spellEnd"/>
             <w:r>
               <w:rPr>
                 <w:szCs w:val="24"/>
@@ -17429,14 +17175,12 @@
               <w:ind w:left="1" w:firstLine="0"/>
               <w:jc w:val="left"/>
             </w:pPr>
-            <w:proofErr w:type="spellStart"/>
             <w:r>
               <w:rPr>
                 <w:szCs w:val="24"/>
               </w:rPr>
               <w:t>Forgot_password</w:t>
             </w:r>
-            <w:proofErr w:type="spellEnd"/>
             <w:r>
               <w:rPr>
                 <w:szCs w:val="24"/>
@@ -17554,7 +17298,7 @@
     </w:p>
     <w:p>
       <w:pPr>
-        <w:pStyle w:val="3"/>
+        <w:pStyle w:val="Heading3"/>
         <w:ind w:left="9182" w:right="0"/>
       </w:pPr>
       <w:r>
@@ -18381,25 +18125,7 @@
                 <w:szCs w:val="24"/>
                 <w:rtl/>
               </w:rPr>
-              <w:t xml:space="preserve">המערכת תיתן </w:t>
-            </w:r>
-            <w:proofErr w:type="spellStart"/>
-            <w:r>
-              <w:rPr>
-                <w:rFonts w:hint="cs"/>
-                <w:szCs w:val="24"/>
-                <w:rtl/>
-              </w:rPr>
-              <w:t>אופצייה</w:t>
-            </w:r>
-            <w:proofErr w:type="spellEnd"/>
-            <w:r>
-              <w:rPr>
-                <w:rFonts w:hint="cs"/>
-                <w:szCs w:val="24"/>
-                <w:rtl/>
-              </w:rPr>
-              <w:t xml:space="preserve"> רק למנהל לעבוד על הגישה של מחיקה עדכן קריאה ויצירה של המערכת</w:t>
+              <w:t>המערכת תיתן אופצייה רק למנהל לעבוד על הגישה של מחיקה עדכן קריאה ויצירה של המערכת</w:t>
             </w:r>
             <w:r>
               <w:rPr>
@@ -18609,25 +18335,7 @@
                 <w:szCs w:val="24"/>
                 <w:rtl/>
               </w:rPr>
-              <w:t xml:space="preserve">המערכת תעדכן בבסיס הנתונים את </w:t>
-            </w:r>
-            <w:proofErr w:type="spellStart"/>
-            <w:r>
-              <w:rPr>
-                <w:rFonts w:hint="cs"/>
-                <w:szCs w:val="24"/>
-                <w:rtl/>
-              </w:rPr>
-              <w:t>היצירת</w:t>
-            </w:r>
-            <w:proofErr w:type="spellEnd"/>
-            <w:r>
-              <w:rPr>
-                <w:rFonts w:hint="cs"/>
-                <w:szCs w:val="24"/>
-                <w:rtl/>
-              </w:rPr>
-              <w:t xml:space="preserve"> רכב וגם תציג אותו על הדף בטבלה של כל הרכבים</w:t>
+              <w:t>המערכת תעדכן בבסיס הנתונים את היצירת רכב וגם תציג אותו על הדף בטבלה של כל הרכבים</w:t>
             </w:r>
             <w:r>
               <w:rPr>
@@ -18992,25 +18700,7 @@
                 <w:szCs w:val="24"/>
                 <w:rtl/>
               </w:rPr>
-              <w:t xml:space="preserve">המערכת תיתן </w:t>
-            </w:r>
-            <w:proofErr w:type="spellStart"/>
-            <w:r>
-              <w:rPr>
-                <w:rFonts w:hint="cs"/>
-                <w:szCs w:val="24"/>
-                <w:rtl/>
-              </w:rPr>
-              <w:t>אופצייה</w:t>
-            </w:r>
-            <w:proofErr w:type="spellEnd"/>
-            <w:r>
-              <w:rPr>
-                <w:rFonts w:hint="cs"/>
-                <w:szCs w:val="24"/>
-                <w:rtl/>
-              </w:rPr>
-              <w:t xml:space="preserve"> רק למנהל לעבוד על הגישה של מחיקה עדכן קריאה ויצירה של המערכת</w:t>
+              <w:t>המערכת תיתן אופצייה רק למנהל לעבוד על הגישה של מחיקה עדכן קריאה ויצירה של המערכת</w:t>
             </w:r>
             <w:r>
               <w:rPr>
@@ -19235,25 +18925,7 @@
                 <w:szCs w:val="24"/>
                 <w:rtl/>
               </w:rPr>
-              <w:t xml:space="preserve">המערכת תעדכן בבסיס הנתונים את </w:t>
-            </w:r>
-            <w:proofErr w:type="spellStart"/>
-            <w:r>
-              <w:rPr>
-                <w:rFonts w:hint="cs"/>
-                <w:szCs w:val="24"/>
-                <w:rtl/>
-              </w:rPr>
-              <w:t>היצירת</w:t>
-            </w:r>
-            <w:proofErr w:type="spellEnd"/>
-            <w:r>
-              <w:rPr>
-                <w:rFonts w:hint="cs"/>
-                <w:szCs w:val="24"/>
-                <w:rtl/>
-              </w:rPr>
-              <w:t xml:space="preserve"> אופנוע</w:t>
+              <w:t>המערכת תעדכן בבסיס הנתונים את היצירת אופנוע</w:t>
             </w:r>
             <w:r>
               <w:rPr>
@@ -20129,7 +19801,7 @@
     </w:p>
     <w:p>
       <w:pPr>
-        <w:pStyle w:val="3"/>
+        <w:pStyle w:val="Heading3"/>
         <w:ind w:left="7526" w:right="0"/>
         <w:jc w:val="right"/>
       </w:pPr>
@@ -20139,14 +19811,12 @@
         </w:rPr>
         <w:t xml:space="preserve"> </w:t>
       </w:r>
-      <w:proofErr w:type="gramStart"/>
       <w:r>
         <w:t>.</w:t>
       </w:r>
       <w:r>
         <w:t>Bikes</w:t>
       </w:r>
-      <w:proofErr w:type="gramEnd"/>
       <w:r>
         <w:t xml:space="preserve"> </w:t>
       </w:r>
@@ -21906,7 +21576,7 @@
     </w:p>
     <w:p>
       <w:pPr>
-        <w:pStyle w:val="3"/>
+        <w:pStyle w:val="Heading3"/>
         <w:spacing w:after="481" w:line="259" w:lineRule="auto"/>
         <w:ind w:left="4626" w:right="0" w:firstLine="0"/>
         <w:rPr>
@@ -22499,23 +22169,7 @@
           <w:rFonts w:hint="cs"/>
           <w:rtl/>
         </w:rPr>
-        <w:t xml:space="preserve"> מציאת הרכב יביא </w:t>
-      </w:r>
-      <w:proofErr w:type="spellStart"/>
-      <w:r>
-        <w:rPr>
-          <w:rFonts w:hint="cs"/>
-          <w:rtl/>
-        </w:rPr>
-        <w:t>אינדקציה</w:t>
-      </w:r>
-      <w:proofErr w:type="spellEnd"/>
-      <w:r>
-        <w:rPr>
-          <w:rFonts w:hint="cs"/>
-          <w:rtl/>
-        </w:rPr>
-        <w:t xml:space="preserve"> יותר ברורה</w:t>
+        <w:t xml:space="preserve"> מציאת הרכב יביא אינדקציה יותר ברורה</w:t>
       </w:r>
       <w:r>
         <w:rPr>
@@ -22763,18 +22417,8 @@
           <w:szCs w:val="24"/>
           <w:rtl/>
         </w:rPr>
-        <w:t xml:space="preserve">מכיוון שהמטרה היא שיהיה כמה שיותר רכבים במאגר וכמה שיותר לשלוף רכבים ולמיין אותם בצורה קלילה יהיה ממש קל להוסיף אותם גם למאגר הנתונים ולהשתמש במידע </w:t>
-      </w:r>
-      <w:proofErr w:type="spellStart"/>
-      <w:r>
-        <w:rPr>
-          <w:rFonts w:hint="cs"/>
-          <w:szCs w:val="24"/>
-          <w:rtl/>
-        </w:rPr>
-        <w:t>הלרוונטי</w:t>
-      </w:r>
-      <w:proofErr w:type="spellEnd"/>
+        <w:t>מכיוון שהמטרה היא שיהיה כמה שיותר רכבים במאגר וכמה שיותר לשלוף רכבים ולמיין אותם בצורה קלילה יהיה ממש קל להוסיף אותם גם למאגר הנתונים ולהשתמש במידע הלרוונטי</w:t>
+      </w:r>
     </w:p>
     <w:p>
       <w:pPr>
@@ -22904,23 +22548,7 @@
           <w:szCs w:val="24"/>
           <w:rtl/>
         </w:rPr>
-        <w:t xml:space="preserve"> לדפים </w:t>
-      </w:r>
-      <w:proofErr w:type="spellStart"/>
-      <w:r>
-        <w:rPr>
-          <w:szCs w:val="24"/>
-          <w:rtl/>
-        </w:rPr>
-        <w:t>הרלוונטים</w:t>
-      </w:r>
-      <w:proofErr w:type="spellEnd"/>
-      <w:r>
-        <w:rPr>
-          <w:szCs w:val="24"/>
-          <w:rtl/>
-        </w:rPr>
-        <w:t xml:space="preserve">. חוסר סדר בדפי ה </w:t>
+        <w:t xml:space="preserve"> לדפים הרלוונטים. חוסר סדר בדפי ה </w:t>
       </w:r>
       <w:r>
         <w:t>HTML</w:t>
@@ -22938,25 +22566,7 @@
           <w:szCs w:val="24"/>
           <w:rtl/>
         </w:rPr>
-        <w:t xml:space="preserve"> ובעיות </w:t>
-      </w:r>
-      <w:proofErr w:type="spellStart"/>
-      <w:r>
-        <w:rPr>
-          <w:rFonts w:hint="cs"/>
-          <w:szCs w:val="24"/>
-          <w:rtl/>
-        </w:rPr>
-        <w:t>ולדציה</w:t>
-      </w:r>
-      <w:proofErr w:type="spellEnd"/>
-      <w:r>
-        <w:rPr>
-          <w:rFonts w:hint="cs"/>
-          <w:szCs w:val="24"/>
-          <w:rtl/>
-        </w:rPr>
-        <w:t xml:space="preserve"> בהקמה של רכבים חדשים</w:t>
+        <w:t xml:space="preserve"> ובעיות ולדציה בהקמה של רכבים חדשים</w:t>
       </w:r>
       <w:r>
         <w:rPr>
@@ -22994,21 +22604,12 @@
         <w:ind w:hanging="534"/>
         <w:jc w:val="left"/>
       </w:pPr>
-      <w:proofErr w:type="spellStart"/>
-      <w:r>
-        <w:rPr>
-          <w:szCs w:val="24"/>
-          <w:rtl/>
-        </w:rPr>
-        <w:t>טופולוגיית</w:t>
-      </w:r>
-      <w:proofErr w:type="spellEnd"/>
-      <w:r>
-        <w:rPr>
-          <w:szCs w:val="24"/>
-          <w:rtl/>
-        </w:rPr>
-        <w:t xml:space="preserve"> הפתרון.</w:t>
+      <w:r>
+        <w:rPr>
+          <w:szCs w:val="24"/>
+          <w:rtl/>
+        </w:rPr>
+        <w:t>טופולוגיית הפתרון.</w:t>
       </w:r>
       <w:r>
         <w:rPr>
@@ -23062,7 +22663,7 @@
                     <pic:cNvPicPr/>
                   </pic:nvPicPr>
                   <pic:blipFill>
-                    <a:blip r:embed="rId177"/>
+                    <a:blip r:embed="rId180"/>
                     <a:stretch>
                       <a:fillRect/>
                     </a:stretch>
@@ -23131,7 +22732,6 @@
       <w:pPr>
         <w:ind w:left="6" w:right="638"/>
       </w:pPr>
-      <w:proofErr w:type="gramStart"/>
       <w:r>
         <w:rPr>
           <w:rFonts w:hint="cs"/>
@@ -23139,17 +22739,8 @@
         <w:t>L</w:t>
       </w:r>
       <w:r>
-        <w:t>aravel(</w:t>
-      </w:r>
-      <w:proofErr w:type="gramEnd"/>
-      <w:r>
-        <w:t xml:space="preserve">PHP) + </w:t>
-      </w:r>
-      <w:proofErr w:type="spellStart"/>
-      <w:r>
-        <w:t>VueJS</w:t>
-      </w:r>
-      <w:proofErr w:type="spellEnd"/>
+        <w:t>aravel(PHP) + VueJS</w:t>
+      </w:r>
       <w:r>
         <w:rPr>
           <w:szCs w:val="24"/>
@@ -23196,13 +22787,8 @@
         <w:t>L</w:t>
       </w:r>
       <w:r>
-        <w:t xml:space="preserve">aravel(PHP) + </w:t>
-      </w:r>
-      <w:proofErr w:type="spellStart"/>
-      <w:r>
-        <w:t>VueJS</w:t>
-      </w:r>
-      <w:proofErr w:type="spellEnd"/>
+        <w:t>aravel(PHP) + VueJS</w:t>
+      </w:r>
       <w:r>
         <w:rPr>
           <w:rFonts w:hint="cs"/>
@@ -23277,7 +22863,6 @@
         </w:rPr>
         <w:t xml:space="preserve"> </w:t>
       </w:r>
-      <w:proofErr w:type="gramStart"/>
       <w:r>
         <w:rPr>
           <w:rFonts w:hint="cs"/>
@@ -23285,17 +22870,8 @@
         <w:t>L</w:t>
       </w:r>
       <w:r>
-        <w:t>aravel(</w:t>
-      </w:r>
-      <w:proofErr w:type="gramEnd"/>
-      <w:r>
-        <w:t xml:space="preserve">PHP) + </w:t>
-      </w:r>
-      <w:proofErr w:type="spellStart"/>
-      <w:r>
-        <w:t>VueJS</w:t>
-      </w:r>
-      <w:proofErr w:type="spellEnd"/>
+        <w:t>aravel(PHP) + VueJS</w:t>
+      </w:r>
       <w:r>
         <w:rPr>
           <w:rFonts w:hint="cs"/>
@@ -23340,7 +22916,6 @@
           <w:szCs w:val="24"/>
         </w:rPr>
       </w:pPr>
-      <w:proofErr w:type="gramStart"/>
       <w:r>
         <w:rPr>
           <w:rFonts w:hint="cs"/>
@@ -23348,17 +22923,8 @@
         <w:t>L</w:t>
       </w:r>
       <w:r>
-        <w:t>aravel(</w:t>
-      </w:r>
-      <w:proofErr w:type="gramEnd"/>
-      <w:r>
-        <w:t xml:space="preserve">PHP) + </w:t>
-      </w:r>
-      <w:proofErr w:type="spellStart"/>
-      <w:r>
-        <w:t>VueJS</w:t>
-      </w:r>
-      <w:proofErr w:type="spellEnd"/>
+        <w:t>aravel(PHP) + VueJS</w:t>
+      </w:r>
     </w:p>
     <w:p>
       <w:pPr>
@@ -23448,21 +23014,7 @@
         <w:rPr>
           <w:rtl/>
         </w:rPr>
-        <w:t xml:space="preserve"> הפופולרית ביותר לפיתוח אתרים </w:t>
-      </w:r>
-      <w:proofErr w:type="spellStart"/>
-      <w:r>
-        <w:rPr>
-          <w:rtl/>
-        </w:rPr>
-        <w:t>רספונסיביים</w:t>
-      </w:r>
-      <w:proofErr w:type="spellEnd"/>
-      <w:r>
-        <w:rPr>
-          <w:rtl/>
-        </w:rPr>
-        <w:t xml:space="preserve"> ומותאמים לנייד.</w:t>
+        <w:t xml:space="preserve"> הפופולרית ביותר לפיתוח אתרים רספונסיביים ומותאמים לנייד.</w:t>
       </w:r>
     </w:p>
     <w:p>
@@ -23601,7 +23153,6 @@
           <w:shd w:val="clear" w:color="auto" w:fill="FFFFFF"/>
         </w:rPr>
       </w:pPr>
-      <w:proofErr w:type="spellStart"/>
       <w:r>
         <w:rPr>
           <w:b/>
@@ -23610,18 +23161,7 @@
           <w:szCs w:val="24"/>
           <w:shd w:val="clear" w:color="auto" w:fill="FFFFFF"/>
         </w:rPr>
-        <w:t>VueJS</w:t>
-      </w:r>
-      <w:proofErr w:type="spellEnd"/>
-      <w:r>
-        <w:rPr>
-          <w:b/>
-          <w:bCs/>
-          <w:color w:val="202122"/>
-          <w:szCs w:val="24"/>
-          <w:shd w:val="clear" w:color="auto" w:fill="FFFFFF"/>
-        </w:rPr>
-        <w:t>.</w:t>
+        <w:t>VueJS.</w:t>
       </w:r>
     </w:p>
     <w:p>
@@ -23677,18 +23217,8 @@
           <w:szCs w:val="24"/>
           <w:shd w:val="clear" w:color="auto" w:fill="FFFFFF"/>
         </w:rPr>
-        <w:t xml:space="preserve"> /</w:t>
-      </w:r>
-      <w:proofErr w:type="spellStart"/>
-      <w:r>
-        <w:rPr>
-          <w:color w:val="202122"/>
-          <w:szCs w:val="24"/>
-          <w:shd w:val="clear" w:color="auto" w:fill="FFFFFF"/>
-        </w:rPr>
-        <w:t>vju</w:t>
-      </w:r>
-      <w:proofErr w:type="spellEnd"/>
+        <w:t xml:space="preserve"> /vju</w:t>
+      </w:r>
       <w:r>
         <w:rPr>
           <w:rFonts w:ascii="Arial" w:hAnsi="Arial" w:cs="Arial"/>
@@ -23824,7 +23354,6 @@
         <w:lastRenderedPageBreak/>
         <w:tab/>
       </w:r>
-      <w:proofErr w:type="spellStart"/>
       <w:r>
         <w:rPr>
           <w:rFonts w:eastAsia="Times New Roman"/>
@@ -23835,7 +23364,6 @@
         </w:rPr>
         <w:t>Xampp</w:t>
       </w:r>
-      <w:proofErr w:type="spellEnd"/>
       <w:r>
         <w:rPr>
           <w:rFonts w:eastAsia="Times New Roman" w:hint="cs"/>
@@ -24039,7 +23567,7 @@
         </w:rPr>
         <w:t xml:space="preserve"> הם פורמט </w:t>
       </w:r>
-      <w:hyperlink r:id="rId178">
+      <w:hyperlink r:id="rId181">
         <w:r>
           <w:rPr>
             <w:szCs w:val="24"/>
@@ -24048,7 +23576,7 @@
           <w:t>ל</w:t>
         </w:r>
       </w:hyperlink>
-      <w:hyperlink r:id="rId179">
+      <w:hyperlink r:id="rId182">
         <w:r>
           <w:rPr>
             <w:szCs w:val="24"/>
@@ -24057,7 +23585,7 @@
           <w:t>ע</w:t>
         </w:r>
       </w:hyperlink>
-      <w:hyperlink r:id="rId180">
+      <w:hyperlink r:id="rId183">
         <w:r>
           <w:rPr>
             <w:szCs w:val="24"/>
@@ -24066,40 +23594,13 @@
           <w:t>יצו</w:t>
         </w:r>
       </w:hyperlink>
-      <w:hyperlink r:id="rId181">
+      <w:hyperlink r:id="rId184">
         <w:r>
           <w:rPr>
             <w:szCs w:val="24"/>
             <w:rtl/>
           </w:rPr>
           <w:t>ב</w:t>
-        </w:r>
-      </w:hyperlink>
-      <w:hyperlink r:id="rId182">
-        <w:r>
-          <w:rPr>
-            <w:szCs w:val="24"/>
-            <w:rtl/>
-          </w:rPr>
-          <w:t xml:space="preserve"> </w:t>
-        </w:r>
-      </w:hyperlink>
-      <w:hyperlink r:id="rId183">
-        <w:r>
-          <w:rPr>
-            <w:szCs w:val="24"/>
-            <w:rtl/>
-          </w:rPr>
-          <w:t>דפ</w:t>
-        </w:r>
-      </w:hyperlink>
-      <w:hyperlink r:id="rId184">
-        <w:r>
-          <w:rPr>
-            <w:szCs w:val="24"/>
-            <w:rtl/>
-          </w:rPr>
-          <w:t>י</w:t>
         </w:r>
       </w:hyperlink>
       <w:hyperlink r:id="rId185">
@@ -24117,7 +23618,7 @@
             <w:szCs w:val="24"/>
             <w:rtl/>
           </w:rPr>
-          <w:t>א</w:t>
+          <w:t>דפ</w:t>
         </w:r>
       </w:hyperlink>
       <w:hyperlink r:id="rId187">
@@ -24126,7 +23627,7 @@
             <w:szCs w:val="24"/>
             <w:rtl/>
           </w:rPr>
-          <w:t>ינטרנ</w:t>
+          <w:t>י</w:t>
         </w:r>
       </w:hyperlink>
       <w:hyperlink r:id="rId188">
@@ -24135,6 +23636,33 @@
             <w:szCs w:val="24"/>
             <w:rtl/>
           </w:rPr>
+          <w:t xml:space="preserve"> </w:t>
+        </w:r>
+      </w:hyperlink>
+      <w:hyperlink r:id="rId189">
+        <w:r>
+          <w:rPr>
+            <w:szCs w:val="24"/>
+            <w:rtl/>
+          </w:rPr>
+          <w:t>א</w:t>
+        </w:r>
+      </w:hyperlink>
+      <w:hyperlink r:id="rId190">
+        <w:r>
+          <w:rPr>
+            <w:szCs w:val="24"/>
+            <w:rtl/>
+          </w:rPr>
+          <w:t>ינטרנ</w:t>
+        </w:r>
+      </w:hyperlink>
+      <w:hyperlink r:id="rId191">
+        <w:r>
+          <w:rPr>
+            <w:szCs w:val="24"/>
+            <w:rtl/>
+          </w:rPr>
           <w:t>ט</w:t>
         </w:r>
       </w:hyperlink>
@@ -24145,7 +23673,7 @@
         </w:rPr>
         <w:t>. הגיליונות קובעים את עיצובם של תגים ב</w:t>
       </w:r>
-      <w:hyperlink r:id="rId189">
+      <w:hyperlink r:id="rId192">
         <w:r>
           <w:rPr>
             <w:szCs w:val="24"/>
@@ -24154,7 +23682,7 @@
           <w:t>-</w:t>
         </w:r>
       </w:hyperlink>
-      <w:hyperlink r:id="rId190">
+      <w:hyperlink r:id="rId193">
         <w:r>
           <w:rPr>
             <w:szCs w:val="24"/>
@@ -24163,56 +23691,14 @@
           <w:t>,</w:t>
         </w:r>
       </w:hyperlink>
-      <w:hyperlink r:id="rId191">
+      <w:hyperlink r:id="rId194">
         <w:r>
           <w:t>XHTMLH</w:t>
         </w:r>
       </w:hyperlink>
-      <w:hyperlink r:id="rId192">
+      <w:hyperlink r:id="rId195">
         <w:r>
           <w:t>TML</w:t>
-        </w:r>
-      </w:hyperlink>
-      <w:hyperlink r:id="rId193">
-        <w:r>
-          <w:rPr>
-            <w:szCs w:val="24"/>
-            <w:rtl/>
-          </w:rPr>
-          <w:t xml:space="preserve"> </w:t>
-        </w:r>
-      </w:hyperlink>
-      <w:r>
-        <w:rPr>
-          <w:szCs w:val="24"/>
-          <w:rtl/>
-        </w:rPr>
-        <w:t xml:space="preserve"> וכל </w:t>
-      </w:r>
-    </w:p>
-    <w:p>
-      <w:pPr>
-        <w:ind w:left="6" w:right="638"/>
-      </w:pPr>
-      <w:r>
-        <w:rPr>
-          <w:szCs w:val="24"/>
-          <w:rtl/>
-        </w:rPr>
-        <w:t>שפה דומה ל</w:t>
-      </w:r>
-      <w:hyperlink r:id="rId194">
-        <w:r>
-          <w:rPr>
-            <w:szCs w:val="24"/>
-            <w:rtl/>
-          </w:rPr>
-          <w:t>-</w:t>
-        </w:r>
-      </w:hyperlink>
-      <w:hyperlink r:id="rId195">
-        <w:r>
-          <w:t>XML</w:t>
         </w:r>
       </w:hyperlink>
       <w:hyperlink r:id="rId196">
@@ -24229,9 +23715,35 @@
           <w:szCs w:val="24"/>
           <w:rtl/>
         </w:rPr>
-        <w:t>לבניית</w:t>
+        <w:t xml:space="preserve"> וכל </w:t>
+      </w:r>
+    </w:p>
+    <w:p>
+      <w:pPr>
+        <w:ind w:left="6" w:right="638"/>
+      </w:pPr>
+      <w:r>
+        <w:rPr>
+          <w:szCs w:val="24"/>
+          <w:rtl/>
+        </w:rPr>
+        <w:t>שפה דומה ל</w:t>
       </w:r>
       <w:hyperlink r:id="rId197">
+        <w:r>
+          <w:rPr>
+            <w:szCs w:val="24"/>
+            <w:rtl/>
+          </w:rPr>
+          <w:t>-</w:t>
+        </w:r>
+      </w:hyperlink>
+      <w:hyperlink r:id="rId198">
+        <w:r>
+          <w:t>XML</w:t>
+        </w:r>
+      </w:hyperlink>
+      <w:hyperlink r:id="rId199">
         <w:r>
           <w:rPr>
             <w:szCs w:val="24"/>
@@ -24240,7 +23752,23 @@
           <w:t xml:space="preserve"> </w:t>
         </w:r>
       </w:hyperlink>
-      <w:hyperlink r:id="rId198">
+      <w:r>
+        <w:rPr>
+          <w:szCs w:val="24"/>
+          <w:rtl/>
+        </w:rPr>
+        <w:t>לבניית</w:t>
+      </w:r>
+      <w:hyperlink r:id="rId200">
+        <w:r>
+          <w:rPr>
+            <w:szCs w:val="24"/>
+            <w:rtl/>
+          </w:rPr>
+          <w:t xml:space="preserve"> </w:t>
+        </w:r>
+      </w:hyperlink>
+      <w:hyperlink r:id="rId201">
         <w:r>
           <w:rPr>
             <w:szCs w:val="24"/>
@@ -24249,7 +23777,7 @@
           <w:t>א</w:t>
         </w:r>
       </w:hyperlink>
-      <w:hyperlink r:id="rId199">
+      <w:hyperlink r:id="rId202">
         <w:r>
           <w:rPr>
             <w:szCs w:val="24"/>
@@ -24258,7 +23786,7 @@
           <w:t>תר</w:t>
         </w:r>
       </w:hyperlink>
-      <w:hyperlink r:id="rId200">
+      <w:hyperlink r:id="rId203">
         <w:r>
           <w:rPr>
             <w:szCs w:val="24"/>
@@ -24267,7 +23795,7 @@
           <w:t>י</w:t>
         </w:r>
       </w:hyperlink>
-      <w:hyperlink r:id="rId201">
+      <w:hyperlink r:id="rId204">
         <w:r>
           <w:rPr>
             <w:szCs w:val="24"/>
@@ -24276,7 +23804,7 @@
           <w:t xml:space="preserve"> </w:t>
         </w:r>
       </w:hyperlink>
-      <w:hyperlink r:id="rId202">
+      <w:hyperlink r:id="rId205">
         <w:r>
           <w:rPr>
             <w:szCs w:val="24"/>
@@ -24285,7 +23813,7 @@
           <w:t>א</w:t>
         </w:r>
       </w:hyperlink>
-      <w:hyperlink r:id="rId203">
+      <w:hyperlink r:id="rId206">
         <w:r>
           <w:rPr>
             <w:szCs w:val="24"/>
@@ -24294,7 +23822,7 @@
           <w:t>ינטרנ</w:t>
         </w:r>
       </w:hyperlink>
-      <w:hyperlink r:id="rId204">
+      <w:hyperlink r:id="rId207">
         <w:r>
           <w:rPr>
             <w:szCs w:val="24"/>
@@ -24335,7 +23863,7 @@
         </w:rPr>
         <w:t xml:space="preserve"> בידי קבוצת התקינה</w:t>
       </w:r>
-      <w:hyperlink r:id="rId205">
+      <w:hyperlink r:id="rId208">
         <w:r>
           <w:rPr>
             <w:szCs w:val="24"/>
@@ -24344,12 +23872,12 @@
           <w:t xml:space="preserve"> </w:t>
         </w:r>
       </w:hyperlink>
-      <w:hyperlink r:id="rId206">
+      <w:hyperlink r:id="rId209">
         <w:r>
           <w:t>W3C</w:t>
         </w:r>
       </w:hyperlink>
-      <w:hyperlink r:id="rId207">
+      <w:hyperlink r:id="rId210">
         <w:r>
           <w:rPr>
             <w:szCs w:val="24"/>
@@ -24365,7 +23893,7 @@
         </w:rPr>
         <w:t>ב</w:t>
       </w:r>
-      <w:hyperlink r:id="rId208">
+      <w:hyperlink r:id="rId211">
         <w:r>
           <w:rPr>
             <w:szCs w:val="24"/>
@@ -24374,7 +23902,7 @@
           <w:t>-</w:t>
         </w:r>
       </w:hyperlink>
-      <w:hyperlink r:id="rId209">
+      <w:hyperlink r:id="rId212">
         <w:r>
           <w:rPr>
             <w:szCs w:val="24"/>
@@ -24382,7 +23910,7 @@
           <w:t>199</w:t>
         </w:r>
       </w:hyperlink>
-      <w:hyperlink r:id="rId210">
+      <w:hyperlink r:id="rId213">
         <w:r>
           <w:rPr>
             <w:szCs w:val="24"/>
@@ -24512,7 +24040,7 @@
         </w:rPr>
         <w:t xml:space="preserve">  היא</w:t>
       </w:r>
-      <w:hyperlink r:id="rId211">
+      <w:hyperlink r:id="rId214">
         <w:r>
           <w:rPr>
             <w:szCs w:val="24"/>
@@ -24521,7 +24049,7 @@
           <w:t xml:space="preserve"> </w:t>
         </w:r>
       </w:hyperlink>
-      <w:hyperlink r:id="rId212">
+      <w:hyperlink r:id="rId215">
         <w:r>
           <w:rPr>
             <w:szCs w:val="24"/>
@@ -24530,7 +24058,7 @@
           <w:t>ש</w:t>
         </w:r>
       </w:hyperlink>
-      <w:hyperlink r:id="rId213">
+      <w:hyperlink r:id="rId216">
         <w:r>
           <w:rPr>
             <w:szCs w:val="24"/>
@@ -24539,7 +24067,7 @@
           <w:t>פ</w:t>
         </w:r>
       </w:hyperlink>
-      <w:hyperlink r:id="rId214">
+      <w:hyperlink r:id="rId217">
         <w:r>
           <w:rPr>
             <w:szCs w:val="24"/>
@@ -24548,7 +24076,7 @@
           <w:t>ת</w:t>
         </w:r>
       </w:hyperlink>
-      <w:hyperlink r:id="rId215">
+      <w:hyperlink r:id="rId218">
         <w:r>
           <w:rPr>
             <w:szCs w:val="24"/>
@@ -24557,7 +24085,7 @@
           <w:t xml:space="preserve"> </w:t>
         </w:r>
       </w:hyperlink>
-      <w:hyperlink r:id="rId216">
+      <w:hyperlink r:id="rId219">
         <w:r>
           <w:rPr>
             <w:szCs w:val="24"/>
@@ -24566,7 +24094,7 @@
           <w:t>מ</w:t>
         </w:r>
       </w:hyperlink>
-      <w:hyperlink r:id="rId217">
+      <w:hyperlink r:id="rId220">
         <w:r>
           <w:rPr>
             <w:szCs w:val="24"/>
@@ -24575,7 +24103,7 @@
           <w:t>חש</w:t>
         </w:r>
       </w:hyperlink>
-      <w:hyperlink r:id="rId218">
+      <w:hyperlink r:id="rId221">
         <w:r>
           <w:rPr>
             <w:szCs w:val="24"/>
@@ -24584,7 +24112,7 @@
           <w:t>ב</w:t>
         </w:r>
       </w:hyperlink>
-      <w:hyperlink r:id="rId219">
+      <w:hyperlink r:id="rId222">
         <w:r>
           <w:rPr>
             <w:szCs w:val="24"/>
@@ -24612,7 +24140,7 @@
         </w:rPr>
         <w:t>הנלווה יכול לציין, למשל, את דרך התצוגה של המידע החזותי, כמו למשל, צבע ,</w:t>
       </w:r>
-      <w:hyperlink r:id="rId220">
+      <w:hyperlink r:id="rId223">
         <w:r>
           <w:rPr>
             <w:szCs w:val="24"/>
@@ -24621,7 +24149,7 @@
           <w:t>ג</w:t>
         </w:r>
       </w:hyperlink>
-      <w:hyperlink r:id="rId221">
+      <w:hyperlink r:id="rId224">
         <w:r>
           <w:rPr>
             <w:szCs w:val="24"/>
@@ -24630,7 +24158,7 @@
           <w:t>ופ</w:t>
         </w:r>
       </w:hyperlink>
-      <w:hyperlink r:id="rId222">
+      <w:hyperlink r:id="rId225">
         <w:r>
           <w:rPr>
             <w:szCs w:val="24"/>
@@ -24639,7 +24167,7 @@
           <w:t>ן</w:t>
         </w:r>
       </w:hyperlink>
-      <w:hyperlink r:id="rId223">
+      <w:hyperlink r:id="rId226">
         <w:r>
           <w:rPr>
             <w:szCs w:val="24"/>
@@ -24648,7 +24176,7 @@
           <w:t xml:space="preserve"> </w:t>
         </w:r>
       </w:hyperlink>
-      <w:hyperlink r:id="rId224">
+      <w:hyperlink r:id="rId227">
         <w:r>
           <w:rPr>
             <w:szCs w:val="24"/>
@@ -24844,11 +24372,7 @@
         <w:ind w:left="10" w:right="920" w:hanging="10"/>
       </w:pPr>
       <w:r>
-        <w:t xml:space="preserve"> </w:t>
-      </w:r>
-      <w:proofErr w:type="gramStart"/>
-      <w:r>
-        <w:t>.</w:t>
+        <w:t xml:space="preserve"> .</w:t>
       </w:r>
       <w:r>
         <w:rPr>
@@ -24857,7 +24381,6 @@
         </w:rPr>
         <w:t>כבעבר</w:t>
       </w:r>
-      <w:proofErr w:type="gramEnd"/>
       <w:r>
         <w:t xml:space="preserve"> )Queries</w:t>
       </w:r>
@@ -24975,13 +24498,8 @@
         <w:t xml:space="preserve"> שכבות </w:t>
       </w:r>
       <w:r>
-        <w:t xml:space="preserve">tier </w:t>
-      </w:r>
-      <w:proofErr w:type="spellStart"/>
-      <w:r>
-        <w:t>Atchitecture</w:t>
-      </w:r>
-      <w:proofErr w:type="spellEnd"/>
+        <w:t>tier Atchitecture</w:t>
+      </w:r>
       <w:r>
         <w:rPr>
           <w:szCs w:val="24"/>
@@ -25129,15 +24647,7 @@
         <w:ind w:left="10" w:right="186" w:hanging="10"/>
       </w:pPr>
       <w:r>
-        <w:t xml:space="preserve"> </w:t>
-      </w:r>
-      <w:proofErr w:type="gramStart"/>
-      <w:r>
-        <w:t>)UI</w:t>
-      </w:r>
-      <w:proofErr w:type="gramEnd"/>
-      <w:r>
-        <w:t>- User Interface(</w:t>
+        <w:t xml:space="preserve"> )UI- User Interface(</w:t>
       </w:r>
       <w:r>
         <w:rPr>
@@ -25222,26 +24732,14 @@
         <w:t xml:space="preserve">.שכבת הלוגיקה העסקית) </w:t>
       </w:r>
       <w:r>
-        <w:t xml:space="preserve">BL- Business </w:t>
-      </w:r>
-      <w:proofErr w:type="gramStart"/>
-      <w:r>
-        <w:t>Logic</w:t>
-      </w:r>
-      <w:r>
-        <w:rPr>
-          <w:szCs w:val="24"/>
-          <w:rtl/>
-        </w:rPr>
-        <w:t>(</w:t>
-      </w:r>
-      <w:proofErr w:type="gramEnd"/>
-      <w:r>
-        <w:rPr>
-          <w:szCs w:val="24"/>
-          <w:rtl/>
-        </w:rPr>
-        <w:t xml:space="preserve">השכבה שאמונה על הלוגיקה של המערכת, עוסקת </w:t>
+        <w:t>BL- Business Logic</w:t>
+      </w:r>
+      <w:r>
+        <w:rPr>
+          <w:szCs w:val="24"/>
+          <w:rtl/>
+        </w:rPr>
+        <w:t xml:space="preserve">(השכבה שאמונה על הלוגיקה של המערכת, עוסקת </w:t>
       </w:r>
     </w:p>
     <w:p>
@@ -25669,21 +25167,11 @@
       </w:pPr>
       <w:r>
         <w:lastRenderedPageBreak/>
-        <w:t xml:space="preserve">          </w:t>
-      </w:r>
-      <w:proofErr w:type="spellStart"/>
-      <w:r>
-        <w:t>JQuery</w:t>
-      </w:r>
-      <w:proofErr w:type="spellEnd"/>
-      <w:r>
-        <w:t xml:space="preserve">, Bootstrap, CSS, </w:t>
-      </w:r>
-      <w:proofErr w:type="spellStart"/>
+        <w:t xml:space="preserve">          JQuery, Bootstrap, CSS, </w:t>
+      </w:r>
       <w:r>
         <w:t>Laravel+VueJS</w:t>
       </w:r>
-      <w:proofErr w:type="spellEnd"/>
       <w:r>
         <w:t xml:space="preserve"> </w:t>
       </w:r>
@@ -25909,61 +25397,7 @@
           <w:szCs w:val="24"/>
           <w:rtl/>
         </w:rPr>
-        <w:t xml:space="preserve">שם </w:t>
-      </w:r>
-      <w:proofErr w:type="spellStart"/>
-      <w:r>
-        <w:rPr>
-          <w:rFonts w:hint="cs"/>
-          <w:szCs w:val="24"/>
-          <w:rtl/>
-        </w:rPr>
-        <w:t>משתמש,סיסמה</w:t>
-      </w:r>
-      <w:proofErr w:type="spellEnd"/>
-      <w:r>
-        <w:rPr>
-          <w:rFonts w:hint="cs"/>
-          <w:szCs w:val="24"/>
-          <w:rtl/>
-        </w:rPr>
-        <w:t xml:space="preserve"> ,</w:t>
-      </w:r>
-      <w:proofErr w:type="spellStart"/>
-      <w:r>
-        <w:rPr>
-          <w:rFonts w:hint="cs"/>
-          <w:szCs w:val="24"/>
-          <w:rtl/>
-        </w:rPr>
-        <w:t>איימיל</w:t>
-      </w:r>
-      <w:proofErr w:type="spellEnd"/>
-      <w:r>
-        <w:rPr>
-          <w:rFonts w:hint="cs"/>
-          <w:szCs w:val="24"/>
-          <w:rtl/>
-        </w:rPr>
-        <w:t xml:space="preserve"> ואם הוא </w:t>
-      </w:r>
-      <w:proofErr w:type="spellStart"/>
-      <w:r>
-        <w:rPr>
-          <w:rFonts w:hint="cs"/>
-          <w:szCs w:val="24"/>
-          <w:rtl/>
-        </w:rPr>
-        <w:t>אדמין</w:t>
-      </w:r>
-      <w:proofErr w:type="spellEnd"/>
-      <w:r>
-        <w:rPr>
-          <w:rFonts w:hint="cs"/>
-          <w:szCs w:val="24"/>
-          <w:rtl/>
-        </w:rPr>
-        <w:t xml:space="preserve"> או לא</w:t>
+        <w:t>שם משתמש,סיסמה ,איימיל ואם הוא אדמין או לא</w:t>
       </w:r>
       <w:r>
         <w:rPr>
@@ -26027,43 +25461,7 @@
           <w:szCs w:val="24"/>
           <w:rtl/>
         </w:rPr>
-        <w:t xml:space="preserve">שם </w:t>
-      </w:r>
-      <w:proofErr w:type="spellStart"/>
-      <w:r>
-        <w:rPr>
-          <w:rFonts w:hint="cs"/>
-          <w:szCs w:val="24"/>
-          <w:rtl/>
-        </w:rPr>
-        <w:t>הרכב,חברת</w:t>
-      </w:r>
-      <w:proofErr w:type="spellEnd"/>
-      <w:r>
-        <w:rPr>
-          <w:rFonts w:hint="cs"/>
-          <w:szCs w:val="24"/>
-          <w:rtl/>
-        </w:rPr>
-        <w:t xml:space="preserve"> ייצור של הרכב ועוד פרמטרים </w:t>
-      </w:r>
-      <w:proofErr w:type="spellStart"/>
-      <w:r>
-        <w:rPr>
-          <w:rFonts w:hint="cs"/>
-          <w:szCs w:val="24"/>
-          <w:rtl/>
-        </w:rPr>
-        <w:t>רלוונטים</w:t>
-      </w:r>
-      <w:proofErr w:type="spellEnd"/>
-      <w:r>
-        <w:rPr>
-          <w:rFonts w:hint="cs"/>
-          <w:szCs w:val="24"/>
-          <w:rtl/>
-        </w:rPr>
-        <w:t xml:space="preserve"> של הרכב.</w:t>
+        <w:t>שם הרכב,חברת ייצור של הרכב ועוד פרמטרים רלוונטים של הרכב.</w:t>
       </w:r>
     </w:p>
     <w:p>
@@ -26120,43 +25518,7 @@
           <w:szCs w:val="24"/>
           <w:rtl/>
         </w:rPr>
-        <w:t xml:space="preserve">שם האופנוע , חברת </w:t>
-      </w:r>
-      <w:proofErr w:type="spellStart"/>
-      <w:r>
-        <w:rPr>
-          <w:rFonts w:hint="cs"/>
-          <w:szCs w:val="24"/>
-          <w:rtl/>
-        </w:rPr>
-        <w:t>האופנוע,כוחות</w:t>
-      </w:r>
-      <w:proofErr w:type="spellEnd"/>
-      <w:r>
-        <w:rPr>
-          <w:rFonts w:hint="cs"/>
-          <w:szCs w:val="24"/>
-          <w:rtl/>
-        </w:rPr>
-        <w:t xml:space="preserve"> </w:t>
-      </w:r>
-      <w:proofErr w:type="spellStart"/>
-      <w:r>
-        <w:rPr>
-          <w:rFonts w:hint="cs"/>
-          <w:szCs w:val="24"/>
-          <w:rtl/>
-        </w:rPr>
-        <w:t>סוס,ועוד</w:t>
-      </w:r>
-      <w:proofErr w:type="spellEnd"/>
-      <w:r>
-        <w:rPr>
-          <w:rFonts w:hint="cs"/>
-          <w:szCs w:val="24"/>
-          <w:rtl/>
-        </w:rPr>
-        <w:t xml:space="preserve"> פרמטרים של האופנוע</w:t>
+        <w:t>שם האופנוע , חברת האופנוע,כוחות סוס,ועוד פרמטרים של האופנוע</w:t>
       </w:r>
       <w:r>
         <w:rPr>
@@ -26379,39 +25741,7 @@
           <w:szCs w:val="24"/>
           <w:rtl/>
         </w:rPr>
-        <w:t xml:space="preserve">, בתו של </w:t>
-      </w:r>
-      <w:proofErr w:type="spellStart"/>
-      <w:r>
-        <w:rPr>
-          <w:szCs w:val="24"/>
-          <w:rtl/>
-        </w:rPr>
-        <w:t>מונטי</w:t>
-      </w:r>
-      <w:proofErr w:type="spellEnd"/>
-      <w:r>
-        <w:rPr>
-          <w:szCs w:val="24"/>
-          <w:rtl/>
-        </w:rPr>
-        <w:t xml:space="preserve"> </w:t>
-      </w:r>
-      <w:proofErr w:type="spellStart"/>
-      <w:r>
-        <w:rPr>
-          <w:szCs w:val="24"/>
-          <w:rtl/>
-        </w:rPr>
-        <w:t>וידניוס</w:t>
-      </w:r>
-      <w:proofErr w:type="spellEnd"/>
-      <w:r>
-        <w:rPr>
-          <w:szCs w:val="24"/>
-          <w:rtl/>
-        </w:rPr>
-        <w:t xml:space="preserve">, אחד מהכותבים המקוריים.[1] התוכנה פותחה במקור על ידי החברה השוודית </w:t>
+        <w:t xml:space="preserve">, בתו של מונטי וידניוס, אחד מהכותבים המקוריים.[1] התוכנה פותחה במקור על ידי החברה השוודית </w:t>
       </w:r>
       <w:r>
         <w:rPr>
@@ -26437,39 +25767,7 @@
           <w:szCs w:val="24"/>
           <w:rtl/>
         </w:rPr>
-        <w:t xml:space="preserve">, אוסף תוכנות תשתית פופולריות שעומדות בבסיסם של אתרים רבים, כגון ויקיפדיה. מערכות ניהול תוכן רבות (כגון </w:t>
-      </w:r>
-      <w:proofErr w:type="spellStart"/>
-      <w:r>
-        <w:rPr>
-          <w:szCs w:val="24"/>
-          <w:rtl/>
-        </w:rPr>
-        <w:t>וורדפרס</w:t>
-      </w:r>
-      <w:proofErr w:type="spellEnd"/>
-      <w:r>
-        <w:rPr>
-          <w:szCs w:val="24"/>
-          <w:rtl/>
-        </w:rPr>
-        <w:t xml:space="preserve"> </w:t>
-      </w:r>
-      <w:proofErr w:type="spellStart"/>
-      <w:r>
-        <w:rPr>
-          <w:szCs w:val="24"/>
-          <w:rtl/>
-        </w:rPr>
-        <w:t>ודרופל</w:t>
-      </w:r>
-      <w:proofErr w:type="spellEnd"/>
-      <w:r>
-        <w:rPr>
-          <w:szCs w:val="24"/>
-          <w:rtl/>
-        </w:rPr>
-        <w:t xml:space="preserve">) משתמשות בה כבסיס נתונים </w:t>
+        <w:t xml:space="preserve">, אוסף תוכנות תשתית פופולריות שעומדות בבסיסם של אתרים רבים, כגון ויקיפדיה. מערכות ניהול תוכן רבות (כגון וורדפרס ודרופל) משתמשות בה כבסיס נתונים </w:t>
       </w:r>
       <w:r>
         <w:rPr>
@@ -26563,23 +25861,7 @@
           <w:szCs w:val="24"/>
           <w:rtl/>
         </w:rPr>
-        <w:t xml:space="preserve">מנגנוני התאוששות מנפילה/קריסה/תמיכה </w:t>
-      </w:r>
-      <w:proofErr w:type="spellStart"/>
-      <w:r>
-        <w:rPr>
-          <w:szCs w:val="24"/>
-          <w:rtl/>
-        </w:rPr>
-        <w:t>בטרנזקציות</w:t>
-      </w:r>
-      <w:proofErr w:type="spellEnd"/>
-      <w:r>
-        <w:rPr>
-          <w:szCs w:val="24"/>
-          <w:rtl/>
-        </w:rPr>
-        <w:t>.</w:t>
+        <w:t>מנגנוני התאוששות מנפילה/קריסה/תמיכה בטרנזקציות.</w:t>
       </w:r>
       <w:r>
         <w:rPr>
@@ -26598,13 +25880,8 @@
           <w:rtl/>
         </w:rPr>
       </w:pPr>
-      <w:proofErr w:type="spellStart"/>
-      <w:r>
-        <w:t>Sql</w:t>
-      </w:r>
-      <w:proofErr w:type="spellEnd"/>
-      <w:r>
-        <w:t xml:space="preserve"> Server</w:t>
+      <w:r>
+        <w:t>Sql Server</w:t>
       </w:r>
       <w:r>
         <w:rPr>
@@ -26763,7 +26040,7 @@
                     <pic:cNvPicPr/>
                   </pic:nvPicPr>
                   <pic:blipFill>
-                    <a:blip r:embed="rId225"/>
+                    <a:blip r:embed="rId228"/>
                     <a:stretch>
                       <a:fillRect/>
                     </a:stretch>
@@ -26854,7 +26131,6 @@
         </w:rPr>
         <w:t xml:space="preserve">דירוג </w:t>
       </w:r>
-      <w:proofErr w:type="spellStart"/>
       <w:r>
         <w:rPr>
           <w:rFonts w:hint="cs"/>
@@ -26863,7 +26139,6 @@
         </w:rPr>
         <w:t>הבחירת</w:t>
       </w:r>
-      <w:proofErr w:type="spellEnd"/>
       <w:r>
         <w:rPr>
           <w:szCs w:val="24"/>
@@ -26973,23 +26248,7 @@
           <w:szCs w:val="24"/>
           <w:rtl/>
         </w:rPr>
-        <w:t xml:space="preserve">יש בידינו מידע שיוכל לסייע לנו בדירוג </w:t>
-      </w:r>
-      <w:proofErr w:type="spellStart"/>
-      <w:r>
-        <w:rPr>
-          <w:szCs w:val="24"/>
-          <w:rtl/>
-        </w:rPr>
-        <w:t>מדוייק</w:t>
-      </w:r>
-      <w:proofErr w:type="spellEnd"/>
-      <w:r>
-        <w:rPr>
-          <w:szCs w:val="24"/>
-          <w:rtl/>
-        </w:rPr>
-        <w:t xml:space="preserve"> ועדכני יותר</w:t>
+        <w:t>יש בידינו מידע שיוכל לסייע לנו בדירוג מדוייק ועדכני יותר</w:t>
       </w:r>
       <w:r>
         <w:rPr>
@@ -27006,21 +26265,12 @@
         </w:rPr>
         <w:t xml:space="preserve">. ולכן </w:t>
       </w:r>
-      <w:proofErr w:type="spellStart"/>
       <w:r>
         <w:rPr>
           <w:rFonts w:hint="cs"/>
           <w:rtl/>
         </w:rPr>
-        <w:t>כשלא</w:t>
-      </w:r>
-      <w:proofErr w:type="spellEnd"/>
-      <w:r>
-        <w:rPr>
-          <w:rFonts w:hint="cs"/>
-          <w:rtl/>
-        </w:rPr>
-        <w:t xml:space="preserve"> כל השאלות נענו אפשר עדיין למצוא ללקוח את הרכב שהוא אכן מחפש גם אם הוא לא מודע לכל התשובות אליהן</w:t>
+        <w:t>כשלא כל השאלות נענו אפשר עדיין למצוא ללקוח את הרכב שהוא אכן מחפש גם אם הוא לא מודע לכל התשובות אליהן</w:t>
       </w:r>
     </w:p>
     <w:p>
@@ -27068,13 +26318,8 @@
         <w:t xml:space="preserve">יש לדאוג לאבטחת השרת מעומסים מופרזים הנגרמים על ידי גורמים זדוניים, ואת שרת ה- </w:t>
       </w:r>
       <w:r>
-        <w:t xml:space="preserve">server </w:t>
-      </w:r>
-      <w:proofErr w:type="spellStart"/>
-      <w:r>
-        <w:t>sql</w:t>
-      </w:r>
-      <w:proofErr w:type="spellEnd"/>
+        <w:t>server sql</w:t>
+      </w:r>
       <w:r>
         <w:rPr>
           <w:szCs w:val="24"/>
@@ -27082,13 +26327,8 @@
         </w:rPr>
         <w:t xml:space="preserve"> מ- .</w:t>
       </w:r>
-      <w:proofErr w:type="spellStart"/>
-      <w:r>
-        <w:t>sql</w:t>
-      </w:r>
-      <w:proofErr w:type="spellEnd"/>
-      <w:r>
-        <w:t xml:space="preserve"> </w:t>
+      <w:r>
+        <w:t xml:space="preserve">sql </w:t>
       </w:r>
     </w:p>
     <w:p>
@@ -27160,23 +26400,7 @@
           <w:szCs w:val="24"/>
           <w:rtl/>
         </w:rPr>
-        <w:t xml:space="preserve">אחת הדרכים הבטוחות ביותר כיום להצפנת סיסמאות. </w:t>
-      </w:r>
-      <w:proofErr w:type="spellStart"/>
-      <w:r>
-        <w:rPr>
-          <w:szCs w:val="24"/>
-          <w:rtl/>
-        </w:rPr>
-        <w:t>הפונקצייה</w:t>
-      </w:r>
-      <w:proofErr w:type="spellEnd"/>
-      <w:r>
-        <w:rPr>
-          <w:szCs w:val="24"/>
-          <w:rtl/>
-        </w:rPr>
-        <w:t xml:space="preserve"> משתמשת בנוסחאות מתמטיקה מורכבות </w:t>
+        <w:t xml:space="preserve">אחת הדרכים הבטוחות ביותר כיום להצפנת סיסמאות. הפונקצייה משתמשת בנוסחאות מתמטיקה מורכבות </w:t>
       </w:r>
     </w:p>
     <w:p>
@@ -27188,23 +26412,7 @@
           <w:szCs w:val="24"/>
           <w:rtl/>
         </w:rPr>
-        <w:t xml:space="preserve">בשביל ליצור פלט מוצפן המורכב מאותיות גדולות וקטנות </w:t>
-      </w:r>
-      <w:proofErr w:type="spellStart"/>
-      <w:r>
-        <w:rPr>
-          <w:szCs w:val="24"/>
-          <w:rtl/>
-        </w:rPr>
-        <w:t>ומספרים,את</w:t>
-      </w:r>
-      <w:proofErr w:type="spellEnd"/>
-      <w:r>
-        <w:rPr>
-          <w:szCs w:val="24"/>
-          <w:rtl/>
-        </w:rPr>
-        <w:t xml:space="preserve"> הפלט המוצפן לא ניתן לשחזר לאחור </w:t>
+        <w:t xml:space="preserve">בשביל ליצור פלט מוצפן המורכב מאותיות גדולות וקטנות ומספרים,את הפלט המוצפן לא ניתן לשחזר לאחור </w:t>
       </w:r>
     </w:p>
     <w:p>
@@ -27422,23 +26630,7 @@
           <w:szCs w:val="24"/>
           <w:rtl/>
         </w:rPr>
-        <w:t xml:space="preserve">                          הפרויקט יבוצע </w:t>
-      </w:r>
-      <w:proofErr w:type="spellStart"/>
-      <w:r>
-        <w:rPr>
-          <w:szCs w:val="24"/>
-          <w:rtl/>
-        </w:rPr>
-        <w:t>במשותף,כך</w:t>
-      </w:r>
-      <w:proofErr w:type="spellEnd"/>
-      <w:r>
-        <w:rPr>
-          <w:szCs w:val="24"/>
-          <w:rtl/>
-        </w:rPr>
-        <w:t xml:space="preserve"> שכל חבר צוות ישכיח לחות </w:t>
+        <w:t xml:space="preserve">                          הפרויקט יבוצע במשותף,כך שכל חבר צוות ישכיח לחות </w:t>
       </w:r>
       <w:r>
         <w:rPr>
@@ -27655,19 +26847,16 @@
           <w:shd w:val="clear" w:color="auto" w:fill="FFFFFF"/>
           <w:rtl/>
         </w:rPr>
-        <w:t xml:space="preserve">בתו של </w:t>
-      </w:r>
-      <w:proofErr w:type="spellStart"/>
+        <w:t>בתו של מונטי וידניוס, אחד מהכותבים המקוריים.[1] התוכנה פותחה במקור על ידי החברה השוודית</w:t>
+      </w:r>
       <w:r>
         <w:rPr>
           <w:color w:val="202122"/>
           <w:szCs w:val="24"/>
           <w:shd w:val="clear" w:color="auto" w:fill="FFFFFF"/>
-          <w:rtl/>
-        </w:rPr>
-        <w:t>מונטי</w:t>
-      </w:r>
-      <w:proofErr w:type="spellEnd"/>
+        </w:rPr>
+        <w:t xml:space="preserve"> MySQL AB. </w:t>
+      </w:r>
       <w:r>
         <w:rPr>
           <w:color w:val="202122"/>
@@ -27675,19 +26864,16 @@
           <w:shd w:val="clear" w:color="auto" w:fill="FFFFFF"/>
           <w:rtl/>
         </w:rPr>
-        <w:t xml:space="preserve"> </w:t>
-      </w:r>
-      <w:proofErr w:type="spellStart"/>
+        <w:t>כיום היא בבעלות חברת אורקל. התוכנה היא חלק מ</w:t>
+      </w:r>
       <w:r>
         <w:rPr>
           <w:color w:val="202122"/>
           <w:szCs w:val="24"/>
           <w:shd w:val="clear" w:color="auto" w:fill="FFFFFF"/>
-          <w:rtl/>
-        </w:rPr>
-        <w:t>וידניוס</w:t>
-      </w:r>
-      <w:proofErr w:type="spellEnd"/>
+        </w:rPr>
+        <w:t xml:space="preserve">-LAMP, </w:t>
+      </w:r>
       <w:r>
         <w:rPr>
           <w:color w:val="202122"/>
@@ -27695,81 +26881,7 @@
           <w:shd w:val="clear" w:color="auto" w:fill="FFFFFF"/>
           <w:rtl/>
         </w:rPr>
-        <w:t>, אחד מהכותבים המקוריים.[1] התוכנה פותחה במקור על ידי החברה השוודית</w:t>
-      </w:r>
-      <w:r>
-        <w:rPr>
-          <w:color w:val="202122"/>
-          <w:szCs w:val="24"/>
-          <w:shd w:val="clear" w:color="auto" w:fill="FFFFFF"/>
-        </w:rPr>
-        <w:t xml:space="preserve"> MySQL AB. </w:t>
-      </w:r>
-      <w:r>
-        <w:rPr>
-          <w:color w:val="202122"/>
-          <w:szCs w:val="24"/>
-          <w:shd w:val="clear" w:color="auto" w:fill="FFFFFF"/>
-          <w:rtl/>
-        </w:rPr>
-        <w:t>כיום היא בבעלות חברת אורקל. התוכנה היא חלק מ</w:t>
-      </w:r>
-      <w:r>
-        <w:rPr>
-          <w:color w:val="202122"/>
-          <w:szCs w:val="24"/>
-          <w:shd w:val="clear" w:color="auto" w:fill="FFFFFF"/>
-        </w:rPr>
-        <w:t xml:space="preserve">-LAMP, </w:t>
-      </w:r>
-      <w:r>
-        <w:rPr>
-          <w:color w:val="202122"/>
-          <w:szCs w:val="24"/>
-          <w:shd w:val="clear" w:color="auto" w:fill="FFFFFF"/>
-          <w:rtl/>
-        </w:rPr>
-        <w:t xml:space="preserve">אוסף תוכנות תשתית פופולריות שעומדות בבסיסם של אתרים רבים, כגון ויקיפדיה. מערכות ניהול תוכן רבות (כגון </w:t>
-      </w:r>
-      <w:proofErr w:type="spellStart"/>
-      <w:r>
-        <w:rPr>
-          <w:color w:val="202122"/>
-          <w:szCs w:val="24"/>
-          <w:shd w:val="clear" w:color="auto" w:fill="FFFFFF"/>
-          <w:rtl/>
-        </w:rPr>
-        <w:t>וורדפרס</w:t>
-      </w:r>
-      <w:proofErr w:type="spellEnd"/>
-      <w:r>
-        <w:rPr>
-          <w:color w:val="202122"/>
-          <w:szCs w:val="24"/>
-          <w:shd w:val="clear" w:color="auto" w:fill="FFFFFF"/>
-          <w:rtl/>
-        </w:rPr>
-        <w:t xml:space="preserve"> </w:t>
-      </w:r>
-      <w:proofErr w:type="spellStart"/>
-      <w:r>
-        <w:rPr>
-          <w:color w:val="202122"/>
-          <w:szCs w:val="24"/>
-          <w:shd w:val="clear" w:color="auto" w:fill="FFFFFF"/>
-          <w:rtl/>
-        </w:rPr>
-        <w:t>ודרופל</w:t>
-      </w:r>
-      <w:proofErr w:type="spellEnd"/>
-      <w:r>
-        <w:rPr>
-          <w:color w:val="202122"/>
-          <w:szCs w:val="24"/>
-          <w:shd w:val="clear" w:color="auto" w:fill="FFFFFF"/>
-          <w:rtl/>
-        </w:rPr>
-        <w:t>) משתמשות בה כבסיס נתונים</w:t>
+        <w:t>אוסף תוכנות תשתית פופולריות שעומדות בבסיסם של אתרים רבים, כגון ויקיפדיה. מערכות ניהול תוכן רבות (כגון וורדפרס ודרופל) משתמשות בה כבסיס נתונים</w:t>
       </w:r>
     </w:p>
     <w:p>
@@ -27785,7 +26897,6 @@
           <w:shd w:val="clear" w:color="auto" w:fill="FFFFFF"/>
         </w:rPr>
       </w:pPr>
-      <w:proofErr w:type="spellStart"/>
       <w:r>
         <w:rPr>
           <w:b/>
@@ -27794,18 +26905,7 @@
           <w:szCs w:val="24"/>
           <w:shd w:val="clear" w:color="auto" w:fill="FFFFFF"/>
         </w:rPr>
-        <w:t>VueJS</w:t>
-      </w:r>
-      <w:proofErr w:type="spellEnd"/>
-      <w:r>
-        <w:rPr>
-          <w:b/>
-          <w:bCs/>
-          <w:color w:val="202122"/>
-          <w:szCs w:val="24"/>
-          <w:shd w:val="clear" w:color="auto" w:fill="FFFFFF"/>
-        </w:rPr>
-        <w:t>.</w:t>
+        <w:t>VueJS.</w:t>
       </w:r>
     </w:p>
     <w:p>
@@ -27842,18 +26942,8 @@
           <w:szCs w:val="24"/>
           <w:shd w:val="clear" w:color="auto" w:fill="FFFFFF"/>
         </w:rPr>
-        <w:t xml:space="preserve"> /</w:t>
-      </w:r>
-      <w:proofErr w:type="spellStart"/>
-      <w:r>
-        <w:rPr>
-          <w:color w:val="202122"/>
-          <w:szCs w:val="24"/>
-          <w:shd w:val="clear" w:color="auto" w:fill="FFFFFF"/>
-        </w:rPr>
-        <w:t>vju</w:t>
-      </w:r>
-      <w:proofErr w:type="spellEnd"/>
+        <w:t xml:space="preserve"> /vju</w:t>
+      </w:r>
       <w:r>
         <w:rPr>
           <w:rFonts w:ascii="Arial" w:hAnsi="Arial" w:cs="Arial"/>
@@ -28161,7 +27251,6 @@
         </w:rPr>
         <w:tab/>
       </w:r>
-      <w:proofErr w:type="spellStart"/>
       <w:r>
         <w:rPr>
           <w:rFonts w:eastAsia="Times New Roman"/>
@@ -28172,7 +27261,6 @@
         </w:rPr>
         <w:t>Xampp</w:t>
       </w:r>
-      <w:proofErr w:type="spellEnd"/>
       <w:r>
         <w:rPr>
           <w:rFonts w:eastAsia="Times New Roman" w:hint="cs"/>
@@ -28383,7 +27471,7 @@
         </w:rPr>
         <w:t>היא</w:t>
       </w:r>
-      <w:hyperlink r:id="rId226">
+      <w:hyperlink r:id="rId229">
         <w:r>
           <w:rPr>
             <w:szCs w:val="24"/>
@@ -28392,7 +27480,7 @@
           <w:t xml:space="preserve"> </w:t>
         </w:r>
       </w:hyperlink>
-      <w:hyperlink r:id="rId227">
+      <w:hyperlink r:id="rId230">
         <w:r>
           <w:rPr>
             <w:szCs w:val="24"/>
@@ -28401,7 +27489,7 @@
           <w:t>ס</w:t>
         </w:r>
       </w:hyperlink>
-      <w:hyperlink r:id="rId228">
+      <w:hyperlink r:id="rId231">
         <w:r>
           <w:rPr>
             <w:szCs w:val="24"/>
@@ -28410,7 +27498,7 @@
           <w:t>ביב</w:t>
         </w:r>
       </w:hyperlink>
-      <w:hyperlink r:id="rId229">
+      <w:hyperlink r:id="rId232">
         <w:r>
           <w:rPr>
             <w:szCs w:val="24"/>
@@ -28419,7 +27507,7 @@
           <w:t>ת</w:t>
         </w:r>
       </w:hyperlink>
-      <w:hyperlink r:id="rId230">
+      <w:hyperlink r:id="rId233">
         <w:r>
           <w:rPr>
             <w:szCs w:val="24"/>
@@ -28428,7 +27516,7 @@
           <w:t xml:space="preserve"> </w:t>
         </w:r>
       </w:hyperlink>
-      <w:hyperlink r:id="rId231">
+      <w:hyperlink r:id="rId234">
         <w:r>
           <w:rPr>
             <w:szCs w:val="24"/>
@@ -28437,7 +27525,7 @@
           <w:t>פ</w:t>
         </w:r>
       </w:hyperlink>
-      <w:hyperlink r:id="rId232">
+      <w:hyperlink r:id="rId235">
         <w:r>
           <w:rPr>
             <w:szCs w:val="24"/>
@@ -28446,7 +27534,7 @@
           <w:t>יתו</w:t>
         </w:r>
       </w:hyperlink>
-      <w:hyperlink r:id="rId233">
+      <w:hyperlink r:id="rId236">
         <w:r>
           <w:rPr>
             <w:szCs w:val="24"/>
@@ -28455,7 +27543,7 @@
           <w:t>ח</w:t>
         </w:r>
       </w:hyperlink>
-      <w:hyperlink r:id="rId234">
+      <w:hyperlink r:id="rId237">
         <w:r>
           <w:rPr>
             <w:szCs w:val="24"/>
@@ -28471,7 +27559,7 @@
         </w:rPr>
         <w:t>מובילה מבית חברת</w:t>
       </w:r>
-      <w:hyperlink r:id="rId235">
+      <w:hyperlink r:id="rId238">
         <w:r>
           <w:rPr>
             <w:szCs w:val="24"/>
@@ -28480,7 +27568,7 @@
           <w:t xml:space="preserve"> </w:t>
         </w:r>
       </w:hyperlink>
-      <w:hyperlink r:id="rId236">
+      <w:hyperlink r:id="rId239">
         <w:r>
           <w:rPr>
             <w:szCs w:val="24"/>
@@ -28489,7 +27577,7 @@
           <w:t>מ</w:t>
         </w:r>
       </w:hyperlink>
-      <w:hyperlink r:id="rId237">
+      <w:hyperlink r:id="rId240">
         <w:r>
           <w:rPr>
             <w:szCs w:val="24"/>
@@ -28498,7 +27586,7 @@
           <w:t>יקרוסופ</w:t>
         </w:r>
       </w:hyperlink>
-      <w:hyperlink r:id="rId238">
+      <w:hyperlink r:id="rId241">
         <w:r>
           <w:rPr>
             <w:szCs w:val="24"/>
@@ -28514,7 +27602,7 @@
         </w:rPr>
         <w:t xml:space="preserve">, המאפשרת </w:t>
       </w:r>
-      <w:hyperlink r:id="rId239">
+      <w:hyperlink r:id="rId242">
         <w:r>
           <w:rPr>
             <w:szCs w:val="24"/>
@@ -28523,7 +27611,7 @@
           <w:t>ל</w:t>
         </w:r>
       </w:hyperlink>
-      <w:hyperlink r:id="rId240">
+      <w:hyperlink r:id="rId243">
         <w:r>
           <w:rPr>
             <w:szCs w:val="24"/>
@@ -28532,7 +27620,7 @@
           <w:t>מ</w:t>
         </w:r>
       </w:hyperlink>
-      <w:hyperlink r:id="rId241">
+      <w:hyperlink r:id="rId244">
         <w:r>
           <w:rPr>
             <w:szCs w:val="24"/>
@@ -28541,7 +27629,7 @@
           <w:t>תכנתי</w:t>
         </w:r>
       </w:hyperlink>
-      <w:hyperlink r:id="rId242">
+      <w:hyperlink r:id="rId245">
         <w:r>
           <w:rPr>
             <w:szCs w:val="24"/>
@@ -28550,7 +27638,7 @@
           <w:t>ם</w:t>
         </w:r>
       </w:hyperlink>
-      <w:hyperlink r:id="rId243">
+      <w:hyperlink r:id="rId246">
         <w:r>
           <w:rPr>
             <w:szCs w:val="24"/>
@@ -28566,7 +27654,7 @@
         </w:rPr>
         <w:t>לפתח</w:t>
       </w:r>
-      <w:hyperlink r:id="rId244">
+      <w:hyperlink r:id="rId247">
         <w:r>
           <w:rPr>
             <w:szCs w:val="24"/>
@@ -28575,7 +27663,7 @@
           <w:t xml:space="preserve"> </w:t>
         </w:r>
       </w:hyperlink>
-      <w:hyperlink r:id="rId245">
+      <w:hyperlink r:id="rId248">
         <w:r>
           <w:rPr>
             <w:szCs w:val="24"/>
@@ -28584,7 +27672,7 @@
           <w:t>ת</w:t>
         </w:r>
       </w:hyperlink>
-      <w:hyperlink r:id="rId246">
+      <w:hyperlink r:id="rId249">
         <w:r>
           <w:rPr>
             <w:szCs w:val="24"/>
@@ -28593,7 +27681,7 @@
           <w:t>וכניו</w:t>
         </w:r>
       </w:hyperlink>
-      <w:hyperlink r:id="rId247">
+      <w:hyperlink r:id="rId250">
         <w:r>
           <w:rPr>
             <w:szCs w:val="24"/>
@@ -28602,7 +27690,7 @@
           <w:t>ת</w:t>
         </w:r>
       </w:hyperlink>
-      <w:hyperlink r:id="rId248">
+      <w:hyperlink r:id="rId251">
         <w:r>
           <w:rPr>
             <w:szCs w:val="24"/>
@@ -28611,7 +27699,7 @@
           <w:t xml:space="preserve"> </w:t>
         </w:r>
       </w:hyperlink>
-      <w:hyperlink r:id="rId249">
+      <w:hyperlink r:id="rId252">
         <w:r>
           <w:rPr>
             <w:szCs w:val="24"/>
@@ -28620,7 +27708,7 @@
           <w:t>מ</w:t>
         </w:r>
       </w:hyperlink>
-      <w:hyperlink r:id="rId250">
+      <w:hyperlink r:id="rId253">
         <w:r>
           <w:rPr>
             <w:szCs w:val="24"/>
@@ -28629,7 +27717,7 @@
           <w:t>חש</w:t>
         </w:r>
       </w:hyperlink>
-      <w:hyperlink r:id="rId251">
+      <w:hyperlink r:id="rId254">
         <w:r>
           <w:rPr>
             <w:szCs w:val="24"/>
@@ -28638,7 +27726,7 @@
           <w:t>ב</w:t>
         </w:r>
       </w:hyperlink>
-      <w:hyperlink r:id="rId252">
+      <w:hyperlink r:id="rId255">
         <w:r>
           <w:rPr>
             <w:szCs w:val="24"/>
@@ -28647,7 +27735,7 @@
           <w:t xml:space="preserve"> </w:t>
         </w:r>
       </w:hyperlink>
-      <w:hyperlink r:id="rId253">
+      <w:hyperlink r:id="rId256">
         <w:r>
           <w:rPr>
             <w:szCs w:val="24"/>
@@ -28656,7 +27744,7 @@
           <w:t>ו</w:t>
         </w:r>
       </w:hyperlink>
-      <w:hyperlink r:id="rId254">
+      <w:hyperlink r:id="rId257">
         <w:r>
           <w:rPr>
             <w:szCs w:val="24"/>
@@ -28665,7 +27753,7 @@
           <w:t>א</w:t>
         </w:r>
       </w:hyperlink>
-      <w:hyperlink r:id="rId255">
+      <w:hyperlink r:id="rId258">
         <w:r>
           <w:rPr>
             <w:szCs w:val="24"/>
@@ -28674,7 +27762,7 @@
           <w:t>תר</w:t>
         </w:r>
       </w:hyperlink>
-      <w:hyperlink r:id="rId256">
+      <w:hyperlink r:id="rId259">
         <w:r>
           <w:rPr>
             <w:szCs w:val="24"/>
@@ -28683,101 +27771,6 @@
           <w:t>י</w:t>
         </w:r>
       </w:hyperlink>
-      <w:hyperlink r:id="rId257">
-        <w:r>
-          <w:rPr>
-            <w:szCs w:val="24"/>
-            <w:rtl/>
-          </w:rPr>
-          <w:t xml:space="preserve"> </w:t>
-        </w:r>
-      </w:hyperlink>
-    </w:p>
-    <w:p>
-      <w:pPr>
-        <w:ind w:left="6" w:right="638"/>
-      </w:pPr>
-      <w:hyperlink r:id="rId258">
-        <w:r>
-          <w:rPr>
-            <w:szCs w:val="24"/>
-            <w:rtl/>
-          </w:rPr>
-          <w:t>אינטרנ</w:t>
-        </w:r>
-      </w:hyperlink>
-      <w:hyperlink r:id="rId259">
-        <w:r>
-          <w:rPr>
-            <w:szCs w:val="24"/>
-            <w:rtl/>
-          </w:rPr>
-          <w:t>ט</w:t>
-        </w:r>
-      </w:hyperlink>
-      <w:r>
-        <w:rPr>
-          <w:szCs w:val="24"/>
-          <w:rtl/>
-        </w:rPr>
-        <w:t xml:space="preserve"> אינטראקטיביים. הגרסה הרשמית האחרונה היא </w:t>
-      </w:r>
-      <w:r>
-        <w:t>Visual Studio</w:t>
-      </w:r>
-      <w:r>
-        <w:rPr>
-          <w:szCs w:val="24"/>
-          <w:rtl/>
-        </w:rPr>
-        <w:t xml:space="preserve"> </w:t>
-      </w:r>
-      <w:r>
-        <w:rPr>
-          <w:szCs w:val="24"/>
-        </w:rPr>
-        <w:t>2019</w:t>
-      </w:r>
-      <w:r>
-        <w:rPr>
-          <w:szCs w:val="24"/>
-          <w:rtl/>
-        </w:rPr>
-        <w:t xml:space="preserve">, המיועדת לפיתוח </w:t>
-      </w:r>
-    </w:p>
-    <w:p>
-      <w:pPr>
-        <w:spacing w:after="409"/>
-        <w:ind w:left="6" w:right="2427"/>
-      </w:pPr>
-      <w:r>
-        <w:rPr>
-          <w:szCs w:val="24"/>
-          <w:rtl/>
-        </w:rPr>
-        <w:t xml:space="preserve">יישומים עבור סביבות </w:t>
-      </w:r>
-      <w:r>
-        <w:t>Windows</w:t>
-      </w:r>
-      <w:r>
-        <w:rPr>
-          <w:szCs w:val="24"/>
-          <w:rtl/>
-        </w:rPr>
-        <w:t xml:space="preserve">, פיתוח אתרי </w:t>
-      </w:r>
-      <w:r>
-        <w:t>WEB</w:t>
-      </w:r>
-      <w:r>
-        <w:rPr>
-          <w:szCs w:val="24"/>
-          <w:rtl/>
-        </w:rPr>
-        <w:t xml:space="preserve"> ואפליקציות של</w:t>
-      </w:r>
       <w:hyperlink r:id="rId260">
         <w:r>
           <w:rPr>
@@ -28787,7 +27780,102 @@
           <w:t xml:space="preserve"> </w:t>
         </w:r>
       </w:hyperlink>
+    </w:p>
+    <w:p>
+      <w:pPr>
+        <w:ind w:left="6" w:right="638"/>
+      </w:pPr>
       <w:hyperlink r:id="rId261">
+        <w:r>
+          <w:rPr>
+            <w:szCs w:val="24"/>
+            <w:rtl/>
+          </w:rPr>
+          <w:t>אינטרנ</w:t>
+        </w:r>
+      </w:hyperlink>
+      <w:hyperlink r:id="rId262">
+        <w:r>
+          <w:rPr>
+            <w:szCs w:val="24"/>
+            <w:rtl/>
+          </w:rPr>
+          <w:t>ט</w:t>
+        </w:r>
+      </w:hyperlink>
+      <w:r>
+        <w:rPr>
+          <w:szCs w:val="24"/>
+          <w:rtl/>
+        </w:rPr>
+        <w:t xml:space="preserve"> אינטראקטיביים. הגרסה הרשמית האחרונה היא </w:t>
+      </w:r>
+      <w:r>
+        <w:t>Visual Studio</w:t>
+      </w:r>
+      <w:r>
+        <w:rPr>
+          <w:szCs w:val="24"/>
+          <w:rtl/>
+        </w:rPr>
+        <w:t xml:space="preserve"> </w:t>
+      </w:r>
+      <w:r>
+        <w:rPr>
+          <w:szCs w:val="24"/>
+        </w:rPr>
+        <w:t>2019</w:t>
+      </w:r>
+      <w:r>
+        <w:rPr>
+          <w:szCs w:val="24"/>
+          <w:rtl/>
+        </w:rPr>
+        <w:t xml:space="preserve">, המיועדת לפיתוח </w:t>
+      </w:r>
+    </w:p>
+    <w:p>
+      <w:pPr>
+        <w:spacing w:after="409"/>
+        <w:ind w:left="6" w:right="2427"/>
+      </w:pPr>
+      <w:r>
+        <w:rPr>
+          <w:szCs w:val="24"/>
+          <w:rtl/>
+        </w:rPr>
+        <w:t xml:space="preserve">יישומים עבור סביבות </w:t>
+      </w:r>
+      <w:r>
+        <w:t>Windows</w:t>
+      </w:r>
+      <w:r>
+        <w:rPr>
+          <w:szCs w:val="24"/>
+          <w:rtl/>
+        </w:rPr>
+        <w:t xml:space="preserve">, פיתוח אתרי </w:t>
+      </w:r>
+      <w:r>
+        <w:t>WEB</w:t>
+      </w:r>
+      <w:r>
+        <w:rPr>
+          <w:szCs w:val="24"/>
+          <w:rtl/>
+        </w:rPr>
+        <w:t xml:space="preserve"> ואפליקציות של</w:t>
+      </w:r>
+      <w:hyperlink r:id="rId263">
+        <w:r>
+          <w:rPr>
+            <w:szCs w:val="24"/>
+            <w:rtl/>
+          </w:rPr>
+          <w:t xml:space="preserve"> </w:t>
+        </w:r>
+      </w:hyperlink>
+      <w:hyperlink r:id="rId264">
         <w:r>
           <w:rPr>
             <w:szCs w:val="24"/>
@@ -28795,7 +27883,7 @@
           <w:t>1</w:t>
         </w:r>
       </w:hyperlink>
-      <w:hyperlink r:id="rId262">
+      <w:hyperlink r:id="rId265">
         <w:r>
           <w:rPr>
             <w:szCs w:val="24"/>
@@ -28803,7 +27891,7 @@
           <w:t>0</w:t>
         </w:r>
       </w:hyperlink>
-      <w:hyperlink r:id="rId263">
+      <w:hyperlink r:id="rId266">
         <w:r>
           <w:t xml:space="preserve">Windows </w:t>
         </w:r>
@@ -30061,23 +29149,13 @@
               <w:ind w:left="5" w:firstLine="0"/>
               <w:jc w:val="left"/>
             </w:pPr>
-            <w:proofErr w:type="spellStart"/>
             <w:r>
               <w:rPr>
                 <w:rFonts w:hint="cs"/>
                 <w:szCs w:val="24"/>
                 <w:rtl/>
               </w:rPr>
-              <w:t>ולדציות</w:t>
-            </w:r>
-            <w:proofErr w:type="spellEnd"/>
-            <w:r>
-              <w:rPr>
-                <w:rFonts w:hint="cs"/>
-                <w:szCs w:val="24"/>
-                <w:rtl/>
-              </w:rPr>
-              <w:t xml:space="preserve"> שאכן כל השדות מלאים ואפשר להקים רכב חדש</w:t>
+              <w:t>ולדציות שאכן כל השדות מלאים ואפשר להקים רכב חדש</w:t>
             </w:r>
           </w:p>
         </w:tc>
@@ -30485,7 +29563,6 @@
               </w:rPr>
               <w:t xml:space="preserve">ניסיון </w:t>
             </w:r>
-            <w:proofErr w:type="spellStart"/>
             <w:r>
               <w:rPr>
                 <w:rFonts w:hint="cs"/>
@@ -30494,7 +29571,6 @@
               </w:rPr>
               <w:t>הרשנה</w:t>
             </w:r>
-            <w:proofErr w:type="spellEnd"/>
             <w:r>
               <w:rPr>
                 <w:szCs w:val="24"/>
@@ -30983,23 +30059,13 @@
               <w:ind w:left="6" w:firstLine="0"/>
               <w:jc w:val="left"/>
             </w:pPr>
-            <w:proofErr w:type="spellStart"/>
             <w:r>
               <w:rPr>
                 <w:rFonts w:hint="cs"/>
                 <w:szCs w:val="24"/>
                 <w:rtl/>
               </w:rPr>
-              <w:t>ולדציות</w:t>
-            </w:r>
-            <w:proofErr w:type="spellEnd"/>
-            <w:r>
-              <w:rPr>
-                <w:rFonts w:hint="cs"/>
-                <w:szCs w:val="24"/>
-                <w:rtl/>
-              </w:rPr>
-              <w:t xml:space="preserve"> שאכן כל השדות מלאים ואפשר להקים אופנוע חדש</w:t>
+              <w:t>ולדציות שאכן כל השדות מלאים ואפשר להקים אופנוע חדש</w:t>
             </w:r>
             <w:r>
               <w:rPr>
@@ -31554,18 +30620,8 @@
                 <w:szCs w:val="24"/>
                 <w:rtl/>
               </w:rPr>
-              <w:t xml:space="preserve">שמירה בבסיס הנתונים לאחר לחיצה על </w:t>
+              <w:t>שמירה בבסיס הנתונים לאחר לחיצה על עידכון</w:t>
             </w:r>
-            <w:proofErr w:type="spellStart"/>
-            <w:r>
-              <w:rPr>
-                <w:rFonts w:hint="cs"/>
-                <w:szCs w:val="24"/>
-                <w:rtl/>
-              </w:rPr>
-              <w:t>עידכון</w:t>
-            </w:r>
-            <w:proofErr w:type="spellEnd"/>
           </w:p>
         </w:tc>
         <w:tc>
@@ -32390,12 +31446,12 @@
         </w:rPr>
         <w:t>מתאפיין בכך שמעבר</w:t>
       </w:r>
-      <w:hyperlink r:id="rId264">
+      <w:hyperlink r:id="rId267">
         <w:r>
           <w:t xml:space="preserve"> </w:t>
         </w:r>
       </w:hyperlink>
-      <w:hyperlink r:id="rId265">
+      <w:hyperlink r:id="rId268">
         <w:r>
           <w:t>Microsoft.</w:t>
         </w:r>
@@ -32403,7 +31459,7 @@
       <w:r>
         <w:t xml:space="preserve"> TFS</w:t>
       </w:r>
-      <w:hyperlink r:id="rId266">
+      <w:hyperlink r:id="rId269">
         <w:r>
           <w:t xml:space="preserve"> </w:t>
         </w:r>
@@ -32415,7 +31471,7 @@
         </w:rPr>
         <w:t>הוא כלי</w:t>
       </w:r>
-      <w:hyperlink r:id="rId267">
+      <w:hyperlink r:id="rId270">
         <w:r>
           <w:rPr>
             <w:szCs w:val="24"/>
@@ -32424,7 +31480,7 @@
           <w:t xml:space="preserve"> </w:t>
         </w:r>
       </w:hyperlink>
-      <w:hyperlink r:id="rId268">
+      <w:hyperlink r:id="rId271">
         <w:r>
           <w:rPr>
             <w:szCs w:val="24"/>
@@ -32433,7 +31489,7 @@
           <w:t>ל</w:t>
         </w:r>
       </w:hyperlink>
-      <w:hyperlink r:id="rId269">
+      <w:hyperlink r:id="rId272">
         <w:r>
           <w:rPr>
             <w:szCs w:val="24"/>
@@ -32442,7 +31498,7 @@
           <w:t>ניהו</w:t>
         </w:r>
       </w:hyperlink>
-      <w:hyperlink r:id="rId270">
+      <w:hyperlink r:id="rId273">
         <w:r>
           <w:rPr>
             <w:szCs w:val="24"/>
@@ -32451,7 +31507,7 @@
           <w:t>ל</w:t>
         </w:r>
       </w:hyperlink>
-      <w:hyperlink r:id="rId271">
+      <w:hyperlink r:id="rId274">
         <w:r>
           <w:rPr>
             <w:szCs w:val="24"/>
@@ -32460,7 +31516,7 @@
           <w:t xml:space="preserve"> </w:t>
         </w:r>
       </w:hyperlink>
-      <w:hyperlink r:id="rId272">
+      <w:hyperlink r:id="rId275">
         <w:r>
           <w:rPr>
             <w:szCs w:val="24"/>
@@ -32469,7 +31525,7 @@
           <w:t>ג</w:t>
         </w:r>
       </w:hyperlink>
-      <w:hyperlink r:id="rId273">
+      <w:hyperlink r:id="rId276">
         <w:r>
           <w:rPr>
             <w:szCs w:val="24"/>
@@ -32478,7 +31534,7 @@
           <w:t>רסאו</w:t>
         </w:r>
       </w:hyperlink>
-      <w:hyperlink r:id="rId274">
+      <w:hyperlink r:id="rId277">
         <w:r>
           <w:rPr>
             <w:szCs w:val="24"/>
@@ -32487,7 +31543,7 @@
           <w:t>ת</w:t>
         </w:r>
       </w:hyperlink>
-      <w:hyperlink r:id="rId275">
+      <w:hyperlink r:id="rId278">
         <w:r>
           <w:rPr>
             <w:szCs w:val="24"/>
@@ -32536,7 +31592,7 @@
         </w:rPr>
         <w:t xml:space="preserve">לניהול גרסאות, הוא מלווה את הפרויקט בחלקים גדולים מהתהליך; לדוגמה: </w:t>
       </w:r>
-      <w:hyperlink r:id="rId276">
+      <w:hyperlink r:id="rId279">
         <w:r>
           <w:rPr>
             <w:szCs w:val="24"/>
@@ -32545,7 +31601,7 @@
           <w:t>נ</w:t>
         </w:r>
       </w:hyperlink>
-      <w:hyperlink r:id="rId277">
+      <w:hyperlink r:id="rId280">
         <w:r>
           <w:rPr>
             <w:szCs w:val="24"/>
@@ -32554,7 +31610,7 @@
           <w:t>יהו</w:t>
         </w:r>
       </w:hyperlink>
-      <w:hyperlink r:id="rId278">
+      <w:hyperlink r:id="rId281">
         <w:r>
           <w:rPr>
             <w:szCs w:val="24"/>
@@ -32563,7 +31619,7 @@
           <w:t>ל</w:t>
         </w:r>
       </w:hyperlink>
-      <w:hyperlink r:id="rId279">
+      <w:hyperlink r:id="rId282">
         <w:r>
           <w:rPr>
             <w:szCs w:val="24"/>
@@ -32572,7 +31628,7 @@
           <w:t xml:space="preserve"> </w:t>
         </w:r>
       </w:hyperlink>
-      <w:hyperlink r:id="rId280">
+      <w:hyperlink r:id="rId283">
         <w:r>
           <w:rPr>
             <w:szCs w:val="24"/>
@@ -32581,47 +31637,13 @@
           <w:t>ד</w:t>
         </w:r>
       </w:hyperlink>
-      <w:hyperlink r:id="rId281">
+      <w:hyperlink r:id="rId284">
         <w:r>
           <w:rPr>
             <w:szCs w:val="24"/>
             <w:rtl/>
           </w:rPr>
           <w:t>רישו</w:t>
-        </w:r>
-      </w:hyperlink>
-      <w:hyperlink r:id="rId282">
-        <w:r>
-          <w:rPr>
-            <w:szCs w:val="24"/>
-            <w:rtl/>
-          </w:rPr>
-          <w:t>ת</w:t>
-        </w:r>
-      </w:hyperlink>
-      <w:r>
-        <w:rPr>
-          <w:szCs w:val="24"/>
-          <w:rtl/>
-        </w:rPr>
-        <w:t xml:space="preserve"> </w:t>
-      </w:r>
-      <w:hyperlink r:id="rId283">
-        <w:r>
-          <w:rPr>
-            <w:szCs w:val="24"/>
-            <w:rtl/>
-          </w:rPr>
-          <w:t>,</w:t>
-        </w:r>
-      </w:hyperlink>
-      <w:hyperlink r:id="rId284">
-        <w:r>
-          <w:rPr>
-            <w:szCs w:val="24"/>
-            <w:rtl/>
-          </w:rPr>
-          <w:t>בדיקו</w:t>
         </w:r>
       </w:hyperlink>
       <w:hyperlink r:id="rId285">
@@ -32633,7 +31655,41 @@
           <w:t>ת</w:t>
         </w:r>
       </w:hyperlink>
+      <w:r>
+        <w:rPr>
+          <w:szCs w:val="24"/>
+          <w:rtl/>
+        </w:rPr>
+        <w:t xml:space="preserve"> </w:t>
+      </w:r>
       <w:hyperlink r:id="rId286">
+        <w:r>
+          <w:rPr>
+            <w:szCs w:val="24"/>
+            <w:rtl/>
+          </w:rPr>
+          <w:t>,</w:t>
+        </w:r>
+      </w:hyperlink>
+      <w:hyperlink r:id="rId287">
+        <w:r>
+          <w:rPr>
+            <w:szCs w:val="24"/>
+            <w:rtl/>
+          </w:rPr>
+          <w:t>בדיקו</w:t>
+        </w:r>
+      </w:hyperlink>
+      <w:hyperlink r:id="rId288">
+        <w:r>
+          <w:rPr>
+            <w:szCs w:val="24"/>
+            <w:rtl/>
+          </w:rPr>
+          <w:t>ת</w:t>
+        </w:r>
+      </w:hyperlink>
+      <w:hyperlink r:id="rId289">
         <w:r>
           <w:rPr>
             <w:szCs w:val="24"/>
@@ -32642,7 +31698,7 @@
           <w:t xml:space="preserve"> </w:t>
         </w:r>
       </w:hyperlink>
-      <w:hyperlink r:id="rId287">
+      <w:hyperlink r:id="rId290">
         <w:r>
           <w:rPr>
             <w:szCs w:val="24"/>
@@ -32651,7 +31707,7 @@
           <w:t>ת</w:t>
         </w:r>
       </w:hyperlink>
-      <w:hyperlink r:id="rId288">
+      <w:hyperlink r:id="rId291">
         <w:r>
           <w:rPr>
             <w:szCs w:val="24"/>
@@ -32660,7 +31716,7 @@
           <w:t>וכנ</w:t>
         </w:r>
       </w:hyperlink>
-      <w:hyperlink r:id="rId289">
+      <w:hyperlink r:id="rId292">
         <w:r>
           <w:rPr>
             <w:szCs w:val="24"/>
@@ -32669,7 +31725,7 @@
           <w:t>ה</w:t>
         </w:r>
       </w:hyperlink>
-      <w:hyperlink r:id="rId290">
+      <w:hyperlink r:id="rId293">
         <w:r>
           <w:rPr>
             <w:szCs w:val="24"/>
@@ -32683,7 +31739,7 @@
       <w:pPr>
         <w:ind w:left="6" w:right="797"/>
       </w:pPr>
-      <w:hyperlink r:id="rId291">
+      <w:hyperlink r:id="rId294">
         <w:r>
           <w:rPr>
             <w:szCs w:val="24"/>
@@ -32692,7 +31748,7 @@
           <w:t>ו</w:t>
         </w:r>
       </w:hyperlink>
-      <w:hyperlink r:id="rId292">
+      <w:hyperlink r:id="rId295">
         <w:r>
           <w:rPr>
             <w:szCs w:val="24"/>
@@ -32701,7 +31757,7 @@
           <w:t>נ</w:t>
         </w:r>
       </w:hyperlink>
-      <w:hyperlink r:id="rId293">
+      <w:hyperlink r:id="rId296">
         <w:r>
           <w:rPr>
             <w:szCs w:val="24"/>
@@ -32710,7 +31766,7 @@
           <w:t>יהו</w:t>
         </w:r>
       </w:hyperlink>
-      <w:hyperlink r:id="rId294">
+      <w:hyperlink r:id="rId297">
         <w:r>
           <w:rPr>
             <w:szCs w:val="24"/>
@@ -32719,7 +31775,7 @@
           <w:t>ל</w:t>
         </w:r>
       </w:hyperlink>
-      <w:hyperlink r:id="rId295">
+      <w:hyperlink r:id="rId298">
         <w:r>
           <w:rPr>
             <w:szCs w:val="24"/>
@@ -32728,8 +31784,7 @@
           <w:t xml:space="preserve"> </w:t>
         </w:r>
       </w:hyperlink>
-      <w:hyperlink r:id="rId296">
-        <w:proofErr w:type="spellStart"/>
+      <w:hyperlink r:id="rId299">
         <w:r>
           <w:rPr>
             <w:szCs w:val="24"/>
@@ -32738,7 +31793,7 @@
           <w:t>ה</w:t>
         </w:r>
       </w:hyperlink>
-      <w:hyperlink r:id="rId297">
+      <w:hyperlink r:id="rId300">
         <w:r>
           <w:rPr>
             <w:szCs w:val="24"/>
@@ -32747,7 +31802,7 @@
           <w:t>פצו</w:t>
         </w:r>
       </w:hyperlink>
-      <w:hyperlink r:id="rId298">
+      <w:hyperlink r:id="rId301">
         <w:r>
           <w:rPr>
             <w:szCs w:val="24"/>
@@ -32755,7 +31810,6 @@
           </w:rPr>
           <w:t>ת</w:t>
         </w:r>
-        <w:proofErr w:type="spellEnd"/>
       </w:hyperlink>
       <w:r>
         <w:rPr>
@@ -32773,36 +31827,6 @@
           <w:rtl/>
         </w:rPr>
         <w:t xml:space="preserve"> יש תוספים רשמיים רק ל</w:t>
-      </w:r>
-      <w:hyperlink r:id="rId299">
-        <w:r>
-          <w:rPr>
-            <w:szCs w:val="24"/>
-            <w:rtl/>
-          </w:rPr>
-          <w:t>-</w:t>
-        </w:r>
-      </w:hyperlink>
-      <w:hyperlink r:id="rId300">
-        <w:r>
-          <w:t>Microsoft Visual Studio</w:t>
-        </w:r>
-      </w:hyperlink>
-      <w:hyperlink r:id="rId301">
-        <w:r>
-          <w:rPr>
-            <w:szCs w:val="24"/>
-            <w:rtl/>
-          </w:rPr>
-          <w:t xml:space="preserve"> </w:t>
-        </w:r>
-      </w:hyperlink>
-      <w:r>
-        <w:rPr>
-          <w:szCs w:val="24"/>
-          <w:rtl/>
-        </w:rPr>
-        <w:t>ול</w:t>
       </w:r>
       <w:hyperlink r:id="rId302">
         <w:r>
@@ -32815,34 +31839,9 @@
       </w:hyperlink>
       <w:hyperlink r:id="rId303">
         <w:r>
-          <w:t>Eclipse</w:t>
+          <w:t>Microsoft Visual Studio</w:t>
         </w:r>
       </w:hyperlink>
-      <w:r>
-        <w:rPr>
-          <w:szCs w:val="24"/>
-          <w:rtl/>
-        </w:rPr>
-        <w:t xml:space="preserve">, ניתן להשתמש </w:t>
-      </w:r>
-    </w:p>
-    <w:p>
-      <w:pPr>
-        <w:spacing w:after="317" w:line="265" w:lineRule="auto"/>
-        <w:ind w:left="196" w:hanging="10"/>
-        <w:jc w:val="left"/>
-        <w:rPr>
-          <w:rFonts w:hint="cs"/>
-          <w:rtl/>
-        </w:rPr>
-      </w:pPr>
-      <w:r>
-        <w:rPr>
-          <w:szCs w:val="24"/>
-          <w:rtl/>
-        </w:rPr>
-        <w:t>בו בכל</w:t>
-      </w:r>
       <w:hyperlink r:id="rId304">
         <w:r>
           <w:rPr>
@@ -32852,7 +31851,61 @@
           <w:t xml:space="preserve"> </w:t>
         </w:r>
       </w:hyperlink>
+      <w:r>
+        <w:rPr>
+          <w:szCs w:val="24"/>
+          <w:rtl/>
+        </w:rPr>
+        <w:t>ול</w:t>
+      </w:r>
       <w:hyperlink r:id="rId305">
+        <w:r>
+          <w:rPr>
+            <w:szCs w:val="24"/>
+            <w:rtl/>
+          </w:rPr>
+          <w:t>-</w:t>
+        </w:r>
+      </w:hyperlink>
+      <w:hyperlink r:id="rId306">
+        <w:r>
+          <w:t>Eclipse</w:t>
+        </w:r>
+      </w:hyperlink>
+      <w:r>
+        <w:rPr>
+          <w:szCs w:val="24"/>
+          <w:rtl/>
+        </w:rPr>
+        <w:t xml:space="preserve">, ניתן להשתמש </w:t>
+      </w:r>
+    </w:p>
+    <w:p>
+      <w:pPr>
+        <w:spacing w:after="317" w:line="265" w:lineRule="auto"/>
+        <w:ind w:left="196" w:hanging="10"/>
+        <w:jc w:val="left"/>
+        <w:rPr>
+          <w:rtl/>
+        </w:rPr>
+      </w:pPr>
+      <w:r>
+        <w:rPr>
+          <w:szCs w:val="24"/>
+          <w:rtl/>
+        </w:rPr>
+        <w:t>בו בכל</w:t>
+      </w:r>
+      <w:hyperlink r:id="rId307">
+        <w:r>
+          <w:rPr>
+            <w:szCs w:val="24"/>
+            <w:rtl/>
+          </w:rPr>
+          <w:t xml:space="preserve"> </w:t>
+        </w:r>
+      </w:hyperlink>
+      <w:hyperlink r:id="rId308">
         <w:r>
           <w:rPr>
             <w:szCs w:val="24"/>
@@ -32861,7 +31914,7 @@
           <w:t>ס</w:t>
         </w:r>
       </w:hyperlink>
-      <w:hyperlink r:id="rId306">
+      <w:hyperlink r:id="rId309">
         <w:r>
           <w:rPr>
             <w:szCs w:val="24"/>
@@ -32870,7 +31923,7 @@
           <w:t>ביב</w:t>
         </w:r>
       </w:hyperlink>
-      <w:hyperlink r:id="rId307">
+      <w:hyperlink r:id="rId310">
         <w:r>
           <w:rPr>
             <w:szCs w:val="24"/>
@@ -32879,7 +31932,7 @@
           <w:t>ה</w:t>
         </w:r>
       </w:hyperlink>
-      <w:hyperlink r:id="rId308">
+      <w:hyperlink r:id="rId311">
         <w:r>
           <w:rPr>
             <w:szCs w:val="24"/>
@@ -32888,8 +31941,7 @@
           <w:t xml:space="preserve"> </w:t>
         </w:r>
       </w:hyperlink>
-      <w:hyperlink r:id="rId309">
-        <w:proofErr w:type="spellStart"/>
+      <w:hyperlink r:id="rId312">
         <w:r>
           <w:rPr>
             <w:szCs w:val="24"/>
@@ -32898,7 +31950,7 @@
           <w:t>ח</w:t>
         </w:r>
       </w:hyperlink>
-      <w:hyperlink r:id="rId310">
+      <w:hyperlink r:id="rId313">
         <w:r>
           <w:rPr>
             <w:szCs w:val="24"/>
@@ -32907,7 +31959,7 @@
           <w:t>לונאי</w:t>
         </w:r>
       </w:hyperlink>
-      <w:hyperlink r:id="rId311">
+      <w:hyperlink r:id="rId314">
         <w:r>
           <w:rPr>
             <w:szCs w:val="24"/>
@@ -32915,9 +31967,8 @@
           </w:rPr>
           <w:t>ת</w:t>
         </w:r>
-        <w:proofErr w:type="spellEnd"/>
       </w:hyperlink>
-      <w:hyperlink r:id="rId312">
+      <w:hyperlink r:id="rId315">
         <w:r>
           <w:rPr>
             <w:szCs w:val="24"/>
@@ -32933,7 +31984,7 @@
         </w:rPr>
         <w:t>בעזרת</w:t>
       </w:r>
-      <w:hyperlink r:id="rId313">
+      <w:hyperlink r:id="rId316">
         <w:r>
           <w:rPr>
             <w:szCs w:val="24"/>
@@ -32942,7 +31993,7 @@
           <w:t xml:space="preserve"> </w:t>
         </w:r>
       </w:hyperlink>
-      <w:hyperlink r:id="rId314">
+      <w:hyperlink r:id="rId317">
         <w:r>
           <w:rPr>
             <w:szCs w:val="24"/>
@@ -32951,12 +32002,12 @@
           <w:t>.</w:t>
         </w:r>
       </w:hyperlink>
-      <w:hyperlink r:id="rId315">
+      <w:hyperlink r:id="rId318">
         <w:r>
           <w:t>MSSCCI</w:t>
         </w:r>
       </w:hyperlink>
-      <w:hyperlink r:id="rId316">
+      <w:hyperlink r:id="rId319">
         <w:r>
           <w:rPr>
             <w:b/>
@@ -33019,7 +32070,7 @@
         <w:ind w:firstLine="0"/>
         <w:jc w:val="left"/>
       </w:pPr>
-      <w:hyperlink r:id="rId317">
+      <w:hyperlink r:id="rId320">
         <w:r>
           <w:rPr>
             <w:rFonts w:ascii="Calibri" w:eastAsia="Calibri" w:hAnsi="Calibri" w:cs="Calibri"/>
@@ -33035,7 +32086,7 @@
         </w:rPr>
         <w:t xml:space="preserve"> </w:t>
       </w:r>
-      <w:hyperlink r:id="rId318">
+      <w:hyperlink r:id="rId321">
         <w:r>
           <w:rPr>
             <w:rFonts w:ascii="Calibri" w:eastAsia="Calibri" w:hAnsi="Calibri" w:cs="Calibri"/>
@@ -33069,7 +32120,7 @@
         </w:rPr>
         <w:t xml:space="preserve"> </w:t>
       </w:r>
-      <w:hyperlink r:id="rId319">
+      <w:hyperlink r:id="rId322">
         <w:r>
           <w:rPr>
             <w:rFonts w:ascii="Arial" w:eastAsia="Arial" w:hAnsi="Arial" w:cs="Arial"/>
@@ -33095,7 +32146,7 @@
         <w:ind w:firstLine="0"/>
         <w:jc w:val="left"/>
       </w:pPr>
-      <w:hyperlink r:id="rId320">
+      <w:hyperlink r:id="rId323">
         <w:r>
           <w:rPr>
             <w:rFonts w:ascii="Calibri" w:eastAsia="Calibri" w:hAnsi="Calibri" w:cs="Calibri"/>
@@ -33105,7 +32156,7 @@
           <w:t>https://he.wikipedia.org/wiki/%D7%92%D7%99%D7%9C%D7%99%D7%95%D7%A0%D7%95</w:t>
         </w:r>
       </w:hyperlink>
-      <w:hyperlink r:id="rId321">
+      <w:hyperlink r:id="rId324">
         <w:r>
           <w:rPr>
             <w:rFonts w:ascii="Calibri" w:eastAsia="Calibri" w:hAnsi="Calibri" w:cs="Calibri"/>
@@ -33115,7 +32166,7 @@
           <w:t>%</w:t>
         </w:r>
       </w:hyperlink>
-      <w:hyperlink r:id="rId322">
+      <w:hyperlink r:id="rId325">
         <w:r>
           <w:rPr>
             <w:rFonts w:ascii="Calibri" w:eastAsia="Calibri" w:hAnsi="Calibri" w:cs="Calibri"/>
@@ -33138,7 +32189,7 @@
         </w:rPr>
         <w:t xml:space="preserve"> </w:t>
       </w:r>
-      <w:hyperlink r:id="rId323">
+      <w:hyperlink r:id="rId326">
         <w:r>
           <w:rPr>
             <w:rFonts w:ascii="Calibri" w:eastAsia="Calibri" w:hAnsi="Calibri" w:cs="Calibri"/>
@@ -33148,7 +32199,7 @@
           <w:t>%</w:t>
         </w:r>
       </w:hyperlink>
-      <w:hyperlink r:id="rId324">
+      <w:hyperlink r:id="rId327">
         <w:r>
           <w:rPr>
             <w:rFonts w:ascii="Calibri" w:eastAsia="Calibri" w:hAnsi="Calibri" w:cs="Calibri"/>
@@ -33176,7 +32227,7 @@
         </w:rPr>
         <w:t xml:space="preserve"> </w:t>
       </w:r>
-      <w:hyperlink r:id="rId325" w:history="1">
+      <w:hyperlink r:id="rId328" w:history="1">
         <w:r>
           <w:rPr>
             <w:rStyle w:val="Hyperlink"/>
@@ -33214,7 +32265,7 @@
         </w:rPr>
         <w:t xml:space="preserve"> </w:t>
       </w:r>
-      <w:hyperlink r:id="rId326">
+      <w:hyperlink r:id="rId329">
         <w:r>
           <w:rPr>
             <w:rFonts w:ascii="Calibri" w:eastAsia="Calibri" w:hAnsi="Calibri" w:cs="Calibri"/>
@@ -33236,7 +32287,7 @@
         <w:ind w:firstLine="0"/>
         <w:jc w:val="left"/>
       </w:pPr>
-      <w:hyperlink r:id="rId327">
+      <w:hyperlink r:id="rId330">
         <w:r>
           <w:rPr>
             <w:rFonts w:ascii="Calibri" w:eastAsia="Calibri" w:hAnsi="Calibri" w:cs="Calibri"/>
@@ -33254,7 +32305,7 @@
         </w:rPr>
         <w:t xml:space="preserve"> </w:t>
       </w:r>
-      <w:hyperlink r:id="rId328">
+      <w:hyperlink r:id="rId331">
         <w:r>
           <w:rPr>
             <w:rFonts w:ascii="Calibri" w:eastAsia="Calibri" w:hAnsi="Calibri" w:cs="Calibri"/>
@@ -33277,7 +32328,7 @@
         <w:ind w:firstLine="0"/>
         <w:jc w:val="left"/>
       </w:pPr>
-      <w:hyperlink r:id="rId329" w:history="1">
+      <w:hyperlink r:id="rId332" w:history="1">
         <w:r>
           <w:rPr>
             <w:rStyle w:val="Hyperlink"/>
@@ -33297,7 +32348,7 @@
         <w:ind w:firstLine="0"/>
         <w:jc w:val="left"/>
       </w:pPr>
-      <w:hyperlink r:id="rId330" w:history="1">
+      <w:hyperlink r:id="rId333" w:history="1">
         <w:r>
           <w:rPr>
             <w:rStyle w:val="Hyperlink"/>
@@ -33317,7 +32368,7 @@
         <w:ind w:firstLine="0"/>
         <w:jc w:val="left"/>
       </w:pPr>
-      <w:hyperlink r:id="rId331" w:history="1">
+      <w:hyperlink r:id="rId334" w:history="1">
         <w:r>
           <w:rPr>
             <w:rStyle w:val="Hyperlink"/>
@@ -33337,7 +32388,7 @@
         <w:ind w:firstLine="0"/>
         <w:jc w:val="left"/>
       </w:pPr>
-      <w:hyperlink r:id="rId332" w:history="1">
+      <w:hyperlink r:id="rId335" w:history="1">
         <w:r>
           <w:rPr>
             <w:rStyle w:val="Hyperlink"/>
@@ -33402,12 +32453,12 @@
       </w:r>
     </w:p>
     <w:sectPr>
-      <w:headerReference w:type="even" r:id="rId333"/>
-      <w:headerReference w:type="default" r:id="rId334"/>
-      <w:footerReference w:type="even" r:id="rId335"/>
-      <w:footerReference w:type="default" r:id="rId336"/>
-      <w:headerReference w:type="first" r:id="rId337"/>
-      <w:footerReference w:type="first" r:id="rId338"/>
+      <w:headerReference w:type="even" r:id="rId336"/>
+      <w:headerReference w:type="default" r:id="rId337"/>
+      <w:footerReference w:type="even" r:id="rId338"/>
+      <w:footerReference w:type="default" r:id="rId339"/>
+      <w:headerReference w:type="first" r:id="rId340"/>
+      <w:footerReference w:type="first" r:id="rId341"/>
       <w:pgSz w:w="11906" w:h="16838"/>
       <w:pgMar w:top="1436" w:right="889" w:bottom="1435" w:left="444" w:header="720" w:footer="707" w:gutter="0"/>
       <w:cols w:space="720"/>
@@ -39829,7 +38880,7 @@
     <w:lsdException w:name="Unresolved Mention" w:semiHidden="1" w:unhideWhenUsed="1"/>
     <w:lsdException w:name="Smart Link" w:semiHidden="1" w:unhideWhenUsed="1"/>
   </w:latentStyles>
-  <w:style w:type="paragraph" w:default="1" w:styleId="a">
+  <w:style w:type="paragraph" w:default="1" w:styleId="Normal">
     <w:name w:val="Normal"/>
     <w:qFormat/>
     <w:rsid w:val="00C70178"/>
@@ -39845,10 +38896,10 @@
       <w:sz w:val="24"/>
     </w:rPr>
   </w:style>
-  <w:style w:type="paragraph" w:styleId="1">
+  <w:style w:type="paragraph" w:styleId="Heading1">
     <w:name w:val="heading 1"/>
-    <w:next w:val="a"/>
-    <w:link w:val="10"/>
+    <w:next w:val="Normal"/>
+    <w:link w:val="Heading1Char"/>
     <w:uiPriority w:val="9"/>
     <w:qFormat/>
     <w:pPr>
@@ -39865,10 +38916,10 @@
       <w:sz w:val="77"/>
     </w:rPr>
   </w:style>
-  <w:style w:type="paragraph" w:styleId="2">
+  <w:style w:type="paragraph" w:styleId="Heading2">
     <w:name w:val="heading 2"/>
-    <w:next w:val="a"/>
-    <w:link w:val="20"/>
+    <w:next w:val="Normal"/>
+    <w:link w:val="Heading2Char"/>
     <w:uiPriority w:val="9"/>
     <w:unhideWhenUsed/>
     <w:qFormat/>
@@ -39886,10 +38937,10 @@
       <w:sz w:val="36"/>
     </w:rPr>
   </w:style>
-  <w:style w:type="paragraph" w:styleId="3">
+  <w:style w:type="paragraph" w:styleId="Heading3">
     <w:name w:val="heading 3"/>
-    <w:next w:val="a"/>
-    <w:link w:val="30"/>
+    <w:next w:val="Normal"/>
+    <w:link w:val="Heading3Char"/>
     <w:uiPriority w:val="9"/>
     <w:unhideWhenUsed/>
     <w:qFormat/>
@@ -39907,13 +38958,13 @@
       <w:sz w:val="24"/>
     </w:rPr>
   </w:style>
-  <w:style w:type="character" w:default="1" w:styleId="a0">
+  <w:style w:type="character" w:default="1" w:styleId="DefaultParagraphFont">
     <w:name w:val="Default Paragraph Font"/>
     <w:uiPriority w:val="1"/>
     <w:semiHidden/>
     <w:unhideWhenUsed/>
   </w:style>
-  <w:style w:type="table" w:default="1" w:styleId="a1">
+  <w:style w:type="table" w:default="1" w:styleId="TableNormal">
     <w:name w:val="Normal Table"/>
     <w:uiPriority w:val="99"/>
     <w:semiHidden/>
@@ -39928,15 +38979,15 @@
       </w:tblCellMar>
     </w:tblPr>
   </w:style>
-  <w:style w:type="numbering" w:default="1" w:styleId="a2">
+  <w:style w:type="numbering" w:default="1" w:styleId="NoList">
     <w:name w:val="No List"/>
     <w:uiPriority w:val="99"/>
     <w:semiHidden/>
     <w:unhideWhenUsed/>
   </w:style>
-  <w:style w:type="character" w:customStyle="1" w:styleId="30">
-    <w:name w:val="כותרת 3 תו"/>
-    <w:link w:val="3"/>
+  <w:style w:type="character" w:customStyle="1" w:styleId="Heading3Char">
+    <w:name w:val="Heading 3 Char"/>
+    <w:link w:val="Heading3"/>
     <w:rPr>
       <w:rFonts w:ascii="David" w:eastAsia="David" w:hAnsi="David" w:cs="David"/>
       <w:b/>
@@ -39944,18 +38995,18 @@
       <w:sz w:val="24"/>
     </w:rPr>
   </w:style>
-  <w:style w:type="character" w:customStyle="1" w:styleId="20">
-    <w:name w:val="כותרת 2 תו"/>
-    <w:link w:val="2"/>
+  <w:style w:type="character" w:customStyle="1" w:styleId="Heading2Char">
+    <w:name w:val="Heading 2 Char"/>
+    <w:link w:val="Heading2"/>
     <w:rPr>
       <w:rFonts w:ascii="Calibri" w:eastAsia="Calibri" w:hAnsi="Calibri" w:cs="Calibri"/>
       <w:color w:val="262626"/>
       <w:sz w:val="36"/>
     </w:rPr>
   </w:style>
-  <w:style w:type="character" w:customStyle="1" w:styleId="10">
-    <w:name w:val="כותרת 1 תו"/>
-    <w:link w:val="1"/>
+  <w:style w:type="character" w:customStyle="1" w:styleId="Heading1Char">
+    <w:name w:val="Heading 1 Char"/>
+    <w:link w:val="Heading1"/>
     <w:rPr>
       <w:rFonts w:ascii="Calibri" w:eastAsia="Calibri" w:hAnsi="Calibri" w:cs="Calibri"/>
       <w:b/>
@@ -39977,9 +39028,9 @@
       </w:tblCellMar>
     </w:tblPr>
   </w:style>
-  <w:style w:type="paragraph" w:styleId="a3">
+  <w:style w:type="paragraph" w:styleId="ListParagraph">
     <w:name w:val="List Paragraph"/>
-    <w:basedOn w:val="a"/>
+    <w:basedOn w:val="Normal"/>
     <w:uiPriority w:val="34"/>
     <w:qFormat/>
     <w:rsid w:val="00C16DF4"/>
@@ -39990,7 +39041,7 @@
   </w:style>
   <w:style w:type="character" w:styleId="Hyperlink">
     <w:name w:val="Hyperlink"/>
-    <w:basedOn w:val="a0"/>
+    <w:basedOn w:val="DefaultParagraphFont"/>
     <w:uiPriority w:val="99"/>
     <w:unhideWhenUsed/>
     <w:rsid w:val="00782AA7"/>
@@ -39999,9 +39050,9 @@
       <w:u w:val="single"/>
     </w:rPr>
   </w:style>
-  <w:style w:type="character" w:styleId="a4">
+  <w:style w:type="character" w:styleId="UnresolvedMention">
     <w:name w:val="Unresolved Mention"/>
-    <w:basedOn w:val="a0"/>
+    <w:basedOn w:val="DefaultParagraphFont"/>
     <w:uiPriority w:val="99"/>
     <w:semiHidden/>
     <w:unhideWhenUsed/>
@@ -40011,10 +39062,10 @@
       <w:shd w:val="clear" w:color="auto" w:fill="E1DFDD"/>
     </w:rPr>
   </w:style>
-  <w:style w:type="paragraph" w:styleId="HTML">
+  <w:style w:type="paragraph" w:styleId="HTMLPreformatted">
     <w:name w:val="HTML Preformatted"/>
-    <w:basedOn w:val="a"/>
-    <w:link w:val="HTML0"/>
+    <w:basedOn w:val="Normal"/>
+    <w:link w:val="HTMLPreformattedChar"/>
     <w:uiPriority w:val="99"/>
     <w:semiHidden/>
     <w:unhideWhenUsed/>
@@ -40050,10 +39101,10 @@
       <w:szCs w:val="20"/>
     </w:rPr>
   </w:style>
-  <w:style w:type="character" w:customStyle="1" w:styleId="HTML0">
-    <w:name w:val="HTML מעוצב מראש תו"/>
-    <w:basedOn w:val="a0"/>
-    <w:link w:val="HTML"/>
+  <w:style w:type="character" w:customStyle="1" w:styleId="HTMLPreformattedChar">
+    <w:name w:val="HTML Preformatted Char"/>
+    <w:basedOn w:val="DefaultParagraphFont"/>
+    <w:link w:val="HTMLPreformatted"/>
     <w:uiPriority w:val="99"/>
     <w:semiHidden/>
     <w:rsid w:val="00C14F6F"/>
@@ -40065,7 +39116,7 @@
   </w:style>
   <w:style w:type="character" w:customStyle="1" w:styleId="y2iqfc">
     <w:name w:val="y2iqfc"/>
-    <w:basedOn w:val="a0"/>
+    <w:basedOn w:val="DefaultParagraphFont"/>
     <w:rsid w:val="00C14F6F"/>
   </w:style>
 </w:styles>
